--- a/manuscrito/_book/Biogeografía-de-encinos-de-México.docx
+++ b/manuscrito/_book/Biogeografía-de-encinos-de-México.docx
@@ -71,14 +71,36 @@
         <w:t xml:space="preserve">1. Introducción</w:t>
       </w:r>
     </w:p>
+    <w:p>
+      <w:pPr>
+        <w:pStyle w:val="FirstParagraph"/>
+      </w:pPr>
+      <w:r>
+        <w:t xml:space="preserve">¿Qué necesita saber alguien que no sepa del tema para entender mi tesis? Explicar de manera clara lo que se necesita saber.</w:t>
+      </w:r>
+    </w:p>
+    <w:p>
+      <w:pPr>
+        <w:pStyle w:val="Textoindependiente"/>
+      </w:pPr>
+      <w:r>
+        <w:t xml:space="preserve">Borradores de outlines.</w:t>
+      </w:r>
+      <w:r>
+        <w:t xml:space="preserve"> </w:t>
+      </w:r>
+      <w:r>
+        <w:t xml:space="preserve">Escoger articulos similares a lo que voy a hacer yo.</w:t>
+      </w:r>
+    </w:p>
     <w:bookmarkEnd w:id="21"/>
-    <w:bookmarkStart w:id="32" w:name="métodología"/>
+    <w:bookmarkStart w:id="30" w:name="metodología"/>
     <w:p>
       <w:pPr>
         <w:pStyle w:val="Ttulo1"/>
       </w:pPr>
       <w:r>
-        <w:t xml:space="preserve">2. Métodología</w:t>
+        <w:t xml:space="preserve">2. Metodología</w:t>
       </w:r>
     </w:p>
     <w:bookmarkStart w:id="23" w:name="datos-espaciales"/>
@@ -104,22 +126,19 @@
         <w:pStyle w:val="FirstParagraph"/>
       </w:pPr>
       <w:r>
-        <w:rPr>
-          <w:strike/>
-        </w:rPr>
-        <w:t xml:space="preserve">La base de datos georeferenciada de encinos se generó al integrar datos de</w:t>
-      </w:r>
-      <w:r>
-        <w:t xml:space="preserve"> </w:t>
-      </w:r>
-      <w:r>
         <w:t xml:space="preserve">La distribución de las especies fue inferida a partir de registros de presencia recopilados de bases de datos públicas Global Biodiversity Information Facility (GBIF)</w:t>
       </w:r>
       <w:r>
         <w:t xml:space="preserve"> </w:t>
       </w:r>
       <w:r>
-        <w:t xml:space="preserve">(GBIF.Org User 2024)</w:t>
+        <w:t xml:space="preserve">(GBIF 2024)</w:t>
+      </w:r>
+      <w:r>
+        <w:t xml:space="preserve"> </w:t>
+      </w:r>
+      <w:r>
+        <w:t xml:space="preserve">(https://doi.org/10.15468/dl.bzhg67)</w:t>
       </w:r>
       <w:r>
         <w:t xml:space="preserve"> </w:t>
@@ -137,127 +156,15 @@
         <w:t xml:space="preserve">(Herbarios Mexicanos 2024)</w:t>
       </w:r>
       <w:r>
-        <w:t xml:space="preserve">. Se consideraron todos los registros de encinos reportados para el territorio mexicano en un rango temporal 1791 a 2024</w:t>
-      </w:r>
-      <w:r>
-        <w:t xml:space="preserve"> </w:t>
-      </w:r>
-      <w:r>
-        <w:rPr>
-          <w:strike/>
-        </w:rPr>
-        <w:t xml:space="preserve">No se realizaron filtros temporales, por lo que la base integrada contiene registros de 1791 a 2024.</w:t>
-      </w:r>
-      <w:r>
-        <w:t xml:space="preserve"> </w:t>
-      </w:r>
-      <w:r>
-        <w:t xml:space="preserve">Para el caso de GBIF, la descarga fue filtrada de manera que los registros</w:t>
-      </w:r>
-      <w:r>
-        <w:t xml:space="preserve"> </w:t>
-      </w:r>
-      <w:r>
-        <w:rPr>
-          <w:strike/>
-        </w:rPr>
-        <w:t xml:space="preserve">que</w:t>
-      </w:r>
-      <w:r>
-        <w:t xml:space="preserve"> </w:t>
-      </w:r>
-      <w:r>
-        <w:t xml:space="preserve">no presentaran problemas geoespaciales</w:t>
-      </w:r>
-      <w:r>
-        <w:t xml:space="preserve"> </w:t>
-      </w:r>
-      <w:r>
-        <w:t xml:space="preserve"> </w:t>
-      </w:r>
-      <w:r>
-        <w:t xml:space="preserve">y presentaran información de coordenadas geográficas.</w:t>
-      </w:r>
-      <w:r>
-        <w:t xml:space="preserve"> </w:t>
-      </w:r>
-      <w:r>
-        <w:rPr>
-          <w:strike/>
-        </w:rPr>
-        <w:t xml:space="preserve">que pertenecieran a México</w:t>
-      </w:r>
-      <w:r>
-        <w:t xml:space="preserve"> </w:t>
-      </w:r>
-      <w:r>
-        <w:rPr>
-          <w:strike/>
-        </w:rPr>
-        <w:t xml:space="preserve">y el formato de descarga fue Darwin Core</w:t>
-      </w:r>
-      <w:r>
-        <w:t xml:space="preserve"> </w:t>
-      </w:r>
-      <w:r>
-        <w:t xml:space="preserve">.</w:t>
-      </w:r>
-      <w:r>
-        <w:t xml:space="preserve"> </w:t>
-      </w:r>
-      <w:r>
-        <w:rPr>
-          <w:strike/>
-        </w:rPr>
-        <w:t xml:space="preserve">Para el caso de la Red de Herbarios, se indicó que se incluyeran sinónimos</w:t>
-      </w:r>
-      <w:r>
-        <w:t xml:space="preserve">,</w:t>
-      </w:r>
-      <w:r>
-        <w:t xml:space="preserve"> </w:t>
-      </w:r>
-      <w:r>
-        <w:t xml:space="preserve"> </w:t>
-      </w:r>
-      <w:r>
-        <w:rPr>
-          <w:strike/>
-        </w:rPr>
-        <w:t xml:space="preserve">y que se tomarán todas las colecciones, en este caso, se tienen registros de los siguientes herbarios:</w:t>
-      </w:r>
-      <w:r>
-        <w:t xml:space="preserve"> </w:t>
-      </w:r>
-      <w:r>
-        <w:t xml:space="preserve"> </w:t>
-      </w:r>
-      <w:r>
-        <w:t xml:space="preserve">P</w:t>
-      </w:r>
-      <w:r>
-        <w:rPr>
-          <w:strike/>
-        </w:rPr>
-        <w:t xml:space="preserve">ara estandarizar y validar</w:t>
-      </w:r>
-      <w:r>
-        <w:t xml:space="preserve">La estandarización y validación de la nomenclatura taxonómica de las especies presentes en la base de datos, se realizó con base en</w:t>
-      </w:r>
-      <w:r>
-        <w:t xml:space="preserve"> </w:t>
-      </w:r>
-      <w:r>
-        <w:rPr>
-          <w:strike/>
-        </w:rPr>
-        <w:t xml:space="preserve">utilizó el</w:t>
-      </w:r>
-      <w:r>
-        <w:t xml:space="preserve"> </w:t>
-      </w:r>
-      <w:r>
-        <w:t xml:space="preserve">backbone taxonómico de GBIF. Para ello, se utilizó la API de GBIF y el paquete</w:t>
+        <w:t xml:space="preserve">. Se consideraron todos los registros de encinos reportados para el territorio mexicano en un rango temporal 1791 a 2024 y que presentaran información de coordenadas geográficas. Para la Red de Herbarios, se consideraron registros de todas las colecciones disponibles, la lista completa de herbarios puede consultarse en el Material Suplementario 1.</w:t>
+      </w:r>
+    </w:p>
+    <w:p>
+      <w:pPr>
+        <w:pStyle w:val="Textoindependiente"/>
+      </w:pPr>
+      <w:r>
+        <w:t xml:space="preserve">La estandarización y validación de la nomenclatura taxonómica de las especies presentes en la base de datos, se realizó con base al backbone taxonómico de GBIF. Este procedimiento permitió homogeneizar los nombres científicos y detectar sinónimos o errores de nomenclatura, garantizando así la consistencia taxonómica en los análisis posteriores. Para ello, se utilizó la API de GBIF y el paquete</w:t>
       </w:r>
       <w:r>
         <w:t xml:space="preserve"> </w:t>
@@ -289,19 +196,19 @@
       <w:r>
         <w:t xml:space="preserve">.</w:t>
       </w:r>
-      <w:r>
-        <w:t xml:space="preserve"> </w:t>
-      </w:r>
-      <w:r>
-        <w:t xml:space="preserve">Este procedimiento permitió homogeneizar los nombres científicos y detectar sinónimos o errores de nomenclatura, garantizando así la consistencia taxonómica en los análisis posteriores.</w:t>
-      </w:r>
     </w:p>
     <w:p>
       <w:pPr>
         <w:pStyle w:val="Textoindependiente"/>
       </w:pPr>
       <w:r>
-        <w:t xml:space="preserve">Los registros fueron filtrados conservando observaciones humanas, especimenes preservados, especimenes vivos y ejemplares herborizado. Se eliminaron aquellos que no se encontraran dentro de México o estuvieran duplicados, considerando como duplicados aquellos con las mismas coordenadas e identificación taxonómica. Adicionalmente, se realizó una limpieza de coordenadas mediante la función</w:t>
+        <w:t xml:space="preserve">Los registros fueron filtrados para conservar únicamente observaciones humanas, especímenes preservados, especímenes vivos y ejemplares herborizados. Se eliminaron registros duplicados, definidos como aquellos que comparten las mismas coordenadas geográficas y la misma identificación taxonómica. Además, se depuraron las coordenadas para asegurar su validez. Se eliminaron registros que se encontraran dentro de un radio de 10 km de la capital, a un radio de 1 km del centroide del país, a un radio de 0.1 km de instituciones de biodiversidad y registros aislados igual o más de 1000 km respecto a los demás de la misma especie mediante la</w:t>
+      </w:r>
+      <w:r>
+        <w:t xml:space="preserve"> </w:t>
+      </w:r>
+      <w:r>
+        <w:t xml:space="preserve">la función</w:t>
       </w:r>
       <w:r>
         <w:t xml:space="preserve"> </w:t>
@@ -322,86 +229,7 @@
         <w:t xml:space="preserve"> </w:t>
       </w:r>
       <w:r>
-        <w:t xml:space="preserve">(</w:t>
-      </w:r>
-      <w:r>
-        <w:rPr>
-          <w:b/>
-          <w:bCs/>
-        </w:rPr>
-        <w:t xml:space="preserve">zizka209?</w:t>
-      </w:r>
-      <w:r>
-        <w:t xml:space="preserve">)</w:t>
-      </w:r>
-      <w:r>
-        <w:t xml:space="preserve">, el cual verifica si las coordenadas de los registros son válidas</w:t>
-      </w:r>
-      <w:r>
-        <w:t xml:space="preserve"> </w:t>
-      </w:r>
-      <w:r>
-        <w:t xml:space="preserve">. Especificamente, revisa que no se encuentran dentro de un radio XX</w:t>
-      </w:r>
-      <w:r>
-        <w:t xml:space="preserve"> </w:t>
-      </w:r>
-      <w:r>
-        <w:t xml:space="preserve"> </w:t>
-      </w:r>
-      <w:r>
-        <w:t xml:space="preserve">de las capitales o cerca</w:t>
-      </w:r>
-      <w:r>
-        <w:t xml:space="preserve"> </w:t>
-      </w:r>
-      <w:r>
-        <w:t xml:space="preserve"> </w:t>
-      </w:r>
-      <w:r>
-        <w:t xml:space="preserve">del centroides del país, con misma latitud y longitud</w:t>
-      </w:r>
-      <w:r>
-        <w:t xml:space="preserve"> </w:t>
-      </w:r>
-      <w:r>
-        <w:t xml:space="preserve">, cerca de museos e instituciones científicas</w:t>
-      </w:r>
-      <w:r>
-        <w:t xml:space="preserve"> </w:t>
-      </w:r>
-      <w:r>
-        <w:t xml:space="preserve">, registros muy aislados respecto a los demás de la misma especie</w:t>
-      </w:r>
-      <w:r>
-        <w:t xml:space="preserve"> </w:t>
-      </w:r>
-      <w:r>
-        <w:t xml:space="preserve">, puntos en el océano y con valor de (0,0)</w:t>
-      </w:r>
-      <w:r>
-        <w:t xml:space="preserve"> </w:t>
-      </w:r>
-      <w:r>
-        <w:t xml:space="preserve">. La limpieza y manipulación de datos fueron realizadas utilizando R v.4.3.2</w:t>
-      </w:r>
-      <w:r>
-        <w:t xml:space="preserve"> </w:t>
-      </w:r>
-      <w:r>
-        <w:t xml:space="preserve">(Team 2024)</w:t>
-      </w:r>
-      <w:r>
-        <w:t xml:space="preserve"> </w:t>
-      </w:r>
-      <w:r>
-        <w:t xml:space="preserve">y el paquete tidyverse</w:t>
-      </w:r>
-      <w:r>
-        <w:t xml:space="preserve"> </w:t>
-      </w:r>
-      <w:r>
-        <w:t xml:space="preserve">(Wickham</w:t>
+        <w:t xml:space="preserve">(Zizka</w:t>
       </w:r>
       <w:r>
         <w:t xml:space="preserve"> </w:t>
@@ -420,7 +248,7 @@
         <w:t xml:space="preserve">2019)</w:t>
       </w:r>
       <w:r>
-        <w:t xml:space="preserve">.</w:t>
+        <w:t xml:space="preserve">,</w:t>
       </w:r>
     </w:p>
     <w:p>
@@ -428,31 +256,40 @@
         <w:pStyle w:val="Textoindependiente"/>
       </w:pPr>
       <w:r>
-        <w:t xml:space="preserve">Los registros de XX especies fueron excluidas de análisis posteriores con base en los siguientes criteros. En primer lugar, mediante una búsqueda bibliográfica manual se determinó su origen y se excluyeron aquellas que no son nativas</w:t>
-      </w:r>
-      <w:r>
-        <w:t xml:space="preserve"> </w:t>
-      </w:r>
-      <w:r>
-        <w:t xml:space="preserve">. Adicionalmente, las especies con menos de 20 registros fueron conservadas únicamente si habían están incluidas en la filogenia</w:t>
-      </w:r>
-      <w:r>
-        <w:t xml:space="preserve"> </w:t>
-      </w:r>
-      <w:r>
-        <w:t xml:space="preserve"> </w:t>
-      </w:r>
-      <w:r>
-        <w:t xml:space="preserve">o si la baja representación de registros se debe a que presentan una distribución restringida pero su rango geográfico está adecuadamente representado.</w:t>
-      </w:r>
-      <w:r>
-        <w:t xml:space="preserve"> </w:t>
-      </w:r>
-      <w:r>
-        <w:t xml:space="preserve"> </w:t>
-      </w:r>
-      <w:r>
-        <w:t xml:space="preserve">Finalmente, las especies con menos de 10 registros y sin distribución restringida fueron eliminadas.</w:t>
+        <w:t xml:space="preserve">Los registros de 51 especies fueron excluidas de análisis posteriores con base en los siguientes criterios. En primer lugar, mediante una búsqueda bibliográfica manual se determinó su origen y se excluyeron aquellas que no son nativas mediante la consulta de Plants of the World Online</w:t>
+      </w:r>
+      <w:r>
+        <w:t xml:space="preserve"> </w:t>
+      </w:r>
+      <w:r>
+        <w:t xml:space="preserve">(2025)</w:t>
+      </w:r>
+      <w:r>
+        <w:t xml:space="preserve"> </w:t>
+      </w:r>
+      <w:r>
+        <w:t xml:space="preserve">y de Tropicos.org</w:t>
+      </w:r>
+      <w:r>
+        <w:t xml:space="preserve"> </w:t>
+      </w:r>
+      <w:r>
+        <w:t xml:space="preserve">(Missouri Botanical Garden 2025)</w:t>
+      </w:r>
+      <w:r>
+        <w:t xml:space="preserve">. Adicionalmente, las especies con menos de 20 registros fueron conservadas únicamente si están incluidas en la filogenia de Hipp et al.</w:t>
+      </w:r>
+      <w:r>
+        <w:t xml:space="preserve"> </w:t>
+      </w:r>
+      <w:r>
+        <w:t xml:space="preserve">(2020)</w:t>
+      </w:r>
+      <w:r>
+        <w:t xml:space="preserve"> </w:t>
+      </w:r>
+      <w:r>
+        <w:t xml:space="preserve">o si la baja representación de registros se debe a que presentan una distribución restringida pero su rango geográfico está adecuadamente representado. Finalmente, las especies con menos de 10 registros y sin distribución restringida fueron eliminadas.</w:t>
       </w:r>
     </w:p>
     <w:p>
@@ -492,27 +329,13 @@
       <w:r>
         <w:t xml:space="preserve">. Para ello, se utilizó una función personalizada que automatiza el proceso de extracción de la categoría de conservación.</w:t>
       </w:r>
-      <w:r>
-        <w:t xml:space="preserve"> </w:t>
-      </w:r>
-      <w:r>
-        <w:rPr>
-          <w:strike/>
-        </w:rPr>
-        <w:t xml:space="preserve">Para la extracción de l</w:t>
-      </w:r>
-      <w:r>
-        <w:t xml:space="preserve">. Adicionalmente, la elevación, municipio y el estado de cada registro se obtuvieron del Continuo de Elevacion Mexicano (CEM) de INEGI, el cual tiene una resolución de 15 m (</w:t>
-      </w:r>
-      <w:r>
-        <w:rPr>
-          <w:i/>
-          <w:iCs/>
-        </w:rPr>
-        <w:t xml:space="preserve">cita</w:t>
-      </w:r>
-      <w:r>
-        <w:t xml:space="preserve">), y una capa de división política del país</w:t>
+    </w:p>
+    <w:p>
+      <w:pPr>
+        <w:pStyle w:val="Textoindependiente"/>
+      </w:pPr>
+      <w:r>
+        <w:t xml:space="preserve">Adicionalmente, la elevación, municipio y el estado de cada registro se obtuvieron del Continuo de Elevacion Mexicano (CEM) de INEGI, el cual tiene una resolución de 15 m (INEGI,2017), y una capa de división política del país</w:t>
       </w:r>
       <w:r>
         <w:t xml:space="preserve"> </w:t>
@@ -647,7 +470,7 @@
     </w:p>
     <w:bookmarkEnd w:id="22"/>
     <w:bookmarkEnd w:id="23"/>
-    <w:bookmarkStart w:id="26" w:name="evaluación-de-sesgo-de-muestreoescala"/>
+    <w:bookmarkStart w:id="24" w:name="evaluación-de-sesgo-de-muestreoescala"/>
     <w:p>
       <w:pPr>
         <w:pStyle w:val="Ttulo2"/>
@@ -686,27 +509,15 @@
         <w:t xml:space="preserve">(2017)</w:t>
       </w:r>
       <w:r>
-        <w:t xml:space="preserve">). Primero, se evaluó que las escalas de celda escogidas permitieran representar la heterogeneidad ambiental y topográfica de las provincias biogeográficas. Para esto se evaluó el número de celdas que representan cada region biogeografica considerando solo la extension de las provincias biogeográficas y considerando solo las celdas para las que se obtiuvieron registros de encinos.</w:t>
-      </w:r>
-    </w:p>
-    <w:bookmarkStart w:id="24" w:name="curvas-de-rarefacción"/>
-    <w:p>
-      <w:pPr>
-        <w:pStyle w:val="Ttulo3"/>
-      </w:pPr>
-      <w:r>
-        <w:t xml:space="preserve">2.2.1 Curvas de rarefacción</w:t>
-      </w:r>
-    </w:p>
-    <w:p>
-      <w:pPr>
-        <w:pStyle w:val="FirstParagraph"/>
-      </w:pPr>
-      <w:r>
-        <w:t xml:space="preserve">Adicionalmente, se generaron curvas de rarefacción acumulativa por provincia biogeográfica y por escala espacial con el fin de evaluar la intensidad de muestreo en relación con la riqueza de especies. Estas curvas permiten estimar el número de celdas necesarias para alcanzar una representación relativamente estable de la riqueza observada en cada región, bajo el supuesto de un muestreo aleatorio</w:t>
-      </w:r>
-      <w:r>
-        <w:t xml:space="preserve"> </w:t>
+        <w:t xml:space="preserve">) en cuanto a su representantación de la heterogeneidad ambiental y topográfica de las provincias biogeográficas. Para ello, se calculó el número de celdas que representan cada región biogeográfica considerando solo la extensión de las provincias biogeográficas y considerando solo las celdas para las que se obtuvieron registros de encinos.</w:t>
+      </w:r>
+    </w:p>
+    <w:p>
+      <w:pPr>
+        <w:pStyle w:val="Textoindependiente"/>
+      </w:pPr>
+      <w:r>
+        <w:t xml:space="preserve">Por otra parte, se evaluó la intensidad de muestreo en relación a la riqueza de especies mediante dos aproximaciones, la relación entre el número de registros con la cantidad de especies alcanzadas y a través de curvas de rarefacción de celdas con respecto a la riqueza por cada región biogeográfica, las cuales permiten estimar el número de celdas necesarias para alcanzar una representación relativamente estable</w:t>
       </w:r>
       <w:r>
         <w:t xml:space="preserve">(Baldwin</w:t>
@@ -732,38 +543,7 @@
       </w:r>
     </w:p>
     <w:bookmarkEnd w:id="24"/>
-    <w:bookmarkStart w:id="25" w:name="relación-registros-vs-riqueza"/>
-    <w:p>
-      <w:pPr>
-        <w:pStyle w:val="Ttulo3"/>
-      </w:pPr>
-      <w:r>
-        <w:t xml:space="preserve">2.2.2 Relación registros vs riqueza</w:t>
-      </w:r>
-    </w:p>
-    <w:p>
-      <w:pPr>
-        <w:pStyle w:val="FirstParagraph"/>
-      </w:pPr>
-      <w:r>
-        <w:t xml:space="preserve">Para explorar la relación entre la riqueza de especies y el número de registros disponibles, se generaron curvas de acumulación a partir de la base de datos depurada. Primero, se ordenaron aleatoriamente los registros para evitar sesgos por el orden original de los datos. Luego, se contabilizó el número de especies únicas conforme se iban incorporando progresivamente más registros, tanto de manera secuencial como mediante muestreo aleatorio sin reemplazo. Para ello, se implementaron funciones personalizadas en R v.4.3.2</w:t>
-      </w:r>
-      <w:r>
-        <w:t xml:space="preserve"> </w:t>
-      </w:r>
-      <w:r>
-        <w:t xml:space="preserve">(Team 2024)</w:t>
-      </w:r>
-      <w:r>
-        <w:t xml:space="preserve"> </w:t>
-      </w:r>
-      <w:r>
-        <w:t xml:space="preserve">que permitieron calcular la riqueza acumulada (número de especies únicas) para cada número incremental de registros. Se graficaron ambas curvas —una basada en el orden original aleatorizado y otra mediante muestreo aleatorio en cada iteración— para comparar los patrones de acumulación de riqueza en función del esfuerzo de muestreo.</w:t>
-      </w:r>
-    </w:p>
-    <w:bookmarkEnd w:id="25"/>
-    <w:bookmarkEnd w:id="26"/>
-    <w:bookmarkStart w:id="27" w:name="construcción-del-marco-filogenético"/>
+    <w:bookmarkStart w:id="25" w:name="construcción-del-marco-filogenético"/>
     <w:p>
       <w:pPr>
         <w:pStyle w:val="Ttulo2"/>
@@ -823,7 +603,28 @@
         <w:t xml:space="preserve">2015)</w:t>
       </w:r>
       <w:r>
-        <w:t xml:space="preserve">. Por otra parte, se empleó el paquete ape v5.8</w:t>
+        <w:t xml:space="preserve">. Por otra parte, se</w:t>
+      </w:r>
+      <w:r>
+        <w:t xml:space="preserve"> </w:t>
+      </w:r>
+      <w:r>
+        <w:t xml:space="preserve">“podó”</w:t>
+      </w:r>
+      <w:r>
+        <w:t xml:space="preserve"> </w:t>
+      </w:r>
+      <w:r>
+        <w:t xml:space="preserve">el árbol filogenético, eliminando las especies ausentes en la base de datos y conservando únicamente aquellas coincidentes con el paquete</w:t>
+      </w:r>
+      <w:r>
+        <w:t xml:space="preserve"> </w:t>
+      </w:r>
+      <w:r>
+        <w:rPr>
+          <w:rStyle w:val="VerbatimChar"/>
+        </w:rPr>
+        <w:t xml:space="preserve">ape v5.8</w:t>
       </w:r>
       <w:r>
         <w:t xml:space="preserve"> </w:t>
@@ -835,11 +636,11 @@
         <w:t xml:space="preserve"> </w:t>
       </w:r>
       <w:r>
-        <w:t xml:space="preserve">para podar el árbol filogenético, eliminando las especies ausentes en la base de datos y conservando únicamente aquellas coincidentes.</w:t>
-      </w:r>
-    </w:p>
-    <w:bookmarkEnd w:id="27"/>
-    <w:bookmarkStart w:id="31" w:name="índices-de-biodiversidad"/>
+        <w:t xml:space="preserve">.</w:t>
+      </w:r>
+    </w:p>
+    <w:bookmarkEnd w:id="25"/>
+    <w:bookmarkStart w:id="29" w:name="índices-de-biodiversidad"/>
     <w:p>
       <w:pPr>
         <w:pStyle w:val="Ttulo2"/>
@@ -853,7 +654,7 @@
         <w:pStyle w:val="FirstParagraph"/>
       </w:pPr>
       <w:r>
-        <w:t xml:space="preserve">Se calcularon 3 índices de biodiversidad: riqueza de especies, endemismo ponderado y diversidad filogénetica. Para calcularlos se utilizaron rasters de distribución de especies, los cuales fueron generados a partir de la base de datos, el árbol filogénetico de Hipp et al.</w:t>
+        <w:t xml:space="preserve">Se calcularon 3 índices de biodiversidad: riqueza de especies, endemismo ponderado y diversidad filogénetica. Para ello, se utilizaron rasters de distribución de especies, los cuales fueron generados a partir de la base de datos, el árbol filogénetico de Hipp et al.</w:t>
       </w:r>
       <w:r>
         <w:t xml:space="preserve"> </w:t>
@@ -865,13 +666,19 @@
         <w:t xml:space="preserve"> </w:t>
       </w:r>
       <w:r>
-        <w:t xml:space="preserve">y el paquete de R</w:t>
-      </w:r>
-      <w:r>
-        <w:t xml:space="preserve"> </w:t>
-      </w:r>
-      <w:r>
-        <w:t xml:space="preserve">‘Phyloraster’</w:t>
+        <w:t xml:space="preserve">y el paquete</w:t>
+      </w:r>
+      <w:r>
+        <w:t xml:space="preserve"> </w:t>
+      </w:r>
+      <w:r>
+        <w:rPr>
+          <w:rStyle w:val="VerbatimChar"/>
+        </w:rPr>
+        <w:t xml:space="preserve">Phyloraster</w:t>
+      </w:r>
+      <w:r>
+        <w:t xml:space="preserve"> </w:t>
       </w:r>
       <w:r>
         <w:t xml:space="preserve">(Alves-Ferreira</w:t>
@@ -901,7 +708,32 @@
         <w:pStyle w:val="Textoindependiente"/>
       </w:pPr>
       <w:r>
-        <w:t xml:space="preserve">La riqueza de especies se calculó con</w:t>
+        <w:t xml:space="preserve">La riqueza de especies, que es la suma de los taxones presentes en un área dada</w:t>
+      </w:r>
+      <w:r>
+        <w:t xml:space="preserve"> </w:t>
+      </w:r>
+      <w:r>
+        <w:t xml:space="preserve">(Laffan</w:t>
+      </w:r>
+      <w:r>
+        <w:t xml:space="preserve"> </w:t>
+      </w:r>
+      <w:r>
+        <w:rPr>
+          <w:i/>
+          <w:iCs/>
+        </w:rPr>
+        <w:t xml:space="preserve">et al.</w:t>
+      </w:r>
+      <w:r>
+        <w:t xml:space="preserve"> </w:t>
+      </w:r>
+      <w:r>
+        <w:t xml:space="preserve">2016)</w:t>
+      </w:r>
+      <w:r>
+        <w:t xml:space="preserve">, se calculó con</w:t>
       </w:r>
       <w:r>
         <w:t xml:space="preserve"> </w:t>
@@ -995,7 +827,7 @@
       <w:pPr>
         <w:pStyle w:val="Textoindependiente"/>
       </w:pPr>
-      <w:bookmarkStart w:id="28" w:name="eq-sr"/>
+      <w:bookmarkStart w:id="26" w:name="eq-sr"/>
       <m:oMathPara>
         <m:oMathParaPr>
           <m:jc m:val="center"/>
@@ -1072,14 +904,39 @@
           </m:d>
         </m:oMath>
       </m:oMathPara>
-      <w:bookmarkEnd w:id="28"/>
+      <w:bookmarkEnd w:id="26"/>
     </w:p>
     <w:p>
       <w:pPr>
         <w:pStyle w:val="FirstParagraph"/>
       </w:pPr>
       <w:r>
-        <w:t xml:space="preserve">El endemismo ponderado evalúa el rango de cada especie a una región, en función de la proporción de su rango total que se encuentra dentro de dicha región, este es calculado a través de la</w:t>
+        <w:t xml:space="preserve">El endemismo ponderado cuantifica el grado de restricción geográfica de las especies presentes en una región, ponderando cada especie según la proporción de su rango de distribución global que ocurre dentro de una región dada</w:t>
+      </w:r>
+      <w:r>
+        <w:t xml:space="preserve"> </w:t>
+      </w:r>
+      <w:r>
+        <w:t xml:space="preserve">(Laffan</w:t>
+      </w:r>
+      <w:r>
+        <w:t xml:space="preserve"> </w:t>
+      </w:r>
+      <w:r>
+        <w:rPr>
+          <w:i/>
+          <w:iCs/>
+        </w:rPr>
+        <w:t xml:space="preserve">et al.</w:t>
+      </w:r>
+      <w:r>
+        <w:t xml:space="preserve"> </w:t>
+      </w:r>
+      <w:r>
+        <w:t xml:space="preserve">2016)</w:t>
+      </w:r>
+      <w:r>
+        <w:t xml:space="preserve">. Este es calculado a través de la</w:t>
       </w:r>
       <w:r>
         <w:t xml:space="preserve"> </w:t>
@@ -1109,7 +966,7 @@
         <w:t xml:space="preserve"> </w:t>
       </w:r>
       <w:r>
-        <w:t xml:space="preserve">es el rango local,</w:t>
+        <w:t xml:space="preserve">representa el rango local,</w:t>
       </w:r>
       <w:r>
         <w:t xml:space="preserve"> </w:t>
@@ -1157,7 +1014,16 @@
         <w:t xml:space="preserve"> </w:t>
       </w:r>
       <w:r>
-        <w:t xml:space="preserve">representan el subconjunto de taxones que ocurren en una región determinada. En el caso de phyloraster, el cálculo se realiza con el área de las celdas, ya que en la mayoría de casos se trata a las celdas como si fueran del mismo tamaño</w:t>
+        <w:t xml:space="preserve">representan el subconjunto de taxones que ocurren en una región determinada, para ello, se hizo uso del paquete</w:t>
+      </w:r>
+      <w:r>
+        <w:t xml:space="preserve"> </w:t>
+      </w:r>
+      <w:r>
+        <w:rPr>
+          <w:rStyle w:val="VerbatimChar"/>
+        </w:rPr>
+        <w:t xml:space="preserve">Phyloraster</w:t>
       </w:r>
       <w:r>
         <w:t xml:space="preserve"> </w:t>
@@ -1189,7 +1055,7 @@
       <w:pPr>
         <w:pStyle w:val="Textoindependiente"/>
       </w:pPr>
-      <w:bookmarkStart w:id="29" w:name="eq-we"/>
+      <w:bookmarkStart w:id="27" w:name="eq-we"/>
       <m:oMathPara>
         <m:oMathParaPr>
           <m:jc m:val="center"/>
@@ -1287,7 +1153,7 @@
           </m:d>
         </m:oMath>
       </m:oMathPara>
-      <w:bookmarkEnd w:id="29"/>
+      <w:bookmarkEnd w:id="27"/>
     </w:p>
     <w:p>
       <w:pPr>
@@ -1311,7 +1177,7 @@
       <w:r>
         <w:t xml:space="preserve"> </w:t>
       </w:r>
-      <w:hyperlink w:anchor="eq-faith_pd">
+      <w:hyperlink w:anchor="eq-faithpd">
         <w:r>
           <w:rPr>
             <w:rStyle w:val="Hipervnculo"/>
@@ -1375,7 +1241,7 @@
       <w:pPr>
         <w:pStyle w:val="Textoindependiente"/>
       </w:pPr>
-      <w:bookmarkStart w:id="30" w:name="eq-faith_pd"/>
+      <w:bookmarkStart w:id="28" w:name="eq-faithpd"/>
       <m:oMathPara>
         <m:oMathParaPr>
           <m:jc m:val="center"/>
@@ -1464,7 +1330,7 @@
           </m:d>
         </m:oMath>
       </m:oMathPara>
-      <w:bookmarkEnd w:id="30"/>
+      <w:bookmarkEnd w:id="28"/>
     </w:p>
     <w:p>
       <w:pPr>
@@ -1488,46 +1354,56 @@
         <w:t xml:space="preserve">Regression models? (PENDIENTE)</w:t>
       </w:r>
     </w:p>
+    <w:bookmarkEnd w:id="29"/>
+    <w:bookmarkEnd w:id="30"/>
+    <w:bookmarkStart w:id="67" w:name="resultados"/>
+    <w:p>
+      <w:pPr>
+        <w:pStyle w:val="Ttulo1"/>
+      </w:pPr>
+      <w:r>
+        <w:t xml:space="preserve">3. Resultados</w:t>
+      </w:r>
+    </w:p>
+    <w:bookmarkStart w:id="31" w:name="datos-espaciales-1"/>
+    <w:p>
+      <w:pPr>
+        <w:pStyle w:val="Ttulo2"/>
+      </w:pPr>
+      <w:r>
+        <w:t xml:space="preserve">3.1 Datos espaciales</w:t>
+      </w:r>
+    </w:p>
+    <w:p>
+      <w:pPr>
+        <w:pStyle w:val="FirstParagraph"/>
+      </w:pPr>
+      <w:r>
+        <w:t xml:space="preserve">La base de datos compuesta con los registros de encinos en México contiene 52,877 observaciones únicas, representando a 164 especies.</w:t>
+      </w:r>
+    </w:p>
+    <w:p>
+      <w:pPr>
+        <w:pStyle w:val="Textoindependiente"/>
+      </w:pPr>
+      <w:r>
+        <w:t xml:space="preserve">Por otra parte, se identificaron 87 especies en común entre el árbol filogenético de Hipp et al.</w:t>
+      </w:r>
+      <w:r>
+        <w:t xml:space="preserve"> </w:t>
+      </w:r>
+      <w:r>
+        <w:t xml:space="preserve">(2020)</w:t>
+      </w:r>
+      <w:r>
+        <w:t xml:space="preserve"> </w:t>
+      </w:r>
+      <w:r>
+        <w:t xml:space="preserve">y la base de datos de encinos, las cuales suman un total de 44,295 registros.</w:t>
+      </w:r>
+    </w:p>
     <w:bookmarkEnd w:id="31"/>
-    <w:bookmarkEnd w:id="32"/>
-    <w:bookmarkStart w:id="169" w:name="resultados"/>
-    <w:p>
-      <w:pPr>
-        <w:pStyle w:val="Ttulo1"/>
-      </w:pPr>
-      <w:r>
-        <w:t xml:space="preserve">3. Resultados</w:t>
-      </w:r>
-    </w:p>
-    <w:bookmarkStart w:id="33" w:name="datos-espaciales-1"/>
-    <w:p>
-      <w:pPr>
-        <w:pStyle w:val="Ttulo2"/>
-      </w:pPr>
-      <w:r>
-        <w:t xml:space="preserve">3.1 Datos espaciales</w:t>
-      </w:r>
-    </w:p>
-    <w:p>
-      <w:pPr>
-        <w:pStyle w:val="FirstParagraph"/>
-      </w:pPr>
-      <w:r>
-        <w:t xml:space="preserve">La base de datos compuesta con los registros de encinos en México contiene 47586 observaciones únicas, representando a 186 especies.</w:t>
-      </w:r>
-      <w:r>
-        <w:t xml:space="preserve"> </w:t>
-      </w:r>
-      <w:r>
-        <w:rPr>
-          <w:i/>
-          <w:iCs/>
-        </w:rPr>
-        <w:t xml:space="preserve">Falta decir cuantos encinos de cada seccion</w:t>
-      </w:r>
-    </w:p>
-    <w:bookmarkEnd w:id="33"/>
-    <w:bookmarkStart w:id="67" w:name="evaluación-de-sesgo-de-muestreoescala-1"/>
+    <w:bookmarkStart w:id="46" w:name="evaluación-de-sesgo-de-muestreoescala-1"/>
     <w:p>
       <w:pPr>
         <w:pStyle w:val="Ttulo2"/>
@@ -1553,75 +1429,7 @@
         <w:pStyle w:val="FirstParagraph"/>
       </w:pPr>
       <w:r>
-        <w:t xml:space="preserve">Las Figuras</w:t>
-      </w:r>
-      <w:r>
-        <w:t xml:space="preserve"> </w:t>
-      </w:r>
-      <w:hyperlink w:anchor="fig-cuadrosRegion1">
-        <w:r>
-          <w:rPr>
-            <w:rStyle w:val="Hipervnculo"/>
-          </w:rPr>
-          <w:t xml:space="preserve">Figura 3.1</w:t>
-        </w:r>
-      </w:hyperlink>
-      <w:r>
-        <w:t xml:space="preserve"> </w:t>
-      </w:r>
-      <w:r>
-        <w:t xml:space="preserve">y</w:t>
-      </w:r>
-      <w:r>
-        <w:t xml:space="preserve"> </w:t>
-      </w:r>
-      <w:hyperlink w:anchor="fig-cuadrosRegion2">
-        <w:r>
-          <w:rPr>
-            <w:rStyle w:val="Hipervnculo"/>
-          </w:rPr>
-          <w:t xml:space="preserve">Figura 3.2</w:t>
-        </w:r>
-      </w:hyperlink>
-      <w:r>
-        <w:t xml:space="preserve"> </w:t>
-      </w:r>
-      <w:r>
-        <w:t xml:space="preserve">muestran la representación de las provincias biogeográficas de México en las distintas escalas espaciales elegidas. En la Figura</w:t>
-      </w:r>
-      <w:r>
-        <w:t xml:space="preserve"> </w:t>
-      </w:r>
-      <w:hyperlink w:anchor="fig-cuadrosRegion1">
-        <w:r>
-          <w:rPr>
-            <w:rStyle w:val="Hipervnculo"/>
-          </w:rPr>
-          <w:t xml:space="preserve">Figura 3.1</w:t>
-        </w:r>
-      </w:hyperlink>
-      <w:r>
-        <w:t xml:space="preserve"> </w:t>
-      </w:r>
-      <w:r>
-        <w:t xml:space="preserve">se presenta el número total de cuadros por provincia en cada escala, mientras que la Figura</w:t>
-      </w:r>
-      <w:r>
-        <w:t xml:space="preserve"> </w:t>
-      </w:r>
-      <w:hyperlink w:anchor="fig-cuadrosRegion2">
-        <w:r>
-          <w:rPr>
-            <w:rStyle w:val="Hipervnculo"/>
-          </w:rPr>
-          <w:t xml:space="preserve">Figura 3.2</w:t>
-        </w:r>
-      </w:hyperlink>
-      <w:r>
-        <w:t xml:space="preserve"> </w:t>
-      </w:r>
-      <w:r>
-        <w:t xml:space="preserve">muestra el número de cuadros que contienen registros de especies.</w:t>
+        <w:t xml:space="preserve">En todas las escalas, las provincias biogeográficas están representadas por más de una celda. En el caso de las regiones con un área menor, como los Altos de Chiapas o la Sonorense, el número de celdas se mantiene relativamente constante a partir de una resolución cercana a 0.315°.</w:t>
       </w:r>
     </w:p>
     <w:p>
@@ -1629,7 +1437,7 @@
         <w:pStyle w:val="Textoindependiente"/>
       </w:pPr>
       <w:r>
-        <w:t xml:space="preserve">En ambas figuras, se observa una variación en la cantidad de cuadros por provincia y por escala. Algunas provincias, como el Eje Neovolcánico y la Sierra Madre del Sur, presentan consistentemente un mayor número de cuadros en comparación con otras regiones. En las escalas más finas (e.g., 0.135°), se observa un mayor número de cuadros en general, mientras que en escalas menos detalladas (e.g., 0.45°), el número de cuadros disminuye. Esta tendencia es consistente tanto para los cuadros totales como para los cuadros con registros.</w:t>
+        <w:t xml:space="preserve">Por el contrario, en las provincias más extensas y con mayor número de registros, como la de Sierra Madre Oriental o el Desierto Chihuahuense, se observan diferencias más marcadas entre escalas, aunque en resoluciones de 0.405° y 0.45° los patrones de representación son bastante similares.</w:t>
       </w:r>
     </w:p>
     <w:tbl>
@@ -1646,97 +1454,121 @@
       <w:tr>
         <w:tc>
           <w:tcPr/>
-          <w:tbl>
-            <w:tblPr>
-              <w:tblStyle w:val="Table"/>
-              <w:tblW w:type="pct" w:w="5000"/>
-              <w:tblLayout w:type="fixed"/>
-              <w:tblLook w:firstRow="0" w:lastRow="0" w:firstColumn="0" w:lastColumn="0" w:noHBand="0" w:noVBand="0" w:val="0000"/>
-            </w:tblPr>
-            <w:tblGrid>
-              <w:gridCol w:w="7920"/>
-            </w:tblGrid>
-            <w:tr>
-              <w:tc>
-                <w:tcPr/>
-                <w:bookmarkStart w:id="37" w:name="fig-cuadrosRegion1"/>
-                <w:p>
-                  <w:pPr>
-                    <w:pStyle w:val="Compact"/>
-                    <w:jc w:val="center"/>
-                    <w:jc w:val="left"/>
-                  </w:pPr>
-                  <w:r>
-                    <w:drawing>
-                      <wp:inline>
-                        <wp:extent cx="5943600" cy="4754880"/>
-                        <wp:effectExtent b="0" l="0" r="0" t="0"/>
-                        <wp:docPr descr="" title="" id="35" name="Picture"/>
-                        <a:graphic>
-                          <a:graphicData uri="http://schemas.openxmlformats.org/drawingml/2006/picture">
-                            <pic:pic>
-                              <pic:nvPicPr>
-                                <pic:cNvPr descr="img/scale_analysis/scale_analysis.png" id="36" name="Picture"/>
-                                <pic:cNvPicPr>
-                                  <a:picLocks noChangeArrowheads="1" noChangeAspect="1"/>
-                                </pic:cNvPicPr>
-                              </pic:nvPicPr>
-                              <pic:blipFill>
-                                <a:blip r:embed="rId34"/>
-                                <a:stretch>
-                                  <a:fillRect/>
-                                </a:stretch>
-                              </pic:blipFill>
-                              <pic:spPr bwMode="auto">
-                                <a:xfrm>
-                                  <a:off x="0" y="0"/>
-                                  <a:ext cx="5943600" cy="4754880"/>
-                                </a:xfrm>
-                                <a:prstGeom prst="rect">
-                                  <a:avLst/>
-                                </a:prstGeom>
-                                <a:noFill/>
-                                <a:ln w="9525">
-                                  <a:noFill/>
-                                  <a:headEnd/>
-                                  <a:tailEnd/>
-                                </a:ln>
-                              </pic:spPr>
-                            </pic:pic>
-                          </a:graphicData>
-                        </a:graphic>
-                      </wp:inline>
-                    </w:drawing>
-                  </w:r>
-                </w:p>
-                <w:p>
-                  <w:pPr>
-                    <w:jc w:val="center"/>
-                    <w:jc w:val="left"/>
-                  </w:pPr>
-                  <w:pPr>
-                    <w:jc w:val="start"/>
-                    <w:spacing w:before="200"/>
-                    <w:pStyle w:val="ImageCaption"/>
-                  </w:pPr>
-                  <w:r>
-                    <w:t xml:space="preserve">Figura 3.1: Representación de las provincias biogeográficas de México por escala</w:t>
-                  </w:r>
-                </w:p>
-                <w:bookmarkEnd w:id="37"/>
-              </w:tc>
-            </w:tr>
-          </w:tbl>
-          <w:p/>
+          <w:p>
+            <w:pPr>
+              <w:pStyle w:val="CaptionedFigure"/>
+              <w:jc w:val="left"/>
+            </w:pPr>
+            <w:r>
+              <w:drawing>
+                <wp:inline>
+                  <wp:extent cx="5943600" cy="4754880"/>
+                  <wp:effectExtent b="0" l="0" r="0" t="0"/>
+                  <wp:docPr descr="Muestra el número total de píxeles en cada provincia, sin considerar si contienen registros o no." title="" id="33" name="Picture"/>
+                  <a:graphic>
+                    <a:graphicData uri="http://schemas.openxmlformats.org/drawingml/2006/picture">
+                      <pic:pic>
+                        <pic:nvPicPr>
+                          <pic:cNvPr descr="images/scale_analysis.png" id="34" name="Picture"/>
+                          <pic:cNvPicPr>
+                            <a:picLocks noChangeArrowheads="1" noChangeAspect="1"/>
+                          </pic:cNvPicPr>
+                        </pic:nvPicPr>
+                        <pic:blipFill>
+                          <a:blip r:embed="rId32"/>
+                          <a:stretch>
+                            <a:fillRect/>
+                          </a:stretch>
+                        </pic:blipFill>
+                        <pic:spPr bwMode="auto">
+                          <a:xfrm>
+                            <a:off x="0" y="0"/>
+                            <a:ext cx="5943600" cy="4754880"/>
+                          </a:xfrm>
+                          <a:prstGeom prst="rect">
+                            <a:avLst/>
+                          </a:prstGeom>
+                          <a:noFill/>
+                          <a:ln w="9525">
+                            <a:noFill/>
+                            <a:headEnd/>
+                            <a:tailEnd/>
+                          </a:ln>
+                        </pic:spPr>
+                      </pic:pic>
+                    </a:graphicData>
+                  </a:graphic>
+                </wp:inline>
+              </w:drawing>
+            </w:r>
+          </w:p>
+          <w:p>
+            <w:pPr>
+              <w:pStyle w:val="ImageCaption"/>
+              <w:jc w:val="left"/>
+            </w:pPr>
+            <w:r>
+              <w:t xml:space="preserve">Muestra el número total de píxeles en cada provincia, sin considerar si contienen registros o no.</w:t>
+            </w:r>
+          </w:p>
         </w:tc>
         <w:tc>
           <w:tcPr/>
           <w:p>
             <w:pPr>
+              <w:pStyle w:val="CaptionedFigure"/>
               <w:jc w:val="left"/>
             </w:pPr>
             <w:r>
-              <w:t xml:space="preserve"> </w:t>
+              <w:drawing>
+                <wp:inline>
+                  <wp:extent cx="5943600" cy="4754880"/>
+                  <wp:effectExtent b="0" l="0" r="0" t="0"/>
+                  <wp:docPr descr="Muestra únicamente los píxeles que contienen registros de especies." title="" id="36" name="Picture"/>
+                  <a:graphic>
+                    <a:graphicData uri="http://schemas.openxmlformats.org/drawingml/2006/picture">
+                      <pic:pic>
+                        <pic:nvPicPr>
+                          <pic:cNvPr descr="images/scale_analysis2.png" id="37" name="Picture"/>
+                          <pic:cNvPicPr>
+                            <a:picLocks noChangeArrowheads="1" noChangeAspect="1"/>
+                          </pic:cNvPicPr>
+                        </pic:nvPicPr>
+                        <pic:blipFill>
+                          <a:blip r:embed="rId35"/>
+                          <a:stretch>
+                            <a:fillRect/>
+                          </a:stretch>
+                        </pic:blipFill>
+                        <pic:spPr bwMode="auto">
+                          <a:xfrm>
+                            <a:off x="0" y="0"/>
+                            <a:ext cx="5943600" cy="4754880"/>
+                          </a:xfrm>
+                          <a:prstGeom prst="rect">
+                            <a:avLst/>
+                          </a:prstGeom>
+                          <a:noFill/>
+                          <a:ln w="9525">
+                            <a:noFill/>
+                            <a:headEnd/>
+                            <a:tailEnd/>
+                          </a:ln>
+                        </pic:spPr>
+                      </pic:pic>
+                    </a:graphicData>
+                  </a:graphic>
+                </wp:inline>
+              </w:drawing>
+            </w:r>
+          </w:p>
+          <w:p>
+            <w:pPr>
+              <w:pStyle w:val="ImageCaption"/>
+              <w:jc w:val="left"/>
+            </w:pPr>
+            <w:r>
+              <w:t xml:space="preserve">Muestra únicamente los píxeles que contienen registros de especies.</w:t>
             </w:r>
           </w:p>
         </w:tc>
@@ -1744,112 +1576,58 @@
     </w:tbl>
     <w:p>
       <w:pPr>
-        <w:framePr w:w="0" w:h="0" w:vAnchor="margin" w:hAnchor="margin" w:xAlign="right" w:yAlign="top"/>
-      </w:pPr>
-    </w:p>
-    <w:tbl>
-      <w:tblPr>
-        <w:tblStyle w:val="Table"/>
-        <w:tblW w:type="pct" w:w="2500"/>
-        <w:tblLayout w:type="fixed"/>
-        <w:tblLook w:firstRow="0" w:lastRow="0" w:firstColumn="0" w:lastColumn="0" w:noHBand="0" w:noVBand="0" w:val="0000"/>
-      </w:tblPr>
-      <w:tblGrid>
-        <w:gridCol w:w="3960"/>
-      </w:tblGrid>
-      <w:tr>
-        <w:tc>
-          <w:tcPr/>
-          <w:tbl>
-            <w:tblPr>
-              <w:tblStyle w:val="Table"/>
-              <w:tblW w:type="pct" w:w="5000"/>
-              <w:tblLayout w:type="fixed"/>
-              <w:tblLook w:firstRow="0" w:lastRow="0" w:firstColumn="0" w:lastColumn="0" w:noHBand="0" w:noVBand="0" w:val="0000"/>
-            </w:tblPr>
-            <w:tblGrid>
-              <w:gridCol w:w="7920"/>
-            </w:tblGrid>
-            <w:tr>
-              <w:tc>
-                <w:tcPr/>
-                <w:bookmarkStart w:id="41" w:name="fig-cuadrosRegion2"/>
-                <w:p>
-                  <w:pPr>
-                    <w:pStyle w:val="Compact"/>
-                    <w:jc w:val="center"/>
-                    <w:jc w:val="left"/>
-                  </w:pPr>
-                  <w:r>
-                    <w:drawing>
-                      <wp:inline>
-                        <wp:extent cx="5943600" cy="4754880"/>
-                        <wp:effectExtent b="0" l="0" r="0" t="0"/>
-                        <wp:docPr descr="" title="" id="39" name="Picture"/>
-                        <a:graphic>
-                          <a:graphicData uri="http://schemas.openxmlformats.org/drawingml/2006/picture">
-                            <pic:pic>
-                              <pic:nvPicPr>
-                                <pic:cNvPr descr="img/scale_analysis/scale_analysis2.png" id="40" name="Picture"/>
-                                <pic:cNvPicPr>
-                                  <a:picLocks noChangeArrowheads="1" noChangeAspect="1"/>
-                                </pic:cNvPicPr>
-                              </pic:nvPicPr>
-                              <pic:blipFill>
-                                <a:blip r:embed="rId38"/>
-                                <a:stretch>
-                                  <a:fillRect/>
-                                </a:stretch>
-                              </pic:blipFill>
-                              <pic:spPr bwMode="auto">
-                                <a:xfrm>
-                                  <a:off x="0" y="0"/>
-                                  <a:ext cx="5943600" cy="4754880"/>
-                                </a:xfrm>
-                                <a:prstGeom prst="rect">
-                                  <a:avLst/>
-                                </a:prstGeom>
-                                <a:noFill/>
-                                <a:ln w="9525">
-                                  <a:noFill/>
-                                  <a:headEnd/>
-                                  <a:tailEnd/>
-                                </a:ln>
-                              </pic:spPr>
-                            </pic:pic>
-                          </a:graphicData>
-                        </a:graphic>
-                      </wp:inline>
-                    </w:drawing>
-                  </w:r>
-                </w:p>
-                <w:p>
-                  <w:pPr>
-                    <w:jc w:val="center"/>
-                    <w:jc w:val="left"/>
-                  </w:pPr>
-                  <w:pPr>
-                    <w:jc w:val="start"/>
-                    <w:spacing w:before="200"/>
-                    <w:pStyle w:val="ImageCaption"/>
-                  </w:pPr>
-                  <w:r>
-                    <w:t xml:space="preserve">Figura 3.2: Representación de las provincias biogeográficas de México por escala, tomando en cuenta solo los pixeles con registros</w:t>
-                  </w:r>
-                </w:p>
-                <w:bookmarkEnd w:id="41"/>
-              </w:tc>
-            </w:tr>
-          </w:tbl>
-          <w:p/>
-        </w:tc>
-      </w:tr>
-    </w:tbl>
-    <w:p>
-      <w:pPr>
         <w:pStyle w:val="Textoindependiente"/>
       </w:pPr>
-      <w:hyperlink w:anchor="fig-cuadrosRegion1">
+      <w:r>
+        <w:t xml:space="preserve">:</w:t>
+      </w:r>
+      <w:r>
+        <w:t xml:space="preserve"> </w:t>
+      </w:r>
+      <w:r>
+        <w:rPr>
+          <w:b/>
+          <w:bCs/>
+        </w:rPr>
+        <w:t xml:space="preserve">?@fig-cuadrosRegion</w:t>
+      </w:r>
+      <w:r>
+        <w:t xml:space="preserve"> </w:t>
+      </w:r>
+      <w:r>
+        <w:rPr>
+          <w:i/>
+          <w:iCs/>
+        </w:rPr>
+        <w:t xml:space="preserve">Conteo de píxeles por provincia biogeográfica.</w:t>
+      </w:r>
+      <w:r>
+        <w:t xml:space="preserve"> </w:t>
+      </w:r>
+      <w:r>
+        <w:t xml:space="preserve">La imagen izquierda presenta el número total de píxeles en cada provincia, sin considerar si contienen registros o no, mientras que la imagen derecha muestra únicamente los píxeles que contienen registros de especies.</w:t>
+      </w:r>
+    </w:p>
+    <w:p>
+      <w:pPr>
+        <w:pStyle w:val="Compact"/>
+        <w:numPr>
+          <w:ilvl w:val="0"/>
+          <w:numId w:val="1002"/>
+        </w:numPr>
+      </w:pPr>
+      <w:r>
+        <w:t xml:space="preserve">Relación registros vs riqueza</w:t>
+      </w:r>
+    </w:p>
+    <w:p>
+      <w:pPr>
+        <w:pStyle w:val="FirstParagraph"/>
+      </w:pPr>
+      <w:r>
+        <w:t xml:space="preserve">La curva de acumulación de riqueza de especies mostró una asintota con respecto al número de registros, aproximadamente desde 5000 registros (</w:t>
+      </w:r>
+      <w:hyperlink w:anchor="fig-accumrichness">
         <w:r>
           <w:rPr>
             <w:rStyle w:val="Hipervnculo"/>
@@ -1858,693 +1636,7 @@
         </w:r>
       </w:hyperlink>
       <w:r>
-        <w:t xml:space="preserve"> </w:t>
-      </w:r>
-      <w:r>
-        <w:rPr>
-          <w:i/>
-          <w:iCs/>
-        </w:rPr>
-        <w:t xml:space="preserve">y</w:t>
-      </w:r>
-      <w:r>
-        <w:t xml:space="preserve"> </w:t>
-      </w:r>
-      <w:hyperlink w:anchor="fig-cuadrosRegion2">
-        <w:r>
-          <w:rPr>
-            <w:rStyle w:val="Hipervnculo"/>
-          </w:rPr>
-          <w:t xml:space="preserve">Figura 3.2</w:t>
-        </w:r>
-      </w:hyperlink>
-      <w:r>
-        <w:t xml:space="preserve"> </w:t>
-      </w:r>
-      <w:r>
-        <w:rPr>
-          <w:i/>
-          <w:iCs/>
-        </w:rPr>
-        <w:t xml:space="preserve">. Muestran el conteo de píxeles por provincia biogeográfica. En la</w:t>
-      </w:r>
-      <w:r>
-        <w:t xml:space="preserve"> </w:t>
-      </w:r>
-      <w:hyperlink w:anchor="fig-cuadrosRegion1">
-        <w:r>
-          <w:rPr>
-            <w:rStyle w:val="Hipervnculo"/>
-          </w:rPr>
-          <w:t xml:space="preserve">Figura 3.1</w:t>
-        </w:r>
-      </w:hyperlink>
-      <w:r>
-        <w:t xml:space="preserve"> </w:t>
-      </w:r>
-      <w:r>
-        <w:rPr>
-          <w:i/>
-          <w:iCs/>
-        </w:rPr>
-        <w:t xml:space="preserve">se presenta el número total de píxeles en cada provincia, sin considerar si contienen registros o no, mientras que en la</w:t>
-      </w:r>
-      <w:r>
-        <w:t xml:space="preserve"> </w:t>
-      </w:r>
-      <w:hyperlink w:anchor="fig-cuadrosRegion2">
-        <w:r>
-          <w:rPr>
-            <w:rStyle w:val="Hipervnculo"/>
-          </w:rPr>
-          <w:t xml:space="preserve">Figura 3.2</w:t>
-        </w:r>
-      </w:hyperlink>
-      <w:r>
-        <w:t xml:space="preserve"> </w:t>
-      </w:r>
-      <w:r>
-        <w:rPr>
-          <w:i/>
-          <w:iCs/>
-        </w:rPr>
-        <w:t xml:space="preserve">se muestra únicamente los píxeles que contienen registros de especies.</w:t>
-      </w:r>
-    </w:p>
-    <w:p>
-      <w:pPr>
-        <w:pStyle w:val="Compact"/>
-        <w:numPr>
-          <w:ilvl w:val="0"/>
-          <w:numId w:val="1002"/>
-        </w:numPr>
-      </w:pPr>
-      <w:r>
-        <w:t xml:space="preserve">Curvas de rarefacción</w:t>
-      </w:r>
-    </w:p>
-    <w:p>
-      <w:pPr>
-        <w:pStyle w:val="FirstParagraph"/>
-      </w:pPr>
-      <w:r>
-        <w:t xml:space="preserve">Las curvas de rarefacción acumulativa por provincia biogeográfica y por escala espacial muestran</w:t>
-      </w:r>
-    </w:p>
-    <w:tbl>
-      <w:tblPr>
-        <w:tblStyle w:val="Table"/>
-        <w:tblW w:type="pct" w:w="4995"/>
-        <w:tblLayout w:type="fixed"/>
-        <w:tblLook w:firstRow="0" w:lastRow="0" w:firstColumn="0" w:lastColumn="0" w:noHBand="0" w:noVBand="0" w:val="0000"/>
-      </w:tblPr>
-      <w:tblGrid>
-        <w:gridCol w:w="2637"/>
-        <w:gridCol w:w="2637"/>
-        <w:gridCol w:w="2637"/>
-      </w:tblGrid>
-      <w:tr>
-        <w:tc>
-          <w:tcPr/>
-          <w:tbl>
-            <w:tblPr>
-              <w:tblStyle w:val="Table"/>
-              <w:tblW w:type="pct" w:w="5000"/>
-              <w:tblLayout w:type="fixed"/>
-              <w:tblLook w:firstRow="0" w:lastRow="0" w:firstColumn="0" w:lastColumn="0" w:noHBand="0" w:noVBand="0" w:val="0000"/>
-            </w:tblPr>
-            <w:tblGrid>
-              <w:gridCol w:w="7920"/>
-            </w:tblGrid>
-            <w:tr>
-              <w:tc>
-                <w:tcPr/>
-                <w:bookmarkStart w:id="45" w:name="fig-accum135"/>
-                <w:p>
-                  <w:pPr>
-                    <w:pStyle w:val="Compact"/>
-                    <w:jc w:val="center"/>
-                    <w:jc w:val="left"/>
-                  </w:pPr>
-                  <w:r>
-                    <w:drawing>
-                      <wp:inline>
-                        <wp:extent cx="5943600" cy="4457699"/>
-                        <wp:effectExtent b="0" l="0" r="0" t="0"/>
-                        <wp:docPr descr="" title="" id="43" name="Picture"/>
-                        <a:graphic>
-                          <a:graphicData uri="http://schemas.openxmlformats.org/drawingml/2006/picture">
-                            <pic:pic>
-                              <pic:nvPicPr>
-                                <pic:cNvPr descr="img/accum_provinces/richness_accumulation_grid_0.135.png" id="44" name="Picture"/>
-                                <pic:cNvPicPr>
-                                  <a:picLocks noChangeArrowheads="1" noChangeAspect="1"/>
-                                </pic:cNvPicPr>
-                              </pic:nvPicPr>
-                              <pic:blipFill>
-                                <a:blip r:embed="rId42"/>
-                                <a:stretch>
-                                  <a:fillRect/>
-                                </a:stretch>
-                              </pic:blipFill>
-                              <pic:spPr bwMode="auto">
-                                <a:xfrm>
-                                  <a:off x="0" y="0"/>
-                                  <a:ext cx="5943600" cy="4457699"/>
-                                </a:xfrm>
-                                <a:prstGeom prst="rect">
-                                  <a:avLst/>
-                                </a:prstGeom>
-                                <a:noFill/>
-                                <a:ln w="9525">
-                                  <a:noFill/>
-                                  <a:headEnd/>
-                                  <a:tailEnd/>
-                                </a:ln>
-                              </pic:spPr>
-                            </pic:pic>
-                          </a:graphicData>
-                        </a:graphic>
-                      </wp:inline>
-                    </w:drawing>
-                  </w:r>
-                </w:p>
-                <w:p>
-                  <w:pPr>
-                    <w:jc w:val="center"/>
-                    <w:jc w:val="left"/>
-                  </w:pPr>
-                  <w:pPr>
-                    <w:jc w:val="start"/>
-                    <w:spacing w:before="200"/>
-                    <w:pStyle w:val="ImageCaption"/>
-                  </w:pPr>
-                  <w:r>
-                    <w:t xml:space="preserve">Figura 3.3: Curva de rarefacción, escala 0.135</w:t>
-                  </w:r>
-                </w:p>
-                <w:bookmarkEnd w:id="45"/>
-              </w:tc>
-            </w:tr>
-          </w:tbl>
-          <w:p/>
-        </w:tc>
-        <w:tc>
-          <w:tcPr/>
-          <w:p>
-            <w:pPr>
-              <w:jc w:val="left"/>
-            </w:pPr>
-            <w:r>
-              <w:t xml:space="preserve"> </w:t>
-            </w:r>
-          </w:p>
-        </w:tc>
-        <w:tc>
-          <w:tcPr/>
-          <w:tbl>
-            <w:tblPr>
-              <w:tblStyle w:val="Table"/>
-              <w:tblW w:type="pct" w:w="5000"/>
-              <w:tblLayout w:type="fixed"/>
-              <w:tblLook w:firstRow="0" w:lastRow="0" w:firstColumn="0" w:lastColumn="0" w:noHBand="0" w:noVBand="0" w:val="0000"/>
-            </w:tblPr>
-            <w:tblGrid>
-              <w:gridCol w:w="7920"/>
-            </w:tblGrid>
-            <w:tr>
-              <w:tc>
-                <w:tcPr/>
-                <w:bookmarkStart w:id="49" w:name="fig-accum225"/>
-                <w:p>
-                  <w:pPr>
-                    <w:pStyle w:val="Compact"/>
-                    <w:jc w:val="center"/>
-                    <w:jc w:val="left"/>
-                  </w:pPr>
-                  <w:r>
-                    <w:drawing>
-                      <wp:inline>
-                        <wp:extent cx="5943600" cy="4457699"/>
-                        <wp:effectExtent b="0" l="0" r="0" t="0"/>
-                        <wp:docPr descr="" title="" id="47" name="Picture"/>
-                        <a:graphic>
-                          <a:graphicData uri="http://schemas.openxmlformats.org/drawingml/2006/picture">
-                            <pic:pic>
-                              <pic:nvPicPr>
-                                <pic:cNvPr descr="img/accum_provinces/richness_accumulation_grid_0.225.png" id="48" name="Picture"/>
-                                <pic:cNvPicPr>
-                                  <a:picLocks noChangeArrowheads="1" noChangeAspect="1"/>
-                                </pic:cNvPicPr>
-                              </pic:nvPicPr>
-                              <pic:blipFill>
-                                <a:blip r:embed="rId46"/>
-                                <a:stretch>
-                                  <a:fillRect/>
-                                </a:stretch>
-                              </pic:blipFill>
-                              <pic:spPr bwMode="auto">
-                                <a:xfrm>
-                                  <a:off x="0" y="0"/>
-                                  <a:ext cx="5943600" cy="4457699"/>
-                                </a:xfrm>
-                                <a:prstGeom prst="rect">
-                                  <a:avLst/>
-                                </a:prstGeom>
-                                <a:noFill/>
-                                <a:ln w="9525">
-                                  <a:noFill/>
-                                  <a:headEnd/>
-                                  <a:tailEnd/>
-                                </a:ln>
-                              </pic:spPr>
-                            </pic:pic>
-                          </a:graphicData>
-                        </a:graphic>
-                      </wp:inline>
-                    </w:drawing>
-                  </w:r>
-                </w:p>
-                <w:p>
-                  <w:pPr>
-                    <w:jc w:val="center"/>
-                    <w:jc w:val="left"/>
-                  </w:pPr>
-                  <w:pPr>
-                    <w:jc w:val="start"/>
-                    <w:spacing w:before="200"/>
-                    <w:pStyle w:val="ImageCaption"/>
-                  </w:pPr>
-                  <w:r>
-                    <w:t xml:space="preserve">Figura 3.4: Curva de rarefacción, escala 0.225</w:t>
-                  </w:r>
-                </w:p>
-                <w:bookmarkEnd w:id="49"/>
-              </w:tc>
-            </w:tr>
-          </w:tbl>
-          <w:p/>
-        </w:tc>
-      </w:tr>
-    </w:tbl>
-    <w:p>
-      <w:pPr>
-        <w:framePr w:w="0" w:h="0" w:vAnchor="margin" w:hAnchor="margin" w:xAlign="right" w:yAlign="top"/>
-      </w:pPr>
-    </w:p>
-    <w:tbl>
-      <w:tblPr>
-        <w:tblStyle w:val="Table"/>
-        <w:tblW w:type="pct" w:w="4995"/>
-        <w:tblLayout w:type="fixed"/>
-        <w:tblLook w:firstRow="0" w:lastRow="0" w:firstColumn="0" w:lastColumn="0" w:noHBand="0" w:noVBand="0" w:val="0000"/>
-      </w:tblPr>
-      <w:tblGrid>
-        <w:gridCol w:w="2637"/>
-        <w:gridCol w:w="2637"/>
-        <w:gridCol w:w="2637"/>
-      </w:tblGrid>
-      <w:tr>
-        <w:tc>
-          <w:tcPr/>
-          <w:p>
-            <w:pPr>
-              <w:jc w:val="left"/>
-            </w:pPr>
-            <w:r>
-              <w:t xml:space="preserve"> </w:t>
-            </w:r>
-          </w:p>
-        </w:tc>
-        <w:tc>
-          <w:tcPr/>
-          <w:tbl>
-            <w:tblPr>
-              <w:tblStyle w:val="Table"/>
-              <w:tblW w:type="pct" w:w="5000"/>
-              <w:tblLayout w:type="fixed"/>
-              <w:tblLook w:firstRow="0" w:lastRow="0" w:firstColumn="0" w:lastColumn="0" w:noHBand="0" w:noVBand="0" w:val="0000"/>
-            </w:tblPr>
-            <w:tblGrid>
-              <w:gridCol w:w="7920"/>
-            </w:tblGrid>
-            <w:tr>
-              <w:tc>
-                <w:tcPr/>
-                <w:bookmarkStart w:id="53" w:name="fig-accum315"/>
-                <w:p>
-                  <w:pPr>
-                    <w:pStyle w:val="Compact"/>
-                    <w:jc w:val="center"/>
-                    <w:jc w:val="left"/>
-                  </w:pPr>
-                  <w:r>
-                    <w:drawing>
-                      <wp:inline>
-                        <wp:extent cx="5943600" cy="4457699"/>
-                        <wp:effectExtent b="0" l="0" r="0" t="0"/>
-                        <wp:docPr descr="" title="" id="51" name="Picture"/>
-                        <a:graphic>
-                          <a:graphicData uri="http://schemas.openxmlformats.org/drawingml/2006/picture">
-                            <pic:pic>
-                              <pic:nvPicPr>
-                                <pic:cNvPr descr="img/accum_provinces/richness_accumulation_grid_0.315.png" id="52" name="Picture"/>
-                                <pic:cNvPicPr>
-                                  <a:picLocks noChangeArrowheads="1" noChangeAspect="1"/>
-                                </pic:cNvPicPr>
-                              </pic:nvPicPr>
-                              <pic:blipFill>
-                                <a:blip r:embed="rId50"/>
-                                <a:stretch>
-                                  <a:fillRect/>
-                                </a:stretch>
-                              </pic:blipFill>
-                              <pic:spPr bwMode="auto">
-                                <a:xfrm>
-                                  <a:off x="0" y="0"/>
-                                  <a:ext cx="5943600" cy="4457699"/>
-                                </a:xfrm>
-                                <a:prstGeom prst="rect">
-                                  <a:avLst/>
-                                </a:prstGeom>
-                                <a:noFill/>
-                                <a:ln w="9525">
-                                  <a:noFill/>
-                                  <a:headEnd/>
-                                  <a:tailEnd/>
-                                </a:ln>
-                              </pic:spPr>
-                            </pic:pic>
-                          </a:graphicData>
-                        </a:graphic>
-                      </wp:inline>
-                    </w:drawing>
-                  </w:r>
-                </w:p>
-                <w:p>
-                  <w:pPr>
-                    <w:jc w:val="center"/>
-                    <w:jc w:val="left"/>
-                  </w:pPr>
-                  <w:pPr>
-                    <w:jc w:val="start"/>
-                    <w:spacing w:before="200"/>
-                    <w:pStyle w:val="ImageCaption"/>
-                  </w:pPr>
-                  <w:r>
-                    <w:t xml:space="preserve">Figura 3.5: Curva de rarefacción, escala 0.315</w:t>
-                  </w:r>
-                </w:p>
-                <w:bookmarkEnd w:id="53"/>
-              </w:tc>
-            </w:tr>
-          </w:tbl>
-          <w:p/>
-        </w:tc>
-        <w:tc>
-          <w:tcPr/>
-          <w:p>
-            <w:pPr>
-              <w:jc w:val="left"/>
-            </w:pPr>
-            <w:r>
-              <w:t xml:space="preserve"> </w:t>
-            </w:r>
-          </w:p>
-        </w:tc>
-      </w:tr>
-    </w:tbl>
-    <w:p>
-      <w:pPr>
-        <w:framePr w:w="0" w:h="0" w:vAnchor="margin" w:hAnchor="margin" w:xAlign="right" w:yAlign="top"/>
-      </w:pPr>
-    </w:p>
-    <w:tbl>
-      <w:tblPr>
-        <w:tblStyle w:val="Table"/>
-        <w:tblW w:type="pct" w:w="4995"/>
-        <w:tblLayout w:type="fixed"/>
-        <w:tblLook w:firstRow="0" w:lastRow="0" w:firstColumn="0" w:lastColumn="0" w:noHBand="0" w:noVBand="0" w:val="0000"/>
-      </w:tblPr>
-      <w:tblGrid>
-        <w:gridCol w:w="2637"/>
-        <w:gridCol w:w="2637"/>
-        <w:gridCol w:w="2637"/>
-      </w:tblGrid>
-      <w:tr>
-        <w:tc>
-          <w:tcPr/>
-          <w:tbl>
-            <w:tblPr>
-              <w:tblStyle w:val="Table"/>
-              <w:tblW w:type="pct" w:w="5000"/>
-              <w:tblLayout w:type="fixed"/>
-              <w:tblLook w:firstRow="0" w:lastRow="0" w:firstColumn="0" w:lastColumn="0" w:noHBand="0" w:noVBand="0" w:val="0000"/>
-            </w:tblPr>
-            <w:tblGrid>
-              <w:gridCol w:w="7920"/>
-            </w:tblGrid>
-            <w:tr>
-              <w:tc>
-                <w:tcPr/>
-                <w:bookmarkStart w:id="57" w:name="fig-accum405"/>
-                <w:p>
-                  <w:pPr>
-                    <w:pStyle w:val="Compact"/>
-                    <w:jc w:val="center"/>
-                    <w:jc w:val="left"/>
-                  </w:pPr>
-                  <w:r>
-                    <w:drawing>
-                      <wp:inline>
-                        <wp:extent cx="5943600" cy="4457699"/>
-                        <wp:effectExtent b="0" l="0" r="0" t="0"/>
-                        <wp:docPr descr="" title="" id="55" name="Picture"/>
-                        <a:graphic>
-                          <a:graphicData uri="http://schemas.openxmlformats.org/drawingml/2006/picture">
-                            <pic:pic>
-                              <pic:nvPicPr>
-                                <pic:cNvPr descr="img/accum_provinces/richness_accumulation_grid_0.405.png" id="56" name="Picture"/>
-                                <pic:cNvPicPr>
-                                  <a:picLocks noChangeArrowheads="1" noChangeAspect="1"/>
-                                </pic:cNvPicPr>
-                              </pic:nvPicPr>
-                              <pic:blipFill>
-                                <a:blip r:embed="rId54"/>
-                                <a:stretch>
-                                  <a:fillRect/>
-                                </a:stretch>
-                              </pic:blipFill>
-                              <pic:spPr bwMode="auto">
-                                <a:xfrm>
-                                  <a:off x="0" y="0"/>
-                                  <a:ext cx="5943600" cy="4457699"/>
-                                </a:xfrm>
-                                <a:prstGeom prst="rect">
-                                  <a:avLst/>
-                                </a:prstGeom>
-                                <a:noFill/>
-                                <a:ln w="9525">
-                                  <a:noFill/>
-                                  <a:headEnd/>
-                                  <a:tailEnd/>
-                                </a:ln>
-                              </pic:spPr>
-                            </pic:pic>
-                          </a:graphicData>
-                        </a:graphic>
-                      </wp:inline>
-                    </w:drawing>
-                  </w:r>
-                </w:p>
-                <w:p>
-                  <w:pPr>
-                    <w:jc w:val="center"/>
-                    <w:jc w:val="left"/>
-                  </w:pPr>
-                  <w:pPr>
-                    <w:jc w:val="start"/>
-                    <w:spacing w:before="200"/>
-                    <w:pStyle w:val="ImageCaption"/>
-                  </w:pPr>
-                  <w:r>
-                    <w:t xml:space="preserve">Figura 3.6: Curva de rarefacción, escala 0.405</w:t>
-                  </w:r>
-                </w:p>
-                <w:bookmarkEnd w:id="57"/>
-              </w:tc>
-            </w:tr>
-          </w:tbl>
-          <w:p/>
-        </w:tc>
-        <w:tc>
-          <w:tcPr/>
-          <w:p>
-            <w:pPr>
-              <w:jc w:val="left"/>
-            </w:pPr>
-            <w:r>
-              <w:t xml:space="preserve"> </w:t>
-            </w:r>
-          </w:p>
-        </w:tc>
-        <w:tc>
-          <w:tcPr/>
-          <w:tbl>
-            <w:tblPr>
-              <w:tblStyle w:val="Table"/>
-              <w:tblW w:type="pct" w:w="5000"/>
-              <w:tblLayout w:type="fixed"/>
-              <w:tblLook w:firstRow="0" w:lastRow="0" w:firstColumn="0" w:lastColumn="0" w:noHBand="0" w:noVBand="0" w:val="0000"/>
-            </w:tblPr>
-            <w:tblGrid>
-              <w:gridCol w:w="7920"/>
-            </w:tblGrid>
-            <w:tr>
-              <w:tc>
-                <w:tcPr/>
-                <w:bookmarkStart w:id="61" w:name="fig-accum45"/>
-                <w:p>
-                  <w:pPr>
-                    <w:pStyle w:val="Compact"/>
-                    <w:jc w:val="center"/>
-                    <w:jc w:val="left"/>
-                  </w:pPr>
-                  <w:r>
-                    <w:drawing>
-                      <wp:inline>
-                        <wp:extent cx="5943600" cy="4457699"/>
-                        <wp:effectExtent b="0" l="0" r="0" t="0"/>
-                        <wp:docPr descr="" title="" id="59" name="Picture"/>
-                        <a:graphic>
-                          <a:graphicData uri="http://schemas.openxmlformats.org/drawingml/2006/picture">
-                            <pic:pic>
-                              <pic:nvPicPr>
-                                <pic:cNvPr descr="img/accum_provinces/richness_accumulation_grid_0.45.png" id="60" name="Picture"/>
-                                <pic:cNvPicPr>
-                                  <a:picLocks noChangeArrowheads="1" noChangeAspect="1"/>
-                                </pic:cNvPicPr>
-                              </pic:nvPicPr>
-                              <pic:blipFill>
-                                <a:blip r:embed="rId58"/>
-                                <a:stretch>
-                                  <a:fillRect/>
-                                </a:stretch>
-                              </pic:blipFill>
-                              <pic:spPr bwMode="auto">
-                                <a:xfrm>
-                                  <a:off x="0" y="0"/>
-                                  <a:ext cx="5943600" cy="4457699"/>
-                                </a:xfrm>
-                                <a:prstGeom prst="rect">
-                                  <a:avLst/>
-                                </a:prstGeom>
-                                <a:noFill/>
-                                <a:ln w="9525">
-                                  <a:noFill/>
-                                  <a:headEnd/>
-                                  <a:tailEnd/>
-                                </a:ln>
-                              </pic:spPr>
-                            </pic:pic>
-                          </a:graphicData>
-                        </a:graphic>
-                      </wp:inline>
-                    </w:drawing>
-                  </w:r>
-                </w:p>
-                <w:p>
-                  <w:pPr>
-                    <w:jc w:val="center"/>
-                    <w:jc w:val="left"/>
-                  </w:pPr>
-                  <w:pPr>
-                    <w:jc w:val="start"/>
-                    <w:spacing w:before="200"/>
-                    <w:pStyle w:val="ImageCaption"/>
-                  </w:pPr>
-                  <w:r>
-                    <w:t xml:space="preserve">Figura 3.7: Curva de rarefacción, escala 0.45</w:t>
-                  </w:r>
-                </w:p>
-                <w:bookmarkEnd w:id="61"/>
-              </w:tc>
-            </w:tr>
-          </w:tbl>
-          <w:p/>
-        </w:tc>
-      </w:tr>
-    </w:tbl>
-    <w:p>
-      <w:pPr>
-        <w:pStyle w:val="Textoindependiente"/>
-      </w:pPr>
-      <w:hyperlink w:anchor="fig-accum135">
-        <w:r>
-          <w:rPr>
-            <w:rStyle w:val="Hipervnculo"/>
-          </w:rPr>
-          <w:t xml:space="preserve">Figura 3.3</w:t>
-        </w:r>
-      </w:hyperlink>
-      <w:r>
-        <w:t xml:space="preserve"> </w:t>
-      </w:r>
-      <w:r>
-        <w:rPr>
-          <w:i/>
-          <w:iCs/>
-        </w:rPr>
-        <w:t xml:space="preserve">a</w:t>
-      </w:r>
-      <w:r>
-        <w:t xml:space="preserve"> </w:t>
-      </w:r>
-      <w:hyperlink w:anchor="fig-accum45">
-        <w:r>
-          <w:rPr>
-            <w:rStyle w:val="Hipervnculo"/>
-          </w:rPr>
-          <w:t xml:space="preserve">Figura 3.7</w:t>
-        </w:r>
-      </w:hyperlink>
-      <w:r>
-        <w:t xml:space="preserve"> </w:t>
-      </w:r>
-      <w:r>
-        <w:rPr>
-          <w:i/>
-          <w:iCs/>
-        </w:rPr>
-        <w:t xml:space="preserve">. Curvas de rarefacción por provincia biogeográfica y por escala.</w:t>
-      </w:r>
-    </w:p>
-    <w:p>
-      <w:pPr>
-        <w:pStyle w:val="Compact"/>
-        <w:numPr>
-          <w:ilvl w:val="0"/>
-          <w:numId w:val="1003"/>
-        </w:numPr>
-      </w:pPr>
-      <w:r>
-        <w:t xml:space="preserve">Relación registros vs riqueza</w:t>
-      </w:r>
-    </w:p>
-    <w:p>
-      <w:pPr>
-        <w:pStyle w:val="FirstParagraph"/>
-      </w:pPr>
-      <w:r>
-        <w:t xml:space="preserve">La curva de acumulación de riqueza de especies mostró una relación positiva y asintótica con el número de registros (1). Ambas curvas muestran un incremento rápido en el número de especies únicas al comienzo del muestreo, seguido de una desaceleración progresiva conforme se acumulan más registros. Este comportamiento indica que los primeros registros aportan muchas especies nuevas, pero a medida que se continúa el muestreo, la probabilidad de registrar especies adicionales disminuye.</w:t>
-      </w:r>
-    </w:p>
-    <w:p>
-      <w:pPr>
-        <w:pStyle w:val="Textoindependiente"/>
-      </w:pPr>
-      <w:r>
-        <w:t xml:space="preserve">Las líneas de muestreos aleatorizados y del muestreo original varian relativamente poco, lo que sugiere que la estimación de la riqueza de especies no depende del orden de los registros, lo cual refuerza su validez. Por otra parte, a partir de aproximadamente 20,000 registros, tanto la curva azul como la nube de líneas negras comienzan a estabilizarse formando una asíntota, lo que sugiere que se ha muestreado una fracción considerable de la riqueza total potencial.</w:t>
+        <w:t xml:space="preserve">). Lo que sugiere que la estimación de la riqueza de especies no depende del orden de los registros, lo cual refuerza su validez.</w:t>
       </w:r>
     </w:p>
     <w:tbl>
@@ -2560,30 +1652,29 @@
       <w:tr>
         <w:tc>
           <w:tcPr/>
-          <w:bookmarkStart w:id="66" w:name="fig-accumrichness"/>
+          <w:bookmarkStart w:id="41" w:name="fig-accumrichness"/>
           <w:p>
             <w:pPr>
               <w:pStyle w:val="Compact"/>
               <w:jc w:val="center"/>
             </w:pPr>
-            <w:bookmarkStart w:id="65" w:name="fig-accumrichness"/>
             <w:r>
               <w:drawing>
                 <wp:inline>
                   <wp:extent cx="5943600" cy="4457700"/>
                   <wp:effectExtent b="0" l="0" r="0" t="0"/>
-                  <wp:docPr descr="" title="" id="63" name="Picture"/>
+                  <wp:docPr descr="" title="" id="39" name="Picture"/>
                   <a:graphic>
                     <a:graphicData uri="http://schemas.openxmlformats.org/drawingml/2006/picture">
                       <pic:pic>
                         <pic:nvPicPr>
-                          <pic:cNvPr descr="img/richness_accum_plot.png" id="64" name="Picture"/>
+                          <pic:cNvPr descr="images/richness_accum_plot.png" id="40" name="Picture"/>
                           <pic:cNvPicPr>
                             <a:picLocks noChangeArrowheads="1" noChangeAspect="1"/>
                           </pic:cNvPicPr>
                         </pic:nvPicPr>
                         <pic:blipFill>
-                          <a:blip r:embed="rId62"/>
+                          <a:blip r:embed="rId38"/>
                           <a:stretch>
                             <a:fillRect/>
                           </a:stretch>
@@ -2609,7 +1700,6 @@
                 </wp:inline>
               </w:drawing>
             </w:r>
-            <w:bookmarkEnd w:id="65"/>
           </w:p>
           <w:p>
             <w:pPr>
@@ -2621,13 +1711,114 @@
               <w:pStyle w:val="ImageCaption"/>
             </w:pPr>
             <w:r>
-              <w:t xml:space="preserve">Figura 3.8</w:t>
+              <w:t xml:space="preserve">Figura 3.1: Se muestra la relación entre número de registros y riqueza de especies, la línea negra muestra el muestreo aleatorio en cada iteración y la azul, el orden original aleatorizado.</w:t>
             </w:r>
           </w:p>
-          <w:bookmarkEnd w:id="66"/>
+          <w:bookmarkEnd w:id="41"/>
         </w:tc>
       </w:tr>
     </w:tbl>
+    <w:p>
+      <w:pPr>
+        <w:pStyle w:val="Compact"/>
+        <w:numPr>
+          <w:ilvl w:val="0"/>
+          <w:numId w:val="1003"/>
+        </w:numPr>
+      </w:pPr>
+      <w:r>
+        <w:t xml:space="preserve">Curvas de rarefacción</w:t>
+      </w:r>
+    </w:p>
+    <w:tbl>
+      <w:tblPr>
+        <w:tblStyle w:val="Table"/>
+        <w:tblW w:type="pct" w:w="5000"/>
+        <w:tblLayout w:type="fixed"/>
+        <w:tblLook w:firstRow="0" w:lastRow="0" w:firstColumn="0" w:lastColumn="0" w:noHBand="0" w:noVBand="0" w:val="0000"/>
+      </w:tblPr>
+      <w:tblGrid>
+        <w:gridCol w:w="7920"/>
+      </w:tblGrid>
+      <w:tr>
+        <w:tc>
+          <w:tcPr/>
+          <w:bookmarkStart w:id="45" w:name="fig-accum"/>
+          <w:p>
+            <w:pPr>
+              <w:pStyle w:val="Compact"/>
+              <w:jc w:val="center"/>
+            </w:pPr>
+            <w:r>
+              <w:drawing>
+                <wp:inline>
+                  <wp:extent cx="5943600" cy="3169919"/>
+                  <wp:effectExtent b="0" l="0" r="0" t="0"/>
+                  <wp:docPr descr="" title="" id="43" name="Picture"/>
+                  <a:graphic>
+                    <a:graphicData uri="http://schemas.openxmlformats.org/drawingml/2006/picture">
+                      <pic:pic>
+                        <pic:nvPicPr>
+                          <pic:cNvPr descr="images/accum_prov/all_graphs.png" id="44" name="Picture"/>
+                          <pic:cNvPicPr>
+                            <a:picLocks noChangeArrowheads="1" noChangeAspect="1"/>
+                          </pic:cNvPicPr>
+                        </pic:nvPicPr>
+                        <pic:blipFill>
+                          <a:blip r:embed="rId42"/>
+                          <a:stretch>
+                            <a:fillRect/>
+                          </a:stretch>
+                        </pic:blipFill>
+                        <pic:spPr bwMode="auto">
+                          <a:xfrm>
+                            <a:off x="0" y="0"/>
+                            <a:ext cx="5943600" cy="3169919"/>
+                          </a:xfrm>
+                          <a:prstGeom prst="rect">
+                            <a:avLst/>
+                          </a:prstGeom>
+                          <a:noFill/>
+                          <a:ln w="9525">
+                            <a:noFill/>
+                            <a:headEnd/>
+                            <a:tailEnd/>
+                          </a:ln>
+                        </pic:spPr>
+                      </pic:pic>
+                    </a:graphicData>
+                  </a:graphic>
+                </wp:inline>
+              </w:drawing>
+            </w:r>
+          </w:p>
+          <w:p>
+            <w:pPr>
+              <w:jc w:val="center"/>
+            </w:pPr>
+            <w:pPr>
+              <w:jc w:val="start"/>
+              <w:spacing w:before="200"/>
+              <w:pStyle w:val="ImageCaption"/>
+            </w:pPr>
+            <w:r>
+              <w:t xml:space="preserve">Figura 3.2: Curvas de rarefacción por provincia biogeográfica y por escala.</w:t>
+            </w:r>
+          </w:p>
+          <w:bookmarkEnd w:id="45"/>
+        </w:tc>
+      </w:tr>
+    </w:tbl>
+    <w:bookmarkEnd w:id="46"/>
+    <w:bookmarkStart w:id="66" w:name="índices-de-biodiversidad-1"/>
+    <w:p>
+      <w:pPr>
+        <w:pStyle w:val="Ttulo2"/>
+      </w:pPr>
+      <w:r>
+        <w:t xml:space="preserve">3.3 Índices de biodiversidad</w:t>
+      </w:r>
+    </w:p>
     <w:p>
       <w:pPr>
         <w:pStyle w:val="Compact"/>
@@ -2637,17 +1828,7 @@
         </w:numPr>
       </w:pPr>
       <w:r>
-        <w:t xml:space="preserve">La figura muestra la relación entre número de registros y riqueza de especies, la línea negra muestra el muestreo aleatorio en cada iteración y la azul, el orden original aleatorizado.</w:t>
-      </w:r>
-    </w:p>
-    <w:bookmarkEnd w:id="67"/>
-    <w:bookmarkStart w:id="68" w:name="árbol-filogenético"/>
-    <w:p>
-      <w:pPr>
-        <w:pStyle w:val="Ttulo2"/>
-      </w:pPr>
-      <w:r>
-        <w:t xml:space="preserve">3.3 Árbol filogenético</w:t>
+        <w:t xml:space="preserve">Riqueza</w:t>
       </w:r>
     </w:p>
     <w:p>
@@ -2655,39 +1836,88 @@
         <w:pStyle w:val="FirstParagraph"/>
       </w:pPr>
       <w:r>
-        <w:t xml:space="preserve">Como se puede observar en la siguiente tabla, entre el árbol filogénetico de Hipp et al.</w:t>
-      </w:r>
-      <w:r>
-        <w:t xml:space="preserve"> </w:t>
-      </w:r>
-      <w:r>
-        <w:t xml:space="preserve">(2020)</w:t>
-      </w:r>
-      <w:r>
-        <w:t xml:space="preserve"> </w:t>
-      </w:r>
-      <w:r>
-        <w:t xml:space="preserve">y la base de datos de encinos, se tienen 87 especies en común, con un total de 40319 registros.</w:t>
-      </w:r>
-    </w:p>
-    <w:bookmarkEnd w:id="68"/>
-    <w:bookmarkStart w:id="168" w:name="índices-de-biodiversidad-1"/>
-    <w:p>
-      <w:pPr>
-        <w:pStyle w:val="Ttulo2"/>
-      </w:pPr>
-      <w:r>
-        <w:t xml:space="preserve">3.4 Índices de biodiversidad</w:t>
-      </w:r>
-    </w:p>
-    <w:p>
-      <w:pPr>
-        <w:pStyle w:val="FirstParagraph"/>
-      </w:pPr>
-      <w:r>
-        <w:t xml:space="preserve">La distribución espacial de la riqueza, endemismo ponderado y diversidad filogénetica presentan un patrón heterogéneo en todo México. La escala influye en la inferencia de estas tendencias, ya que se puede observar que a escalas más detalladas, la distinción de estos sitios es difusa. Al contrario de las escalas más gruesas, donde al haber más generalización, estos sitios se vuelven más visibles.</w:t>
-      </w:r>
-    </w:p>
+        <w:t xml:space="preserve">Desde las escalas más finas (0.135° y 0.225°), se observa la presencia de áreas con alta riqueza en la Sierra Madre Oriental (SOr), el Eje Volcánico Transmexicano (EVT) y la Sierra Madre del Sur (SMS). Este mismo patrón se observa en escalas más gruesas (0.315°, 0.405° y 0.45°), pero no se observan diferencias significativas entre ellas.</w:t>
+      </w:r>
+    </w:p>
+    <w:tbl>
+      <w:tblPr>
+        <w:tblStyle w:val="Table"/>
+        <w:tblW w:type="pct" w:w="5000"/>
+        <w:tblLayout w:type="fixed"/>
+        <w:tblLook w:firstRow="0" w:lastRow="0" w:firstColumn="0" w:lastColumn="0" w:noHBand="0" w:noVBand="0" w:val="0000"/>
+      </w:tblPr>
+      <w:tblGrid>
+        <w:gridCol w:w="7920"/>
+      </w:tblGrid>
+      <w:tr>
+        <w:tc>
+          <w:tcPr/>
+          <w:bookmarkStart w:id="50" w:name="fig-rich"/>
+          <w:p>
+            <w:pPr>
+              <w:pStyle w:val="Compact"/>
+              <w:jc w:val="center"/>
+            </w:pPr>
+            <w:r>
+              <w:drawing>
+                <wp:inline>
+                  <wp:extent cx="5943600" cy="5095130"/>
+                  <wp:effectExtent b="0" l="0" r="0" t="0"/>
+                  <wp:docPr descr="" title="" id="48" name="Picture"/>
+                  <a:graphic>
+                    <a:graphicData uri="http://schemas.openxmlformats.org/drawingml/2006/picture">
+                      <pic:pic>
+                        <pic:nvPicPr>
+                          <pic:cNvPr descr="images/all_maps/rich_scales.png" id="49" name="Picture"/>
+                          <pic:cNvPicPr>
+                            <a:picLocks noChangeArrowheads="1" noChangeAspect="1"/>
+                          </pic:cNvPicPr>
+                        </pic:nvPicPr>
+                        <pic:blipFill>
+                          <a:blip r:embed="rId47"/>
+                          <a:stretch>
+                            <a:fillRect/>
+                          </a:stretch>
+                        </pic:blipFill>
+                        <pic:spPr bwMode="auto">
+                          <a:xfrm>
+                            <a:off x="0" y="0"/>
+                            <a:ext cx="5943600" cy="5095130"/>
+                          </a:xfrm>
+                          <a:prstGeom prst="rect">
+                            <a:avLst/>
+                          </a:prstGeom>
+                          <a:noFill/>
+                          <a:ln w="9525">
+                            <a:noFill/>
+                            <a:headEnd/>
+                            <a:tailEnd/>
+                          </a:ln>
+                        </pic:spPr>
+                      </pic:pic>
+                    </a:graphicData>
+                  </a:graphic>
+                </wp:inline>
+              </w:drawing>
+            </w:r>
+          </w:p>
+          <w:p>
+            <w:pPr>
+              <w:jc w:val="center"/>
+            </w:pPr>
+            <w:pPr>
+              <w:jc w:val="start"/>
+              <w:spacing w:before="200"/>
+              <w:pStyle w:val="ImageCaption"/>
+            </w:pPr>
+            <w:r>
+              <w:t xml:space="preserve">Figura 3.3: Riqueza de especies para cada pixel de las distintas escalas.</w:t>
+            </w:r>
+          </w:p>
+          <w:bookmarkEnd w:id="50"/>
+        </w:tc>
+      </w:tr>
+    </w:tbl>
     <w:p>
       <w:pPr>
         <w:pStyle w:val="Compact"/>
@@ -2697,7 +1927,7 @@
         </w:numPr>
       </w:pPr>
       <w:r>
-        <w:t xml:space="preserve">Riqueza general</w:t>
+        <w:t xml:space="preserve">Endemismo ponderado</w:t>
       </w:r>
     </w:p>
     <w:p>
@@ -2705,596 +1935,88 @@
         <w:pStyle w:val="FirstParagraph"/>
       </w:pPr>
       <w:r>
-        <w:t xml:space="preserve">Según la escala, se pueden identificar diversos sitios de alta riqueza de especies. En el caso de la escala 0.135°, los sitios de alta riqueza se presentan al sur de Sinaloa en la Sierra Madre Occidental (SMOcc), gran parte de la Sierra Madre Oriental(SMOr), en los estados de Nuevo León, Tamaulipas y San Luis Potosí. De igual forma, hay sitios de alta riqueza en el sobrelape de la SMOr y el Eje Neovolcánico Transversal.</w:t>
-      </w:r>
-    </w:p>
-    <w:p>
-      <w:pPr>
-        <w:pStyle w:val="Textoindependiente"/>
-      </w:pPr>
-      <w:r>
-        <w:rPr>
-          <w:i/>
-          <w:iCs/>
-        </w:rPr>
-        <w:t xml:space="preserve">Mas bien habria que explicar como esta forma: The first one was Orizaba, located in the northern portion of the SMS in the state of Veracruz, which concentrated the highest spatial diversity (SR = 1450; WE = 390; PD = 40350; WPE &lt; 6250); the second was Sierra Juárez, in northern Oaxaca (SR = 650; WE = 130; PD = 24000; WPE = 2400); and the third one was Cerro Teotepec-Filo de Caballos, located in the central portion of the Sierra Sur of Guerrero (SR = 650; WE = 130; PD =24000; WPE = 2400).</w:t>
-      </w:r>
-      <w:r>
-        <w:rPr>
-          <w:i/>
-          <w:iCs/>
-        </w:rPr>
-        <w:t xml:space="preserve"> </w:t>
+        <w:t xml:space="preserve">En las escalas más finas (0.135° y 0.225°), no se distingue la presencia de zonas con valores medios o altos. A partir de la escala de 0.315°, comienzan a identificarse áreas con valores relativamente elevados, especialmente en la provincia Californiana, así como en regiones de Baja California y del EVT. Este patrón se vuelve más evidente conforme se incrementa el tamaño de celda, siendo más claro en las escalas más gruesas (0.405° y 0.45°), siendo estas ultimas relativamente similares.</w:t>
       </w:r>
     </w:p>
     <w:tbl>
       <w:tblPr>
         <w:tblStyle w:val="Table"/>
-        <w:tblW w:type="pct" w:w="4995"/>
+        <w:tblW w:type="pct" w:w="5000"/>
         <w:tblLayout w:type="fixed"/>
         <w:tblLook w:firstRow="0" w:lastRow="0" w:firstColumn="0" w:lastColumn="0" w:noHBand="0" w:noVBand="0" w:val="0000"/>
       </w:tblPr>
       <w:tblGrid>
-        <w:gridCol w:w="2637"/>
-        <w:gridCol w:w="2637"/>
-        <w:gridCol w:w="2637"/>
+        <w:gridCol w:w="7920"/>
       </w:tblGrid>
       <w:tr>
         <w:tc>
           <w:tcPr/>
-          <w:tbl>
-            <w:tblPr>
-              <w:tblStyle w:val="Table"/>
-              <w:tblW w:type="pct" w:w="5000"/>
-              <w:tblLayout w:type="fixed"/>
-              <w:tblLook w:firstRow="0" w:lastRow="0" w:firstColumn="0" w:lastColumn="0" w:noHBand="0" w:noVBand="0" w:val="0000"/>
-            </w:tblPr>
-            <w:tblGrid>
-              <w:gridCol w:w="7920"/>
-            </w:tblGrid>
-            <w:tr>
-              <w:tc>
-                <w:tcPr/>
-                <w:bookmarkStart w:id="72" w:name="fig-escala0135"/>
-                <w:p>
-                  <w:pPr>
-                    <w:pStyle w:val="Compact"/>
-                    <w:jc w:val="center"/>
-                    <w:jc w:val="left"/>
-                  </w:pPr>
-                  <w:r>
-                    <w:drawing>
-                      <wp:inline>
-                        <wp:extent cx="5943600" cy="3962400"/>
-                        <wp:effectExtent b="0" l="0" r="0" t="0"/>
-                        <wp:docPr descr="" title="" id="70" name="Picture"/>
-                        <a:graphic>
-                          <a:graphicData uri="http://schemas.openxmlformats.org/drawingml/2006/picture">
-                            <pic:pic>
-                              <pic:nvPicPr>
-                                <pic:cNvPr descr="img/richness_png/richness_png_0.135.png" id="71" name="Picture"/>
-                                <pic:cNvPicPr>
-                                  <a:picLocks noChangeArrowheads="1" noChangeAspect="1"/>
-                                </pic:cNvPicPr>
-                              </pic:nvPicPr>
-                              <pic:blipFill>
-                                <a:blip r:embed="rId69"/>
-                                <a:stretch>
-                                  <a:fillRect/>
-                                </a:stretch>
-                              </pic:blipFill>
-                              <pic:spPr bwMode="auto">
-                                <a:xfrm>
-                                  <a:off x="0" y="0"/>
-                                  <a:ext cx="5943600" cy="3962400"/>
-                                </a:xfrm>
-                                <a:prstGeom prst="rect">
-                                  <a:avLst/>
-                                </a:prstGeom>
-                                <a:noFill/>
-                                <a:ln w="9525">
-                                  <a:noFill/>
-                                  <a:headEnd/>
-                                  <a:tailEnd/>
-                                </a:ln>
-                              </pic:spPr>
-                            </pic:pic>
-                          </a:graphicData>
-                        </a:graphic>
-                      </wp:inline>
-                    </w:drawing>
-                  </w:r>
-                </w:p>
-                <w:p>
-                  <w:pPr>
-                    <w:jc w:val="center"/>
-                    <w:jc w:val="left"/>
-                  </w:pPr>
-                  <w:pPr>
-                    <w:jc w:val="start"/>
-                    <w:spacing w:before="200"/>
-                    <w:pStyle w:val="ImageCaption"/>
-                  </w:pPr>
-                  <w:r>
-                    <w:t xml:space="preserve">Figura 3.9: Riqueza a escala 0.135</w:t>
-                  </w:r>
-                </w:p>
-                <w:bookmarkEnd w:id="72"/>
-              </w:tc>
-            </w:tr>
-          </w:tbl>
-          <w:p/>
-        </w:tc>
-        <w:tc>
-          <w:tcPr/>
+          <w:bookmarkStart w:id="54" w:name="fig-we"/>
           <w:p>
             <w:pPr>
-              <w:jc w:val="left"/>
+              <w:pStyle w:val="Compact"/>
+              <w:jc w:val="center"/>
             </w:pPr>
             <w:r>
-              <w:t xml:space="preserve"> </w:t>
+              <w:drawing>
+                <wp:inline>
+                  <wp:extent cx="5943600" cy="5095130"/>
+                  <wp:effectExtent b="0" l="0" r="0" t="0"/>
+                  <wp:docPr descr="" title="" id="52" name="Picture"/>
+                  <a:graphic>
+                    <a:graphicData uri="http://schemas.openxmlformats.org/drawingml/2006/picture">
+                      <pic:pic>
+                        <pic:nvPicPr>
+                          <pic:cNvPr descr="images/all_maps/wendemism_scales.png" id="53" name="Picture"/>
+                          <pic:cNvPicPr>
+                            <a:picLocks noChangeArrowheads="1" noChangeAspect="1"/>
+                          </pic:cNvPicPr>
+                        </pic:nvPicPr>
+                        <pic:blipFill>
+                          <a:blip r:embed="rId51"/>
+                          <a:stretch>
+                            <a:fillRect/>
+                          </a:stretch>
+                        </pic:blipFill>
+                        <pic:spPr bwMode="auto">
+                          <a:xfrm>
+                            <a:off x="0" y="0"/>
+                            <a:ext cx="5943600" cy="5095130"/>
+                          </a:xfrm>
+                          <a:prstGeom prst="rect">
+                            <a:avLst/>
+                          </a:prstGeom>
+                          <a:noFill/>
+                          <a:ln w="9525">
+                            <a:noFill/>
+                            <a:headEnd/>
+                            <a:tailEnd/>
+                          </a:ln>
+                        </pic:spPr>
+                      </pic:pic>
+                    </a:graphicData>
+                  </a:graphic>
+                </wp:inline>
+              </w:drawing>
             </w:r>
           </w:p>
-        </w:tc>
-        <w:tc>
-          <w:tcPr/>
-          <w:tbl>
-            <w:tblPr>
-              <w:tblStyle w:val="Table"/>
-              <w:tblW w:type="pct" w:w="5000"/>
-              <w:tblLayout w:type="fixed"/>
-              <w:tblLook w:firstRow="0" w:lastRow="0" w:firstColumn="0" w:lastColumn="0" w:noHBand="0" w:noVBand="0" w:val="0000"/>
-            </w:tblPr>
-            <w:tblGrid>
-              <w:gridCol w:w="7920"/>
-            </w:tblGrid>
-            <w:tr>
-              <w:tc>
-                <w:tcPr/>
-                <w:bookmarkStart w:id="76" w:name="fig-escala0225"/>
-                <w:p>
-                  <w:pPr>
-                    <w:pStyle w:val="Compact"/>
-                    <w:jc w:val="center"/>
-                    <w:jc w:val="left"/>
-                  </w:pPr>
-                  <w:r>
-                    <w:drawing>
-                      <wp:inline>
-                        <wp:extent cx="5943600" cy="3962400"/>
-                        <wp:effectExtent b="0" l="0" r="0" t="0"/>
-                        <wp:docPr descr="" title="" id="74" name="Picture"/>
-                        <a:graphic>
-                          <a:graphicData uri="http://schemas.openxmlformats.org/drawingml/2006/picture">
-                            <pic:pic>
-                              <pic:nvPicPr>
-                                <pic:cNvPr descr="img/richness_png/richness_png_0.225.png" id="75" name="Picture"/>
-                                <pic:cNvPicPr>
-                                  <a:picLocks noChangeArrowheads="1" noChangeAspect="1"/>
-                                </pic:cNvPicPr>
-                              </pic:nvPicPr>
-                              <pic:blipFill>
-                                <a:blip r:embed="rId73"/>
-                                <a:stretch>
-                                  <a:fillRect/>
-                                </a:stretch>
-                              </pic:blipFill>
-                              <pic:spPr bwMode="auto">
-                                <a:xfrm>
-                                  <a:off x="0" y="0"/>
-                                  <a:ext cx="5943600" cy="3962400"/>
-                                </a:xfrm>
-                                <a:prstGeom prst="rect">
-                                  <a:avLst/>
-                                </a:prstGeom>
-                                <a:noFill/>
-                                <a:ln w="9525">
-                                  <a:noFill/>
-                                  <a:headEnd/>
-                                  <a:tailEnd/>
-                                </a:ln>
-                              </pic:spPr>
-                            </pic:pic>
-                          </a:graphicData>
-                        </a:graphic>
-                      </wp:inline>
-                    </w:drawing>
-                  </w:r>
-                </w:p>
-                <w:p>
-                  <w:pPr>
-                    <w:jc w:val="center"/>
-                    <w:jc w:val="left"/>
-                  </w:pPr>
-                  <w:pPr>
-                    <w:jc w:val="start"/>
-                    <w:spacing w:before="200"/>
-                    <w:pStyle w:val="ImageCaption"/>
-                  </w:pPr>
-                  <w:r>
-                    <w:t xml:space="preserve">Figura 3.10: Riqueza a escala 0.225</w:t>
-                  </w:r>
-                </w:p>
-                <w:bookmarkEnd w:id="76"/>
-              </w:tc>
-            </w:tr>
-          </w:tbl>
-          <w:p/>
+          <w:p>
+            <w:pPr>
+              <w:jc w:val="center"/>
+            </w:pPr>
+            <w:pPr>
+              <w:jc w:val="start"/>
+              <w:spacing w:before="200"/>
+              <w:pStyle w:val="ImageCaption"/>
+            </w:pPr>
+            <w:r>
+              <w:t xml:space="preserve">Figura 3.4: Endemismo ponderado para cada pixel de las distintas escalas.</w:t>
+            </w:r>
+          </w:p>
+          <w:bookmarkEnd w:id="54"/>
         </w:tc>
       </w:tr>
     </w:tbl>
-    <w:p>
-      <w:pPr>
-        <w:framePr w:w="0" w:h="0" w:vAnchor="margin" w:hAnchor="margin" w:xAlign="right" w:yAlign="top"/>
-      </w:pPr>
-    </w:p>
-    <w:tbl>
-      <w:tblPr>
-        <w:tblStyle w:val="Table"/>
-        <w:tblW w:type="pct" w:w="4995"/>
-        <w:tblLayout w:type="fixed"/>
-        <w:tblLook w:firstRow="0" w:lastRow="0" w:firstColumn="0" w:lastColumn="0" w:noHBand="0" w:noVBand="0" w:val="0000"/>
-      </w:tblPr>
-      <w:tblGrid>
-        <w:gridCol w:w="2637"/>
-        <w:gridCol w:w="2637"/>
-        <w:gridCol w:w="2637"/>
-      </w:tblGrid>
-      <w:tr>
-        <w:tc>
-          <w:tcPr/>
-          <w:p>
-            <w:pPr>
-              <w:jc w:val="left"/>
-            </w:pPr>
-            <w:r>
-              <w:t xml:space="preserve"> </w:t>
-            </w:r>
-          </w:p>
-        </w:tc>
-        <w:tc>
-          <w:tcPr/>
-          <w:tbl>
-            <w:tblPr>
-              <w:tblStyle w:val="Table"/>
-              <w:tblW w:type="pct" w:w="5000"/>
-              <w:tblLayout w:type="fixed"/>
-              <w:tblLook w:firstRow="0" w:lastRow="0" w:firstColumn="0" w:lastColumn="0" w:noHBand="0" w:noVBand="0" w:val="0000"/>
-            </w:tblPr>
-            <w:tblGrid>
-              <w:gridCol w:w="7920"/>
-            </w:tblGrid>
-            <w:tr>
-              <w:tc>
-                <w:tcPr/>
-                <w:bookmarkStart w:id="80" w:name="fig-escala0315"/>
-                <w:p>
-                  <w:pPr>
-                    <w:pStyle w:val="Compact"/>
-                    <w:jc w:val="center"/>
-                    <w:jc w:val="left"/>
-                  </w:pPr>
-                  <w:r>
-                    <w:drawing>
-                      <wp:inline>
-                        <wp:extent cx="5943600" cy="3962400"/>
-                        <wp:effectExtent b="0" l="0" r="0" t="0"/>
-                        <wp:docPr descr="" title="" id="78" name="Picture"/>
-                        <a:graphic>
-                          <a:graphicData uri="http://schemas.openxmlformats.org/drawingml/2006/picture">
-                            <pic:pic>
-                              <pic:nvPicPr>
-                                <pic:cNvPr descr="img/richness_png/richness_png_0.315.png" id="79" name="Picture"/>
-                                <pic:cNvPicPr>
-                                  <a:picLocks noChangeArrowheads="1" noChangeAspect="1"/>
-                                </pic:cNvPicPr>
-                              </pic:nvPicPr>
-                              <pic:blipFill>
-                                <a:blip r:embed="rId77"/>
-                                <a:stretch>
-                                  <a:fillRect/>
-                                </a:stretch>
-                              </pic:blipFill>
-                              <pic:spPr bwMode="auto">
-                                <a:xfrm>
-                                  <a:off x="0" y="0"/>
-                                  <a:ext cx="5943600" cy="3962400"/>
-                                </a:xfrm>
-                                <a:prstGeom prst="rect">
-                                  <a:avLst/>
-                                </a:prstGeom>
-                                <a:noFill/>
-                                <a:ln w="9525">
-                                  <a:noFill/>
-                                  <a:headEnd/>
-                                  <a:tailEnd/>
-                                </a:ln>
-                              </pic:spPr>
-                            </pic:pic>
-                          </a:graphicData>
-                        </a:graphic>
-                      </wp:inline>
-                    </w:drawing>
-                  </w:r>
-                </w:p>
-                <w:p>
-                  <w:pPr>
-                    <w:jc w:val="center"/>
-                    <w:jc w:val="left"/>
-                  </w:pPr>
-                  <w:pPr>
-                    <w:jc w:val="start"/>
-                    <w:spacing w:before="200"/>
-                    <w:pStyle w:val="ImageCaption"/>
-                  </w:pPr>
-                  <w:r>
-                    <w:t xml:space="preserve">Figura 3.11: Riqueza a escala 0.315</w:t>
-                  </w:r>
-                </w:p>
-                <w:bookmarkEnd w:id="80"/>
-              </w:tc>
-            </w:tr>
-          </w:tbl>
-          <w:p/>
-        </w:tc>
-        <w:tc>
-          <w:tcPr/>
-          <w:p>
-            <w:pPr>
-              <w:jc w:val="left"/>
-            </w:pPr>
-            <w:r>
-              <w:t xml:space="preserve"> </w:t>
-            </w:r>
-          </w:p>
-        </w:tc>
-      </w:tr>
-    </w:tbl>
-    <w:p>
-      <w:pPr>
-        <w:framePr w:w="0" w:h="0" w:vAnchor="margin" w:hAnchor="margin" w:xAlign="right" w:yAlign="top"/>
-      </w:pPr>
-    </w:p>
-    <w:tbl>
-      <w:tblPr>
-        <w:tblStyle w:val="Table"/>
-        <w:tblW w:type="pct" w:w="4995"/>
-        <w:tblLayout w:type="fixed"/>
-        <w:tblLook w:firstRow="0" w:lastRow="0" w:firstColumn="0" w:lastColumn="0" w:noHBand="0" w:noVBand="0" w:val="0000"/>
-      </w:tblPr>
-      <w:tblGrid>
-        <w:gridCol w:w="2637"/>
-        <w:gridCol w:w="2637"/>
-        <w:gridCol w:w="2637"/>
-      </w:tblGrid>
-      <w:tr>
-        <w:tc>
-          <w:tcPr/>
-          <w:tbl>
-            <w:tblPr>
-              <w:tblStyle w:val="Table"/>
-              <w:tblW w:type="pct" w:w="5000"/>
-              <w:tblLayout w:type="fixed"/>
-              <w:tblLook w:firstRow="0" w:lastRow="0" w:firstColumn="0" w:lastColumn="0" w:noHBand="0" w:noVBand="0" w:val="0000"/>
-            </w:tblPr>
-            <w:tblGrid>
-              <w:gridCol w:w="7920"/>
-            </w:tblGrid>
-            <w:tr>
-              <w:tc>
-                <w:tcPr/>
-                <w:bookmarkStart w:id="84" w:name="fig-escala0405"/>
-                <w:p>
-                  <w:pPr>
-                    <w:pStyle w:val="Compact"/>
-                    <w:jc w:val="center"/>
-                    <w:jc w:val="left"/>
-                  </w:pPr>
-                  <w:r>
-                    <w:drawing>
-                      <wp:inline>
-                        <wp:extent cx="5943600" cy="3962400"/>
-                        <wp:effectExtent b="0" l="0" r="0" t="0"/>
-                        <wp:docPr descr="" title="" id="82" name="Picture"/>
-                        <a:graphic>
-                          <a:graphicData uri="http://schemas.openxmlformats.org/drawingml/2006/picture">
-                            <pic:pic>
-                              <pic:nvPicPr>
-                                <pic:cNvPr descr="img/richness_png/richness_png_0.405.png" id="83" name="Picture"/>
-                                <pic:cNvPicPr>
-                                  <a:picLocks noChangeArrowheads="1" noChangeAspect="1"/>
-                                </pic:cNvPicPr>
-                              </pic:nvPicPr>
-                              <pic:blipFill>
-                                <a:blip r:embed="rId81"/>
-                                <a:stretch>
-                                  <a:fillRect/>
-                                </a:stretch>
-                              </pic:blipFill>
-                              <pic:spPr bwMode="auto">
-                                <a:xfrm>
-                                  <a:off x="0" y="0"/>
-                                  <a:ext cx="5943600" cy="3962400"/>
-                                </a:xfrm>
-                                <a:prstGeom prst="rect">
-                                  <a:avLst/>
-                                </a:prstGeom>
-                                <a:noFill/>
-                                <a:ln w="9525">
-                                  <a:noFill/>
-                                  <a:headEnd/>
-                                  <a:tailEnd/>
-                                </a:ln>
-                              </pic:spPr>
-                            </pic:pic>
-                          </a:graphicData>
-                        </a:graphic>
-                      </wp:inline>
-                    </w:drawing>
-                  </w:r>
-                </w:p>
-                <w:p>
-                  <w:pPr>
-                    <w:jc w:val="center"/>
-                    <w:jc w:val="left"/>
-                  </w:pPr>
-                  <w:pPr>
-                    <w:jc w:val="start"/>
-                    <w:spacing w:before="200"/>
-                    <w:pStyle w:val="ImageCaption"/>
-                  </w:pPr>
-                  <w:r>
-                    <w:t xml:space="preserve">Figura 3.12: Riqueza a escala 0.405</w:t>
-                  </w:r>
-                </w:p>
-                <w:bookmarkEnd w:id="84"/>
-              </w:tc>
-            </w:tr>
-          </w:tbl>
-          <w:p/>
-        </w:tc>
-        <w:tc>
-          <w:tcPr/>
-          <w:p>
-            <w:pPr>
-              <w:jc w:val="left"/>
-            </w:pPr>
-            <w:r>
-              <w:t xml:space="preserve"> </w:t>
-            </w:r>
-          </w:p>
-        </w:tc>
-        <w:tc>
-          <w:tcPr/>
-          <w:tbl>
-            <w:tblPr>
-              <w:tblStyle w:val="Table"/>
-              <w:tblW w:type="pct" w:w="5000"/>
-              <w:tblLayout w:type="fixed"/>
-              <w:tblLook w:firstRow="0" w:lastRow="0" w:firstColumn="0" w:lastColumn="0" w:noHBand="0" w:noVBand="0" w:val="0000"/>
-            </w:tblPr>
-            <w:tblGrid>
-              <w:gridCol w:w="7920"/>
-            </w:tblGrid>
-            <w:tr>
-              <w:tc>
-                <w:tcPr/>
-                <w:bookmarkStart w:id="88" w:name="fig-escala0450"/>
-                <w:p>
-                  <w:pPr>
-                    <w:pStyle w:val="Compact"/>
-                    <w:jc w:val="center"/>
-                    <w:jc w:val="left"/>
-                  </w:pPr>
-                  <w:r>
-                    <w:drawing>
-                      <wp:inline>
-                        <wp:extent cx="5943600" cy="3962400"/>
-                        <wp:effectExtent b="0" l="0" r="0" t="0"/>
-                        <wp:docPr descr="" title="" id="86" name="Picture"/>
-                        <a:graphic>
-                          <a:graphicData uri="http://schemas.openxmlformats.org/drawingml/2006/picture">
-                            <pic:pic>
-                              <pic:nvPicPr>
-                                <pic:cNvPr descr="img/richness_png/richness_png_0.45.png" id="87" name="Picture"/>
-                                <pic:cNvPicPr>
-                                  <a:picLocks noChangeArrowheads="1" noChangeAspect="1"/>
-                                </pic:cNvPicPr>
-                              </pic:nvPicPr>
-                              <pic:blipFill>
-                                <a:blip r:embed="rId85"/>
-                                <a:stretch>
-                                  <a:fillRect/>
-                                </a:stretch>
-                              </pic:blipFill>
-                              <pic:spPr bwMode="auto">
-                                <a:xfrm>
-                                  <a:off x="0" y="0"/>
-                                  <a:ext cx="5943600" cy="3962400"/>
-                                </a:xfrm>
-                                <a:prstGeom prst="rect">
-                                  <a:avLst/>
-                                </a:prstGeom>
-                                <a:noFill/>
-                                <a:ln w="9525">
-                                  <a:noFill/>
-                                  <a:headEnd/>
-                                  <a:tailEnd/>
-                                </a:ln>
-                              </pic:spPr>
-                            </pic:pic>
-                          </a:graphicData>
-                        </a:graphic>
-                      </wp:inline>
-                    </w:drawing>
-                  </w:r>
-                </w:p>
-                <w:p>
-                  <w:pPr>
-                    <w:jc w:val="center"/>
-                    <w:jc w:val="left"/>
-                  </w:pPr>
-                  <w:pPr>
-                    <w:jc w:val="start"/>
-                    <w:spacing w:before="200"/>
-                    <w:pStyle w:val="ImageCaption"/>
-                  </w:pPr>
-                  <w:r>
-                    <w:t xml:space="preserve">Figura 3.13: Riqueza a escala 0.450</w:t>
-                  </w:r>
-                </w:p>
-                <w:bookmarkEnd w:id="88"/>
-              </w:tc>
-            </w:tr>
-          </w:tbl>
-          <w:p/>
-        </w:tc>
-      </w:tr>
-    </w:tbl>
-    <w:p>
-      <w:pPr>
-        <w:pStyle w:val="Textoindependiente"/>
-      </w:pPr>
-      <w:hyperlink w:anchor="fig-escala0135">
-        <w:r>
-          <w:rPr>
-            <w:rStyle w:val="Hipervnculo"/>
-          </w:rPr>
-          <w:t xml:space="preserve">Figura 3.9</w:t>
-        </w:r>
-      </w:hyperlink>
-      <w:r>
-        <w:t xml:space="preserve"> </w:t>
-      </w:r>
-      <w:r>
-        <w:rPr>
-          <w:i/>
-          <w:iCs/>
-        </w:rPr>
-        <w:t xml:space="preserve">a</w:t>
-      </w:r>
-      <w:r>
-        <w:t xml:space="preserve"> </w:t>
-      </w:r>
-      <w:hyperlink w:anchor="fig-escala0450">
-        <w:r>
-          <w:rPr>
-            <w:rStyle w:val="Hipervnculo"/>
-          </w:rPr>
-          <w:t xml:space="preserve">Figura 3.13</w:t>
-        </w:r>
-      </w:hyperlink>
-      <w:r>
-        <w:t xml:space="preserve"> </w:t>
-      </w:r>
-      <w:r>
-        <w:rPr>
-          <w:i/>
-          <w:iCs/>
-        </w:rPr>
-        <w:t xml:space="preserve">. Riqueza de especies de la base de datos con 186 especies en total para cada pixel de las distintas escalas.</w:t>
-      </w:r>
-    </w:p>
     <w:p>
       <w:pPr>
         <w:pStyle w:val="Compact"/>
@@ -3304,577 +2026,199 @@
         </w:numPr>
       </w:pPr>
       <w:r>
-        <w:t xml:space="preserve">Endemismo ponderado general</w:t>
+        <w:t xml:space="preserve">Diversidad filogénetica</w:t>
+      </w:r>
+    </w:p>
+    <w:p>
+      <w:pPr>
+        <w:pStyle w:val="FirstParagraph"/>
+      </w:pPr>
+      <w:r>
+        <w:t xml:space="preserve">A una escala muy fina (0.135°), los patrones de diversidad filogenética no son evidentes. Estos comienzan a delinearse a partir de la escala de 0.225°, pero es en la escala de 0.315° donde se aprecian con mayor claridad. En esta última, se destacan por sus altos valores de diversidad filogenética la Sierra Madre Occidental (SOcc), la Sierra Madre del Sur (SMS), la Sierra Madre Oriental (SMOr) y el Eje Volcánico Transmexicano (EVT).</w:t>
       </w:r>
     </w:p>
     <w:tbl>
       <w:tblPr>
         <w:tblStyle w:val="Table"/>
-        <w:tblW w:type="pct" w:w="4995"/>
+        <w:tblW w:type="pct" w:w="5000"/>
         <w:tblLayout w:type="fixed"/>
         <w:tblLook w:firstRow="0" w:lastRow="0" w:firstColumn="0" w:lastColumn="0" w:noHBand="0" w:noVBand="0" w:val="0000"/>
       </w:tblPr>
       <w:tblGrid>
-        <w:gridCol w:w="2637"/>
-        <w:gridCol w:w="2637"/>
-        <w:gridCol w:w="2637"/>
+        <w:gridCol w:w="7920"/>
       </w:tblGrid>
       <w:tr>
         <w:tc>
           <w:tcPr/>
-          <w:tbl>
-            <w:tblPr>
-              <w:tblStyle w:val="Table"/>
-              <w:tblW w:type="pct" w:w="5000"/>
-              <w:tblLayout w:type="fixed"/>
-              <w:tblLook w:firstRow="0" w:lastRow="0" w:firstColumn="0" w:lastColumn="0" w:noHBand="0" w:noVBand="0" w:val="0000"/>
-            </w:tblPr>
-            <w:tblGrid>
-              <w:gridCol w:w="7920"/>
-            </w:tblGrid>
-            <w:tr>
-              <w:tc>
-                <w:tcPr/>
-                <w:bookmarkStart w:id="92" w:name="fig-WE135"/>
-                <w:p>
-                  <w:pPr>
-                    <w:pStyle w:val="Compact"/>
-                    <w:jc w:val="center"/>
-                    <w:jc w:val="left"/>
-                  </w:pPr>
-                  <w:r>
-                    <w:drawing>
-                      <wp:inline>
-                        <wp:extent cx="5943600" cy="3962400"/>
-                        <wp:effectExtent b="0" l="0" r="0" t="0"/>
-                        <wp:docPr descr="" title="" id="90" name="Picture"/>
-                        <a:graphic>
-                          <a:graphicData uri="http://schemas.openxmlformats.org/drawingml/2006/picture">
-                            <pic:pic>
-                              <pic:nvPicPr>
-                                <pic:cNvPr descr="img/wendemism/wendemism_png_0.135.png" id="91" name="Picture"/>
-                                <pic:cNvPicPr>
-                                  <a:picLocks noChangeArrowheads="1" noChangeAspect="1"/>
-                                </pic:cNvPicPr>
-                              </pic:nvPicPr>
-                              <pic:blipFill>
-                                <a:blip r:embed="rId89"/>
-                                <a:stretch>
-                                  <a:fillRect/>
-                                </a:stretch>
-                              </pic:blipFill>
-                              <pic:spPr bwMode="auto">
-                                <a:xfrm>
-                                  <a:off x="0" y="0"/>
-                                  <a:ext cx="5943600" cy="3962400"/>
-                                </a:xfrm>
-                                <a:prstGeom prst="rect">
-                                  <a:avLst/>
-                                </a:prstGeom>
-                                <a:noFill/>
-                                <a:ln w="9525">
-                                  <a:noFill/>
-                                  <a:headEnd/>
-                                  <a:tailEnd/>
-                                </a:ln>
-                              </pic:spPr>
-                            </pic:pic>
-                          </a:graphicData>
-                        </a:graphic>
-                      </wp:inline>
-                    </w:drawing>
-                  </w:r>
-                </w:p>
-                <w:p>
-                  <w:pPr>
-                    <w:jc w:val="center"/>
-                    <w:jc w:val="left"/>
-                  </w:pPr>
-                  <w:pPr>
-                    <w:jc w:val="start"/>
-                    <w:spacing w:before="200"/>
-                    <w:pStyle w:val="ImageCaption"/>
-                  </w:pPr>
-                  <w:r>
-                    <w:t xml:space="preserve">Figura 3.14: Endemismo ponderado a escala 0.135</w:t>
-                  </w:r>
-                </w:p>
-                <w:bookmarkEnd w:id="92"/>
-              </w:tc>
-            </w:tr>
-          </w:tbl>
-          <w:p/>
-        </w:tc>
-        <w:tc>
-          <w:tcPr/>
+          <w:bookmarkStart w:id="58" w:name="fig-pd"/>
           <w:p>
             <w:pPr>
-              <w:jc w:val="left"/>
+              <w:pStyle w:val="Compact"/>
+              <w:jc w:val="center"/>
             </w:pPr>
             <w:r>
-              <w:t xml:space="preserve"> </w:t>
+              <w:drawing>
+                <wp:inline>
+                  <wp:extent cx="5943600" cy="5095130"/>
+                  <wp:effectExtent b="0" l="0" r="0" t="0"/>
+                  <wp:docPr descr="" title="" id="56" name="Picture"/>
+                  <a:graphic>
+                    <a:graphicData uri="http://schemas.openxmlformats.org/drawingml/2006/picture">
+                      <pic:pic>
+                        <pic:nvPicPr>
+                          <pic:cNvPr descr="images/all_maps/rich_scales_tree.png" id="57" name="Picture"/>
+                          <pic:cNvPicPr>
+                            <a:picLocks noChangeArrowheads="1" noChangeAspect="1"/>
+                          </pic:cNvPicPr>
+                        </pic:nvPicPr>
+                        <pic:blipFill>
+                          <a:blip r:embed="rId55"/>
+                          <a:stretch>
+                            <a:fillRect/>
+                          </a:stretch>
+                        </pic:blipFill>
+                        <pic:spPr bwMode="auto">
+                          <a:xfrm>
+                            <a:off x="0" y="0"/>
+                            <a:ext cx="5943600" cy="5095130"/>
+                          </a:xfrm>
+                          <a:prstGeom prst="rect">
+                            <a:avLst/>
+                          </a:prstGeom>
+                          <a:noFill/>
+                          <a:ln w="9525">
+                            <a:noFill/>
+                            <a:headEnd/>
+                            <a:tailEnd/>
+                          </a:ln>
+                        </pic:spPr>
+                      </pic:pic>
+                    </a:graphicData>
+                  </a:graphic>
+                </wp:inline>
+              </w:drawing>
             </w:r>
           </w:p>
-        </w:tc>
-        <w:tc>
-          <w:tcPr/>
-          <w:tbl>
-            <w:tblPr>
-              <w:tblStyle w:val="Table"/>
-              <w:tblW w:type="pct" w:w="5000"/>
-              <w:tblLayout w:type="fixed"/>
-              <w:tblLook w:firstRow="0" w:lastRow="0" w:firstColumn="0" w:lastColumn="0" w:noHBand="0" w:noVBand="0" w:val="0000"/>
-            </w:tblPr>
-            <w:tblGrid>
-              <w:gridCol w:w="7920"/>
-            </w:tblGrid>
-            <w:tr>
-              <w:tc>
-                <w:tcPr/>
-                <w:bookmarkStart w:id="96" w:name="fig-WE225"/>
-                <w:p>
-                  <w:pPr>
-                    <w:pStyle w:val="Compact"/>
-                    <w:jc w:val="center"/>
-                    <w:jc w:val="left"/>
-                  </w:pPr>
-                  <w:r>
-                    <w:drawing>
-                      <wp:inline>
-                        <wp:extent cx="5943600" cy="3962400"/>
-                        <wp:effectExtent b="0" l="0" r="0" t="0"/>
-                        <wp:docPr descr="" title="" id="94" name="Picture"/>
-                        <a:graphic>
-                          <a:graphicData uri="http://schemas.openxmlformats.org/drawingml/2006/picture">
-                            <pic:pic>
-                              <pic:nvPicPr>
-                                <pic:cNvPr descr="img/wendemism/wendemism_png_0.225.png" id="95" name="Picture"/>
-                                <pic:cNvPicPr>
-                                  <a:picLocks noChangeArrowheads="1" noChangeAspect="1"/>
-                                </pic:cNvPicPr>
-                              </pic:nvPicPr>
-                              <pic:blipFill>
-                                <a:blip r:embed="rId93"/>
-                                <a:stretch>
-                                  <a:fillRect/>
-                                </a:stretch>
-                              </pic:blipFill>
-                              <pic:spPr bwMode="auto">
-                                <a:xfrm>
-                                  <a:off x="0" y="0"/>
-                                  <a:ext cx="5943600" cy="3962400"/>
-                                </a:xfrm>
-                                <a:prstGeom prst="rect">
-                                  <a:avLst/>
-                                </a:prstGeom>
-                                <a:noFill/>
-                                <a:ln w="9525">
-                                  <a:noFill/>
-                                  <a:headEnd/>
-                                  <a:tailEnd/>
-                                </a:ln>
-                              </pic:spPr>
-                            </pic:pic>
-                          </a:graphicData>
-                        </a:graphic>
-                      </wp:inline>
-                    </w:drawing>
-                  </w:r>
-                </w:p>
-                <w:p>
-                  <w:pPr>
-                    <w:jc w:val="center"/>
-                    <w:jc w:val="left"/>
-                  </w:pPr>
-                  <w:pPr>
-                    <w:jc w:val="start"/>
-                    <w:spacing w:before="200"/>
-                    <w:pStyle w:val="ImageCaption"/>
-                  </w:pPr>
-                  <w:r>
-                    <w:t xml:space="preserve">Figura 3.15: Endemismo ponderado a escala 0.225</w:t>
-                  </w:r>
-                </w:p>
-                <w:bookmarkEnd w:id="96"/>
-              </w:tc>
-            </w:tr>
-          </w:tbl>
-          <w:p/>
+          <w:p>
+            <w:pPr>
+              <w:jc w:val="center"/>
+            </w:pPr>
+            <w:pPr>
+              <w:jc w:val="start"/>
+              <w:spacing w:before="200"/>
+              <w:pStyle w:val="ImageCaption"/>
+            </w:pPr>
+            <w:r>
+              <w:t xml:space="preserve">Figura 3.5: Diversidad filogénetica para cada pixel de las distintas escalas, esta varió entre 0 y 400, reflejando diferencias en la cantidad de historia evolutiva representada por las especies presentes en cada celda.</w:t>
+            </w:r>
+          </w:p>
+          <w:bookmarkEnd w:id="58"/>
         </w:tc>
       </w:tr>
     </w:tbl>
     <w:p>
       <w:pPr>
-        <w:framePr w:w="0" w:h="0" w:vAnchor="margin" w:hAnchor="margin" w:xAlign="right" w:yAlign="top"/>
-      </w:pPr>
+        <w:pStyle w:val="Textoindependiente"/>
+      </w:pPr>
+      <w:r>
+        <w:t xml:space="preserve">4.Riqueza de especies de las especies compartidas entre la base de datos y el árbol filogénetico</w:t>
+      </w:r>
+    </w:p>
+    <w:p>
+      <w:pPr>
+        <w:pStyle w:val="Textoindependiente"/>
+      </w:pPr>
+      <w:r>
+        <w:t xml:space="preserve">En este caso, a partir de la escala de 0.225°, se distinguen con mayor claridad las celdas con mayor riqueza en comparación con aquellas que no la presentan. A partir de la escala de 0.315°, se observa que los valores más altos se concentran en sitios dentro de la SMS, la SMOr y el EVT. En las escalas más gruesas (0.405° y 0.45°), el patrón se mantiene sin cambios significativos respecto a lo observado previamente.</w:t>
+      </w:r>
+    </w:p>
+    <w:p>
+      <w:pPr>
+        <w:pStyle w:val="Textoindependiente"/>
+      </w:pPr>
+      <w:r>
+        <w:t xml:space="preserve">Cabe destacar que, al considerar únicamente las especies incluidas en el árbol filogenético, los patrones de alta riqueza se vuelven aún más evidentes, especialmente en el EVT y la SMS.</w:t>
+      </w:r>
     </w:p>
     <w:tbl>
       <w:tblPr>
         <w:tblStyle w:val="Table"/>
-        <w:tblW w:type="pct" w:w="4995"/>
+        <w:tblW w:type="pct" w:w="5000"/>
         <w:tblLayout w:type="fixed"/>
         <w:tblLook w:firstRow="0" w:lastRow="0" w:firstColumn="0" w:lastColumn="0" w:noHBand="0" w:noVBand="0" w:val="0000"/>
       </w:tblPr>
       <w:tblGrid>
-        <w:gridCol w:w="2637"/>
-        <w:gridCol w:w="2637"/>
-        <w:gridCol w:w="2637"/>
+        <w:gridCol w:w="7920"/>
       </w:tblGrid>
       <w:tr>
         <w:tc>
           <w:tcPr/>
+          <w:bookmarkStart w:id="61" w:name="fig-richTree"/>
           <w:p>
             <w:pPr>
-              <w:jc w:val="left"/>
+              <w:pStyle w:val="Compact"/>
+              <w:jc w:val="center"/>
             </w:pPr>
             <w:r>
-              <w:t xml:space="preserve"> </w:t>
+              <w:drawing>
+                <wp:inline>
+                  <wp:extent cx="5943600" cy="5095130"/>
+                  <wp:effectExtent b="0" l="0" r="0" t="0"/>
+                  <wp:docPr descr="" title="" id="59" name="Picture"/>
+                  <a:graphic>
+                    <a:graphicData uri="http://schemas.openxmlformats.org/drawingml/2006/picture">
+                      <pic:pic>
+                        <pic:nvPicPr>
+                          <pic:cNvPr descr="images/all_maps/rich_scales_tree.png" id="60" name="Picture"/>
+                          <pic:cNvPicPr>
+                            <a:picLocks noChangeArrowheads="1" noChangeAspect="1"/>
+                          </pic:cNvPicPr>
+                        </pic:nvPicPr>
+                        <pic:blipFill>
+                          <a:blip r:embed="rId55"/>
+                          <a:stretch>
+                            <a:fillRect/>
+                          </a:stretch>
+                        </pic:blipFill>
+                        <pic:spPr bwMode="auto">
+                          <a:xfrm>
+                            <a:off x="0" y="0"/>
+                            <a:ext cx="5943600" cy="5095130"/>
+                          </a:xfrm>
+                          <a:prstGeom prst="rect">
+                            <a:avLst/>
+                          </a:prstGeom>
+                          <a:noFill/>
+                          <a:ln w="9525">
+                            <a:noFill/>
+                            <a:headEnd/>
+                            <a:tailEnd/>
+                          </a:ln>
+                        </pic:spPr>
+                      </pic:pic>
+                    </a:graphicData>
+                  </a:graphic>
+                </wp:inline>
+              </w:drawing>
             </w:r>
           </w:p>
-        </w:tc>
-        <w:tc>
-          <w:tcPr/>
-          <w:tbl>
-            <w:tblPr>
-              <w:tblStyle w:val="Table"/>
-              <w:tblW w:type="pct" w:w="5000"/>
-              <w:tblLayout w:type="fixed"/>
-              <w:tblLook w:firstRow="0" w:lastRow="0" w:firstColumn="0" w:lastColumn="0" w:noHBand="0" w:noVBand="0" w:val="0000"/>
-            </w:tblPr>
-            <w:tblGrid>
-              <w:gridCol w:w="7920"/>
-            </w:tblGrid>
-            <w:tr>
-              <w:tc>
-                <w:tcPr/>
-                <w:bookmarkStart w:id="100" w:name="fig-WE315"/>
-                <w:p>
-                  <w:pPr>
-                    <w:pStyle w:val="Compact"/>
-                    <w:jc w:val="center"/>
-                    <w:jc w:val="left"/>
-                  </w:pPr>
-                  <w:r>
-                    <w:drawing>
-                      <wp:inline>
-                        <wp:extent cx="5943600" cy="3962400"/>
-                        <wp:effectExtent b="0" l="0" r="0" t="0"/>
-                        <wp:docPr descr="" title="" id="98" name="Picture"/>
-                        <a:graphic>
-                          <a:graphicData uri="http://schemas.openxmlformats.org/drawingml/2006/picture">
-                            <pic:pic>
-                              <pic:nvPicPr>
-                                <pic:cNvPr descr="img/wendemism/wendemism_png_0.315.png" id="99" name="Picture"/>
-                                <pic:cNvPicPr>
-                                  <a:picLocks noChangeArrowheads="1" noChangeAspect="1"/>
-                                </pic:cNvPicPr>
-                              </pic:nvPicPr>
-                              <pic:blipFill>
-                                <a:blip r:embed="rId97"/>
-                                <a:stretch>
-                                  <a:fillRect/>
-                                </a:stretch>
-                              </pic:blipFill>
-                              <pic:spPr bwMode="auto">
-                                <a:xfrm>
-                                  <a:off x="0" y="0"/>
-                                  <a:ext cx="5943600" cy="3962400"/>
-                                </a:xfrm>
-                                <a:prstGeom prst="rect">
-                                  <a:avLst/>
-                                </a:prstGeom>
-                                <a:noFill/>
-                                <a:ln w="9525">
-                                  <a:noFill/>
-                                  <a:headEnd/>
-                                  <a:tailEnd/>
-                                </a:ln>
-                              </pic:spPr>
-                            </pic:pic>
-                          </a:graphicData>
-                        </a:graphic>
-                      </wp:inline>
-                    </w:drawing>
-                  </w:r>
-                </w:p>
-                <w:p>
-                  <w:pPr>
-                    <w:jc w:val="center"/>
-                    <w:jc w:val="left"/>
-                  </w:pPr>
-                  <w:pPr>
-                    <w:jc w:val="start"/>
-                    <w:spacing w:before="200"/>
-                    <w:pStyle w:val="ImageCaption"/>
-                  </w:pPr>
-                  <w:r>
-                    <w:t xml:space="preserve">Figura 3.16: Endemismo ponderado a escala 0.315</w:t>
-                  </w:r>
-                </w:p>
-                <w:bookmarkEnd w:id="100"/>
-              </w:tc>
-            </w:tr>
-          </w:tbl>
-          <w:p/>
-        </w:tc>
-        <w:tc>
-          <w:tcPr/>
           <w:p>
             <w:pPr>
-              <w:jc w:val="left"/>
+              <w:jc w:val="center"/>
+            </w:pPr>
+            <w:pPr>
+              <w:jc w:val="start"/>
+              <w:spacing w:before="200"/>
+              <w:pStyle w:val="ImageCaption"/>
             </w:pPr>
             <w:r>
-              <w:t xml:space="preserve"> </w:t>
+              <w:t xml:space="preserve">Figura 3.6: Riqueza de especies por píxel en cada escala, considerando únicamente las especies compartidas entre la base de datos y el árbol filogenético.</w:t>
             </w:r>
           </w:p>
+          <w:bookmarkEnd w:id="61"/>
         </w:tc>
       </w:tr>
     </w:tbl>
-    <w:p>
-      <w:pPr>
-        <w:framePr w:w="0" w:h="0" w:vAnchor="margin" w:hAnchor="margin" w:xAlign="right" w:yAlign="top"/>
-      </w:pPr>
-    </w:p>
-    <w:tbl>
-      <w:tblPr>
-        <w:tblStyle w:val="Table"/>
-        <w:tblW w:type="pct" w:w="4995"/>
-        <w:tblLayout w:type="fixed"/>
-        <w:tblLook w:firstRow="0" w:lastRow="0" w:firstColumn="0" w:lastColumn="0" w:noHBand="0" w:noVBand="0" w:val="0000"/>
-      </w:tblPr>
-      <w:tblGrid>
-        <w:gridCol w:w="2637"/>
-        <w:gridCol w:w="2637"/>
-        <w:gridCol w:w="2637"/>
-      </w:tblGrid>
-      <w:tr>
-        <w:tc>
-          <w:tcPr/>
-          <w:tbl>
-            <w:tblPr>
-              <w:tblStyle w:val="Table"/>
-              <w:tblW w:type="pct" w:w="5000"/>
-              <w:tblLayout w:type="fixed"/>
-              <w:tblLook w:firstRow="0" w:lastRow="0" w:firstColumn="0" w:lastColumn="0" w:noHBand="0" w:noVBand="0" w:val="0000"/>
-            </w:tblPr>
-            <w:tblGrid>
-              <w:gridCol w:w="7920"/>
-            </w:tblGrid>
-            <w:tr>
-              <w:tc>
-                <w:tcPr/>
-                <w:bookmarkStart w:id="104" w:name="fig-WE405"/>
-                <w:p>
-                  <w:pPr>
-                    <w:pStyle w:val="Compact"/>
-                    <w:jc w:val="center"/>
-                    <w:jc w:val="left"/>
-                  </w:pPr>
-                  <w:r>
-                    <w:drawing>
-                      <wp:inline>
-                        <wp:extent cx="5943600" cy="3962400"/>
-                        <wp:effectExtent b="0" l="0" r="0" t="0"/>
-                        <wp:docPr descr="" title="" id="102" name="Picture"/>
-                        <a:graphic>
-                          <a:graphicData uri="http://schemas.openxmlformats.org/drawingml/2006/picture">
-                            <pic:pic>
-                              <pic:nvPicPr>
-                                <pic:cNvPr descr="img/wendemism/wendemism_png_0.405.png" id="103" name="Picture"/>
-                                <pic:cNvPicPr>
-                                  <a:picLocks noChangeArrowheads="1" noChangeAspect="1"/>
-                                </pic:cNvPicPr>
-                              </pic:nvPicPr>
-                              <pic:blipFill>
-                                <a:blip r:embed="rId101"/>
-                                <a:stretch>
-                                  <a:fillRect/>
-                                </a:stretch>
-                              </pic:blipFill>
-                              <pic:spPr bwMode="auto">
-                                <a:xfrm>
-                                  <a:off x="0" y="0"/>
-                                  <a:ext cx="5943600" cy="3962400"/>
-                                </a:xfrm>
-                                <a:prstGeom prst="rect">
-                                  <a:avLst/>
-                                </a:prstGeom>
-                                <a:noFill/>
-                                <a:ln w="9525">
-                                  <a:noFill/>
-                                  <a:headEnd/>
-                                  <a:tailEnd/>
-                                </a:ln>
-                              </pic:spPr>
-                            </pic:pic>
-                          </a:graphicData>
-                        </a:graphic>
-                      </wp:inline>
-                    </w:drawing>
-                  </w:r>
-                </w:p>
-                <w:p>
-                  <w:pPr>
-                    <w:jc w:val="center"/>
-                    <w:jc w:val="left"/>
-                  </w:pPr>
-                  <w:pPr>
-                    <w:jc w:val="start"/>
-                    <w:spacing w:before="200"/>
-                    <w:pStyle w:val="ImageCaption"/>
-                  </w:pPr>
-                  <w:r>
-                    <w:t xml:space="preserve">Figura 3.17: Endemismo ponderado a escala 0.405</w:t>
-                  </w:r>
-                </w:p>
-                <w:bookmarkEnd w:id="104"/>
-              </w:tc>
-            </w:tr>
-          </w:tbl>
-          <w:p/>
-        </w:tc>
-        <w:tc>
-          <w:tcPr/>
-          <w:p>
-            <w:pPr>
-              <w:jc w:val="left"/>
-            </w:pPr>
-            <w:r>
-              <w:t xml:space="preserve"> </w:t>
-            </w:r>
-          </w:p>
-        </w:tc>
-        <w:tc>
-          <w:tcPr/>
-          <w:tbl>
-            <w:tblPr>
-              <w:tblStyle w:val="Table"/>
-              <w:tblW w:type="pct" w:w="5000"/>
-              <w:tblLayout w:type="fixed"/>
-              <w:tblLook w:firstRow="0" w:lastRow="0" w:firstColumn="0" w:lastColumn="0" w:noHBand="0" w:noVBand="0" w:val="0000"/>
-            </w:tblPr>
-            <w:tblGrid>
-              <w:gridCol w:w="7920"/>
-            </w:tblGrid>
-            <w:tr>
-              <w:tc>
-                <w:tcPr/>
-                <w:bookmarkStart w:id="107" w:name="fig-WE45"/>
-                <w:p>
-                  <w:pPr>
-                    <w:pStyle w:val="Compact"/>
-                    <w:jc w:val="center"/>
-                    <w:jc w:val="left"/>
-                  </w:pPr>
-                  <w:r>
-                    <w:drawing>
-                      <wp:inline>
-                        <wp:extent cx="5943600" cy="3962400"/>
-                        <wp:effectExtent b="0" l="0" r="0" t="0"/>
-                        <wp:docPr descr="" title="" id="105" name="Picture"/>
-                        <a:graphic>
-                          <a:graphicData uri="http://schemas.openxmlformats.org/drawingml/2006/picture">
-                            <pic:pic>
-                              <pic:nvPicPr>
-                                <pic:cNvPr descr="img/wendemism/wendemism_png_0.135.png" id="106" name="Picture"/>
-                                <pic:cNvPicPr>
-                                  <a:picLocks noChangeArrowheads="1" noChangeAspect="1"/>
-                                </pic:cNvPicPr>
-                              </pic:nvPicPr>
-                              <pic:blipFill>
-                                <a:blip r:embed="rId89"/>
-                                <a:stretch>
-                                  <a:fillRect/>
-                                </a:stretch>
-                              </pic:blipFill>
-                              <pic:spPr bwMode="auto">
-                                <a:xfrm>
-                                  <a:off x="0" y="0"/>
-                                  <a:ext cx="5943600" cy="3962400"/>
-                                </a:xfrm>
-                                <a:prstGeom prst="rect">
-                                  <a:avLst/>
-                                </a:prstGeom>
-                                <a:noFill/>
-                                <a:ln w="9525">
-                                  <a:noFill/>
-                                  <a:headEnd/>
-                                  <a:tailEnd/>
-                                </a:ln>
-                              </pic:spPr>
-                            </pic:pic>
-                          </a:graphicData>
-                        </a:graphic>
-                      </wp:inline>
-                    </w:drawing>
-                  </w:r>
-                </w:p>
-                <w:p>
-                  <w:pPr>
-                    <w:jc w:val="center"/>
-                    <w:jc w:val="left"/>
-                  </w:pPr>
-                  <w:pPr>
-                    <w:jc w:val="start"/>
-                    <w:spacing w:before="200"/>
-                    <w:pStyle w:val="ImageCaption"/>
-                  </w:pPr>
-                  <w:r>
-                    <w:t xml:space="preserve">Figura 3.18: Endemismo ponderado a escala 0.45</w:t>
-                  </w:r>
-                </w:p>
-                <w:bookmarkEnd w:id="107"/>
-              </w:tc>
-            </w:tr>
-          </w:tbl>
-          <w:p/>
-        </w:tc>
-      </w:tr>
-    </w:tbl>
-    <w:p>
-      <w:pPr>
-        <w:pStyle w:val="Textoindependiente"/>
-      </w:pPr>
-      <w:hyperlink w:anchor="fig-WE135">
-        <w:r>
-          <w:rPr>
-            <w:rStyle w:val="Hipervnculo"/>
-          </w:rPr>
-          <w:t xml:space="preserve">Figura 3.14</w:t>
-        </w:r>
-      </w:hyperlink>
-      <w:r>
-        <w:t xml:space="preserve"> </w:t>
-      </w:r>
-      <w:r>
-        <w:rPr>
-          <w:i/>
-          <w:iCs/>
-        </w:rPr>
-        <w:t xml:space="preserve">a</w:t>
-      </w:r>
-      <w:r>
-        <w:t xml:space="preserve"> </w:t>
-      </w:r>
-      <w:hyperlink w:anchor="fig-WE45">
-        <w:r>
-          <w:rPr>
-            <w:rStyle w:val="Hipervnculo"/>
-          </w:rPr>
-          <w:t xml:space="preserve">Figura 3.18</w:t>
-        </w:r>
-      </w:hyperlink>
-      <w:r>
-        <w:t xml:space="preserve"> </w:t>
-      </w:r>
-      <w:r>
-        <w:rPr>
-          <w:i/>
-          <w:iCs/>
-        </w:rPr>
-        <w:t xml:space="preserve">. Endemismo ponderado de la base de datos con 186 especies en total para cada pixel de las distintas escalas.</w:t>
-      </w:r>
-    </w:p>
     <w:p>
       <w:pPr>
         <w:pStyle w:val="Compact"/>
@@ -3884,1757 +2228,99 @@
         </w:numPr>
       </w:pPr>
       <w:r>
-        <w:t xml:space="preserve">Diversidad filogénetica</w:t>
+        <w:t xml:space="preserve">Endemismo ponderado de las especies compartidas entre la base de datos y el árbol filogénetico</w:t>
+      </w:r>
+    </w:p>
+    <w:p>
+      <w:pPr>
+        <w:pStyle w:val="FirstParagraph"/>
+      </w:pPr>
+      <w:r>
+        <w:t xml:space="preserve">Al igual que en el endemismo ponderado tomando en cuenta todas las especies, las escalas más finas (0.135° y 0.225°), no proporcionan información sobre posibles sitios con valores altos de endemismo ponderado. Es a partir de la escala de 0.315° donde la provincia Californiana y la de Baja California muestran valores elevados. Por otra parte, no se observan patrones distintos en las escalas de 0.315°, 0.405° y 0.45°.</w:t>
       </w:r>
     </w:p>
     <w:tbl>
       <w:tblPr>
         <w:tblStyle w:val="Table"/>
-        <w:tblW w:type="pct" w:w="4995"/>
+        <w:tblW w:type="pct" w:w="5000"/>
         <w:tblLayout w:type="fixed"/>
         <w:tblLook w:firstRow="0" w:lastRow="0" w:firstColumn="0" w:lastColumn="0" w:noHBand="0" w:noVBand="0" w:val="0000"/>
       </w:tblPr>
       <w:tblGrid>
-        <w:gridCol w:w="2637"/>
-        <w:gridCol w:w="2637"/>
-        <w:gridCol w:w="2637"/>
+        <w:gridCol w:w="7920"/>
       </w:tblGrid>
       <w:tr>
         <w:tc>
           <w:tcPr/>
-          <w:tbl>
-            <w:tblPr>
-              <w:tblStyle w:val="Table"/>
-              <w:tblW w:type="pct" w:w="5000"/>
-              <w:tblLayout w:type="fixed"/>
-              <w:tblLook w:firstRow="0" w:lastRow="0" w:firstColumn="0" w:lastColumn="0" w:noHBand="0" w:noVBand="0" w:val="0000"/>
-            </w:tblPr>
-            <w:tblGrid>
-              <w:gridCol w:w="7920"/>
-            </w:tblGrid>
-            <w:tr>
-              <w:tc>
-                <w:tcPr/>
-                <w:bookmarkStart w:id="111" w:name="fig-PD135"/>
-                <w:p>
-                  <w:pPr>
-                    <w:pStyle w:val="Compact"/>
-                    <w:jc w:val="center"/>
-                    <w:jc w:val="left"/>
-                  </w:pPr>
-                  <w:r>
-                    <w:drawing>
-                      <wp:inline>
-                        <wp:extent cx="5943600" cy="3962400"/>
-                        <wp:effectExtent b="0" l="0" r="0" t="0"/>
-                        <wp:docPr descr="" title="" id="109" name="Picture"/>
-                        <a:graphic>
-                          <a:graphicData uri="http://schemas.openxmlformats.org/drawingml/2006/picture">
-                            <pic:pic>
-                              <pic:nvPicPr>
-                                <pic:cNvPr descr="img/PD/PD_png_0.135.png" id="110" name="Picture"/>
-                                <pic:cNvPicPr>
-                                  <a:picLocks noChangeArrowheads="1" noChangeAspect="1"/>
-                                </pic:cNvPicPr>
-                              </pic:nvPicPr>
-                              <pic:blipFill>
-                                <a:blip r:embed="rId108"/>
-                                <a:stretch>
-                                  <a:fillRect/>
-                                </a:stretch>
-                              </pic:blipFill>
-                              <pic:spPr bwMode="auto">
-                                <a:xfrm>
-                                  <a:off x="0" y="0"/>
-                                  <a:ext cx="5943600" cy="3962400"/>
-                                </a:xfrm>
-                                <a:prstGeom prst="rect">
-                                  <a:avLst/>
-                                </a:prstGeom>
-                                <a:noFill/>
-                                <a:ln w="9525">
-                                  <a:noFill/>
-                                  <a:headEnd/>
-                                  <a:tailEnd/>
-                                </a:ln>
-                              </pic:spPr>
-                            </pic:pic>
-                          </a:graphicData>
-                        </a:graphic>
-                      </wp:inline>
-                    </w:drawing>
-                  </w:r>
-                </w:p>
-                <w:p>
-                  <w:pPr>
-                    <w:jc w:val="center"/>
-                    <w:jc w:val="left"/>
-                  </w:pPr>
-                  <w:pPr>
-                    <w:jc w:val="start"/>
-                    <w:spacing w:before="200"/>
-                    <w:pStyle w:val="ImageCaption"/>
-                  </w:pPr>
-                  <w:r>
-                    <w:t xml:space="preserve">Figura 3.19: Diversidad filogénetica a escala 0.135</w:t>
-                  </w:r>
-                </w:p>
-                <w:bookmarkEnd w:id="111"/>
-              </w:tc>
-            </w:tr>
-          </w:tbl>
-          <w:p/>
-        </w:tc>
-        <w:tc>
-          <w:tcPr/>
+          <w:bookmarkStart w:id="65" w:name="fig-weTree"/>
           <w:p>
             <w:pPr>
-              <w:jc w:val="left"/>
+              <w:pStyle w:val="Compact"/>
+              <w:jc w:val="center"/>
             </w:pPr>
             <w:r>
-              <w:t xml:space="preserve"> </w:t>
+              <w:drawing>
+                <wp:inline>
+                  <wp:extent cx="5943600" cy="5095130"/>
+                  <wp:effectExtent b="0" l="0" r="0" t="0"/>
+                  <wp:docPr descr="" title="" id="63" name="Picture"/>
+                  <a:graphic>
+                    <a:graphicData uri="http://schemas.openxmlformats.org/drawingml/2006/picture">
+                      <pic:pic>
+                        <pic:nvPicPr>
+                          <pic:cNvPr descr="images/all_maps/wendemism_scales_tree.png" id="64" name="Picture"/>
+                          <pic:cNvPicPr>
+                            <a:picLocks noChangeArrowheads="1" noChangeAspect="1"/>
+                          </pic:cNvPicPr>
+                        </pic:nvPicPr>
+                        <pic:blipFill>
+                          <a:blip r:embed="rId62"/>
+                          <a:stretch>
+                            <a:fillRect/>
+                          </a:stretch>
+                        </pic:blipFill>
+                        <pic:spPr bwMode="auto">
+                          <a:xfrm>
+                            <a:off x="0" y="0"/>
+                            <a:ext cx="5943600" cy="5095130"/>
+                          </a:xfrm>
+                          <a:prstGeom prst="rect">
+                            <a:avLst/>
+                          </a:prstGeom>
+                          <a:noFill/>
+                          <a:ln w="9525">
+                            <a:noFill/>
+                            <a:headEnd/>
+                            <a:tailEnd/>
+                          </a:ln>
+                        </pic:spPr>
+                      </pic:pic>
+                    </a:graphicData>
+                  </a:graphic>
+                </wp:inline>
+              </w:drawing>
             </w:r>
           </w:p>
-        </w:tc>
-        <w:tc>
-          <w:tcPr/>
-          <w:tbl>
-            <w:tblPr>
-              <w:tblStyle w:val="Table"/>
-              <w:tblW w:type="pct" w:w="5000"/>
-              <w:tblLayout w:type="fixed"/>
-              <w:tblLook w:firstRow="0" w:lastRow="0" w:firstColumn="0" w:lastColumn="0" w:noHBand="0" w:noVBand="0" w:val="0000"/>
-            </w:tblPr>
-            <w:tblGrid>
-              <w:gridCol w:w="7920"/>
-            </w:tblGrid>
-            <w:tr>
-              <w:tc>
-                <w:tcPr/>
-                <w:bookmarkStart w:id="115" w:name="fig-PD225"/>
-                <w:p>
-                  <w:pPr>
-                    <w:pStyle w:val="Compact"/>
-                    <w:jc w:val="center"/>
-                    <w:jc w:val="left"/>
-                  </w:pPr>
-                  <w:r>
-                    <w:drawing>
-                      <wp:inline>
-                        <wp:extent cx="5943600" cy="3962400"/>
-                        <wp:effectExtent b="0" l="0" r="0" t="0"/>
-                        <wp:docPr descr="" title="" id="113" name="Picture"/>
-                        <a:graphic>
-                          <a:graphicData uri="http://schemas.openxmlformats.org/drawingml/2006/picture">
-                            <pic:pic>
-                              <pic:nvPicPr>
-                                <pic:cNvPr descr="img/PD/PD_png_0.225.png" id="114" name="Picture"/>
-                                <pic:cNvPicPr>
-                                  <a:picLocks noChangeArrowheads="1" noChangeAspect="1"/>
-                                </pic:cNvPicPr>
-                              </pic:nvPicPr>
-                              <pic:blipFill>
-                                <a:blip r:embed="rId112"/>
-                                <a:stretch>
-                                  <a:fillRect/>
-                                </a:stretch>
-                              </pic:blipFill>
-                              <pic:spPr bwMode="auto">
-                                <a:xfrm>
-                                  <a:off x="0" y="0"/>
-                                  <a:ext cx="5943600" cy="3962400"/>
-                                </a:xfrm>
-                                <a:prstGeom prst="rect">
-                                  <a:avLst/>
-                                </a:prstGeom>
-                                <a:noFill/>
-                                <a:ln w="9525">
-                                  <a:noFill/>
-                                  <a:headEnd/>
-                                  <a:tailEnd/>
-                                </a:ln>
-                              </pic:spPr>
-                            </pic:pic>
-                          </a:graphicData>
-                        </a:graphic>
-                      </wp:inline>
-                    </w:drawing>
-                  </w:r>
-                </w:p>
-                <w:p>
-                  <w:pPr>
-                    <w:jc w:val="center"/>
-                    <w:jc w:val="left"/>
-                  </w:pPr>
-                  <w:pPr>
-                    <w:jc w:val="start"/>
-                    <w:spacing w:before="200"/>
-                    <w:pStyle w:val="ImageCaption"/>
-                  </w:pPr>
-                  <w:r>
-                    <w:t xml:space="preserve">Figura 3.20: Diversidad filogénetica a escala 0.225</w:t>
-                  </w:r>
-                </w:p>
-                <w:bookmarkEnd w:id="115"/>
-              </w:tc>
-            </w:tr>
-          </w:tbl>
-          <w:p/>
+          <w:p>
+            <w:pPr>
+              <w:jc w:val="center"/>
+            </w:pPr>
+            <w:pPr>
+              <w:jc w:val="start"/>
+              <w:spacing w:before="200"/>
+              <w:pStyle w:val="ImageCaption"/>
+            </w:pPr>
+            <w:r>
+              <w:t xml:space="preserve">Figura 3.7: Endemismo ponderado por píxel en cada escala, considerando únicamente las especies compartidas entre la base de datos y el árbol filogenético.</w:t>
+            </w:r>
+          </w:p>
+          <w:bookmarkEnd w:id="65"/>
         </w:tc>
       </w:tr>
     </w:tbl>
-    <w:p>
-      <w:pPr>
-        <w:framePr w:w="0" w:h="0" w:vAnchor="margin" w:hAnchor="margin" w:xAlign="right" w:yAlign="top"/>
-      </w:pPr>
-    </w:p>
-    <w:tbl>
-      <w:tblPr>
-        <w:tblStyle w:val="Table"/>
-        <w:tblW w:type="pct" w:w="4995"/>
-        <w:tblLayout w:type="fixed"/>
-        <w:tblLook w:firstRow="0" w:lastRow="0" w:firstColumn="0" w:lastColumn="0" w:noHBand="0" w:noVBand="0" w:val="0000"/>
-      </w:tblPr>
-      <w:tblGrid>
-        <w:gridCol w:w="2637"/>
-        <w:gridCol w:w="2637"/>
-        <w:gridCol w:w="2637"/>
-      </w:tblGrid>
-      <w:tr>
-        <w:tc>
-          <w:tcPr/>
-          <w:p>
-            <w:pPr>
-              <w:jc w:val="left"/>
-            </w:pPr>
-            <w:r>
-              <w:t xml:space="preserve"> </w:t>
-            </w:r>
-          </w:p>
-        </w:tc>
-        <w:tc>
-          <w:tcPr/>
-          <w:tbl>
-            <w:tblPr>
-              <w:tblStyle w:val="Table"/>
-              <w:tblW w:type="pct" w:w="5000"/>
-              <w:tblLayout w:type="fixed"/>
-              <w:tblLook w:firstRow="0" w:lastRow="0" w:firstColumn="0" w:lastColumn="0" w:noHBand="0" w:noVBand="0" w:val="0000"/>
-            </w:tblPr>
-            <w:tblGrid>
-              <w:gridCol w:w="7920"/>
-            </w:tblGrid>
-            <w:tr>
-              <w:tc>
-                <w:tcPr/>
-                <w:bookmarkStart w:id="119" w:name="fig-PD315"/>
-                <w:p>
-                  <w:pPr>
-                    <w:pStyle w:val="Compact"/>
-                    <w:jc w:val="center"/>
-                    <w:jc w:val="left"/>
-                  </w:pPr>
-                  <w:r>
-                    <w:drawing>
-                      <wp:inline>
-                        <wp:extent cx="5943600" cy="3962400"/>
-                        <wp:effectExtent b="0" l="0" r="0" t="0"/>
-                        <wp:docPr descr="" title="" id="117" name="Picture"/>
-                        <a:graphic>
-                          <a:graphicData uri="http://schemas.openxmlformats.org/drawingml/2006/picture">
-                            <pic:pic>
-                              <pic:nvPicPr>
-                                <pic:cNvPr descr="img/PD/PD_png_0.315.png" id="118" name="Picture"/>
-                                <pic:cNvPicPr>
-                                  <a:picLocks noChangeArrowheads="1" noChangeAspect="1"/>
-                                </pic:cNvPicPr>
-                              </pic:nvPicPr>
-                              <pic:blipFill>
-                                <a:blip r:embed="rId116"/>
-                                <a:stretch>
-                                  <a:fillRect/>
-                                </a:stretch>
-                              </pic:blipFill>
-                              <pic:spPr bwMode="auto">
-                                <a:xfrm>
-                                  <a:off x="0" y="0"/>
-                                  <a:ext cx="5943600" cy="3962400"/>
-                                </a:xfrm>
-                                <a:prstGeom prst="rect">
-                                  <a:avLst/>
-                                </a:prstGeom>
-                                <a:noFill/>
-                                <a:ln w="9525">
-                                  <a:noFill/>
-                                  <a:headEnd/>
-                                  <a:tailEnd/>
-                                </a:ln>
-                              </pic:spPr>
-                            </pic:pic>
-                          </a:graphicData>
-                        </a:graphic>
-                      </wp:inline>
-                    </w:drawing>
-                  </w:r>
-                </w:p>
-                <w:p>
-                  <w:pPr>
-                    <w:jc w:val="center"/>
-                    <w:jc w:val="left"/>
-                  </w:pPr>
-                  <w:pPr>
-                    <w:jc w:val="start"/>
-                    <w:spacing w:before="200"/>
-                    <w:pStyle w:val="ImageCaption"/>
-                  </w:pPr>
-                  <w:r>
-                    <w:t xml:space="preserve">Figura 3.21: Diversidad filogénetica a escala 0.315</w:t>
-                  </w:r>
-                </w:p>
-                <w:bookmarkEnd w:id="119"/>
-              </w:tc>
-            </w:tr>
-          </w:tbl>
-          <w:p/>
-        </w:tc>
-        <w:tc>
-          <w:tcPr/>
-          <w:p>
-            <w:pPr>
-              <w:jc w:val="left"/>
-            </w:pPr>
-            <w:r>
-              <w:t xml:space="preserve"> </w:t>
-            </w:r>
-          </w:p>
-        </w:tc>
-      </w:tr>
-    </w:tbl>
-    <w:p>
-      <w:pPr>
-        <w:framePr w:w="0" w:h="0" w:vAnchor="margin" w:hAnchor="margin" w:xAlign="right" w:yAlign="top"/>
-      </w:pPr>
-    </w:p>
-    <w:tbl>
-      <w:tblPr>
-        <w:tblStyle w:val="Table"/>
-        <w:tblW w:type="pct" w:w="4995"/>
-        <w:tblLayout w:type="fixed"/>
-        <w:tblLook w:firstRow="0" w:lastRow="0" w:firstColumn="0" w:lastColumn="0" w:noHBand="0" w:noVBand="0" w:val="0000"/>
-      </w:tblPr>
-      <w:tblGrid>
-        <w:gridCol w:w="2637"/>
-        <w:gridCol w:w="2637"/>
-        <w:gridCol w:w="2637"/>
-      </w:tblGrid>
-      <w:tr>
-        <w:tc>
-          <w:tcPr/>
-          <w:tbl>
-            <w:tblPr>
-              <w:tblStyle w:val="Table"/>
-              <w:tblW w:type="pct" w:w="5000"/>
-              <w:tblLayout w:type="fixed"/>
-              <w:tblLook w:firstRow="0" w:lastRow="0" w:firstColumn="0" w:lastColumn="0" w:noHBand="0" w:noVBand="0" w:val="0000"/>
-            </w:tblPr>
-            <w:tblGrid>
-              <w:gridCol w:w="7920"/>
-            </w:tblGrid>
-            <w:tr>
-              <w:tc>
-                <w:tcPr/>
-                <w:bookmarkStart w:id="123" w:name="fig-PD405"/>
-                <w:p>
-                  <w:pPr>
-                    <w:pStyle w:val="Compact"/>
-                    <w:jc w:val="center"/>
-                    <w:jc w:val="left"/>
-                  </w:pPr>
-                  <w:r>
-                    <w:drawing>
-                      <wp:inline>
-                        <wp:extent cx="5943600" cy="3962400"/>
-                        <wp:effectExtent b="0" l="0" r="0" t="0"/>
-                        <wp:docPr descr="" title="" id="121" name="Picture"/>
-                        <a:graphic>
-                          <a:graphicData uri="http://schemas.openxmlformats.org/drawingml/2006/picture">
-                            <pic:pic>
-                              <pic:nvPicPr>
-                                <pic:cNvPr descr="img/PD/PD_png_0.405.png" id="122" name="Picture"/>
-                                <pic:cNvPicPr>
-                                  <a:picLocks noChangeArrowheads="1" noChangeAspect="1"/>
-                                </pic:cNvPicPr>
-                              </pic:nvPicPr>
-                              <pic:blipFill>
-                                <a:blip r:embed="rId120"/>
-                                <a:stretch>
-                                  <a:fillRect/>
-                                </a:stretch>
-                              </pic:blipFill>
-                              <pic:spPr bwMode="auto">
-                                <a:xfrm>
-                                  <a:off x="0" y="0"/>
-                                  <a:ext cx="5943600" cy="3962400"/>
-                                </a:xfrm>
-                                <a:prstGeom prst="rect">
-                                  <a:avLst/>
-                                </a:prstGeom>
-                                <a:noFill/>
-                                <a:ln w="9525">
-                                  <a:noFill/>
-                                  <a:headEnd/>
-                                  <a:tailEnd/>
-                                </a:ln>
-                              </pic:spPr>
-                            </pic:pic>
-                          </a:graphicData>
-                        </a:graphic>
-                      </wp:inline>
-                    </w:drawing>
-                  </w:r>
-                </w:p>
-                <w:p>
-                  <w:pPr>
-                    <w:jc w:val="center"/>
-                    <w:jc w:val="left"/>
-                  </w:pPr>
-                  <w:pPr>
-                    <w:jc w:val="start"/>
-                    <w:spacing w:before="200"/>
-                    <w:pStyle w:val="ImageCaption"/>
-                  </w:pPr>
-                  <w:r>
-                    <w:t xml:space="preserve">Figura 3.22: Diversidad filogénetica a escala 0.405</w:t>
-                  </w:r>
-                </w:p>
-                <w:bookmarkEnd w:id="123"/>
-              </w:tc>
-            </w:tr>
-          </w:tbl>
-          <w:p/>
-        </w:tc>
-        <w:tc>
-          <w:tcPr/>
-          <w:p>
-            <w:pPr>
-              <w:jc w:val="left"/>
-            </w:pPr>
-            <w:r>
-              <w:t xml:space="preserve"> </w:t>
-            </w:r>
-          </w:p>
-        </w:tc>
-        <w:tc>
-          <w:tcPr/>
-          <w:tbl>
-            <w:tblPr>
-              <w:tblStyle w:val="Table"/>
-              <w:tblW w:type="pct" w:w="5000"/>
-              <w:tblLayout w:type="fixed"/>
-              <w:tblLook w:firstRow="0" w:lastRow="0" w:firstColumn="0" w:lastColumn="0" w:noHBand="0" w:noVBand="0" w:val="0000"/>
-            </w:tblPr>
-            <w:tblGrid>
-              <w:gridCol w:w="7920"/>
-            </w:tblGrid>
-            <w:tr>
-              <w:tc>
-                <w:tcPr/>
-                <w:bookmarkStart w:id="127" w:name="fig-PD45"/>
-                <w:p>
-                  <w:pPr>
-                    <w:pStyle w:val="Compact"/>
-                    <w:jc w:val="center"/>
-                    <w:jc w:val="left"/>
-                  </w:pPr>
-                  <w:r>
-                    <w:drawing>
-                      <wp:inline>
-                        <wp:extent cx="5943600" cy="3962400"/>
-                        <wp:effectExtent b="0" l="0" r="0" t="0"/>
-                        <wp:docPr descr="" title="" id="125" name="Picture"/>
-                        <a:graphic>
-                          <a:graphicData uri="http://schemas.openxmlformats.org/drawingml/2006/picture">
-                            <pic:pic>
-                              <pic:nvPicPr>
-                                <pic:cNvPr descr="img/PD/PD_png_0.45.png" id="126" name="Picture"/>
-                                <pic:cNvPicPr>
-                                  <a:picLocks noChangeArrowheads="1" noChangeAspect="1"/>
-                                </pic:cNvPicPr>
-                              </pic:nvPicPr>
-                              <pic:blipFill>
-                                <a:blip r:embed="rId124"/>
-                                <a:stretch>
-                                  <a:fillRect/>
-                                </a:stretch>
-                              </pic:blipFill>
-                              <pic:spPr bwMode="auto">
-                                <a:xfrm>
-                                  <a:off x="0" y="0"/>
-                                  <a:ext cx="5943600" cy="3962400"/>
-                                </a:xfrm>
-                                <a:prstGeom prst="rect">
-                                  <a:avLst/>
-                                </a:prstGeom>
-                                <a:noFill/>
-                                <a:ln w="9525">
-                                  <a:noFill/>
-                                  <a:headEnd/>
-                                  <a:tailEnd/>
-                                </a:ln>
-                              </pic:spPr>
-                            </pic:pic>
-                          </a:graphicData>
-                        </a:graphic>
-                      </wp:inline>
-                    </w:drawing>
-                  </w:r>
-                </w:p>
-                <w:p>
-                  <w:pPr>
-                    <w:jc w:val="center"/>
-                    <w:jc w:val="left"/>
-                  </w:pPr>
-                  <w:pPr>
-                    <w:jc w:val="start"/>
-                    <w:spacing w:before="200"/>
-                    <w:pStyle w:val="ImageCaption"/>
-                  </w:pPr>
-                  <w:r>
-                    <w:t xml:space="preserve">Figura 3.23: Diversidad filogénetica a escala 0.45</w:t>
-                  </w:r>
-                </w:p>
-                <w:bookmarkEnd w:id="127"/>
-              </w:tc>
-            </w:tr>
-          </w:tbl>
-          <w:p/>
-        </w:tc>
-      </w:tr>
-    </w:tbl>
-    <w:p>
-      <w:pPr>
-        <w:pStyle w:val="Textoindependiente"/>
-      </w:pPr>
-      <w:hyperlink w:anchor="fig-PD135">
-        <w:r>
-          <w:rPr>
-            <w:rStyle w:val="Hipervnculo"/>
-          </w:rPr>
-          <w:t xml:space="preserve">Figura 3.19</w:t>
-        </w:r>
-      </w:hyperlink>
-      <w:r>
-        <w:t xml:space="preserve"> </w:t>
-      </w:r>
-      <w:r>
-        <w:rPr>
-          <w:i/>
-          <w:iCs/>
-        </w:rPr>
-        <w:t xml:space="preserve">a</w:t>
-      </w:r>
-      <w:r>
-        <w:t xml:space="preserve"> </w:t>
-      </w:r>
-      <w:hyperlink w:anchor="fig-PD45">
-        <w:r>
-          <w:rPr>
-            <w:rStyle w:val="Hipervnculo"/>
-          </w:rPr>
-          <w:t xml:space="preserve">Figura 3.23</w:t>
-        </w:r>
-      </w:hyperlink>
-      <w:r>
-        <w:t xml:space="preserve"> </w:t>
-      </w:r>
-      <w:r>
-        <w:rPr>
-          <w:i/>
-          <w:iCs/>
-        </w:rPr>
-        <w:t xml:space="preserve">. Diversidad filogénetica para cada pixel de las distintas escalas.</w:t>
-      </w:r>
-      <w:r>
-        <w:rPr>
-          <w:i/>
-          <w:iCs/>
-        </w:rPr>
-        <w:t xml:space="preserve"> </w:t>
-      </w:r>
-    </w:p>
-    <w:p>
-      <w:pPr>
-        <w:pStyle w:val="Textoindependiente"/>
-      </w:pPr>
-      <w:r>
-        <w:t xml:space="preserve">4.Riqueza de especies de las especies compartidas entre la base de datos y el árbol filogénetico</w:t>
-      </w:r>
-    </w:p>
-    <w:tbl>
-      <w:tblPr>
-        <w:tblStyle w:val="Table"/>
-        <w:tblW w:type="pct" w:w="4995"/>
-        <w:tblLayout w:type="fixed"/>
-        <w:tblLook w:firstRow="0" w:lastRow="0" w:firstColumn="0" w:lastColumn="0" w:noHBand="0" w:noVBand="0" w:val="0000"/>
-      </w:tblPr>
-      <w:tblGrid>
-        <w:gridCol w:w="2637"/>
-        <w:gridCol w:w="2637"/>
-        <w:gridCol w:w="2637"/>
-      </w:tblGrid>
-      <w:tr>
-        <w:tc>
-          <w:tcPr/>
-          <w:tbl>
-            <w:tblPr>
-              <w:tblStyle w:val="Table"/>
-              <w:tblW w:type="pct" w:w="5000"/>
-              <w:tblLayout w:type="fixed"/>
-              <w:tblLook w:firstRow="0" w:lastRow="0" w:firstColumn="0" w:lastColumn="0" w:noHBand="0" w:noVBand="0" w:val="0000"/>
-            </w:tblPr>
-            <w:tblGrid>
-              <w:gridCol w:w="7920"/>
-            </w:tblGrid>
-            <w:tr>
-              <w:tc>
-                <w:tcPr/>
-                <w:bookmarkStart w:id="131" w:name="fig-richTree135"/>
-                <w:p>
-                  <w:pPr>
-                    <w:pStyle w:val="Compact"/>
-                    <w:jc w:val="center"/>
-                    <w:jc w:val="left"/>
-                  </w:pPr>
-                  <w:r>
-                    <w:drawing>
-                      <wp:inline>
-                        <wp:extent cx="5943600" cy="3962400"/>
-                        <wp:effectExtent b="0" l="0" r="0" t="0"/>
-                        <wp:docPr descr="" title="" id="129" name="Picture"/>
-                        <a:graphic>
-                          <a:graphicData uri="http://schemas.openxmlformats.org/drawingml/2006/picture">
-                            <pic:pic>
-                              <pic:nvPicPr>
-                                <pic:cNvPr descr="img/richness_tree/richness_png_0.135.png" id="130" name="Picture"/>
-                                <pic:cNvPicPr>
-                                  <a:picLocks noChangeArrowheads="1" noChangeAspect="1"/>
-                                </pic:cNvPicPr>
-                              </pic:nvPicPr>
-                              <pic:blipFill>
-                                <a:blip r:embed="rId128"/>
-                                <a:stretch>
-                                  <a:fillRect/>
-                                </a:stretch>
-                              </pic:blipFill>
-                              <pic:spPr bwMode="auto">
-                                <a:xfrm>
-                                  <a:off x="0" y="0"/>
-                                  <a:ext cx="5943600" cy="3962400"/>
-                                </a:xfrm>
-                                <a:prstGeom prst="rect">
-                                  <a:avLst/>
-                                </a:prstGeom>
-                                <a:noFill/>
-                                <a:ln w="9525">
-                                  <a:noFill/>
-                                  <a:headEnd/>
-                                  <a:tailEnd/>
-                                </a:ln>
-                              </pic:spPr>
-                            </pic:pic>
-                          </a:graphicData>
-                        </a:graphic>
-                      </wp:inline>
-                    </w:drawing>
-                  </w:r>
-                </w:p>
-                <w:p>
-                  <w:pPr>
-                    <w:jc w:val="center"/>
-                    <w:jc w:val="left"/>
-                  </w:pPr>
-                  <w:pPr>
-                    <w:jc w:val="start"/>
-                    <w:spacing w:before="200"/>
-                    <w:pStyle w:val="ImageCaption"/>
-                  </w:pPr>
-                  <w:r>
-                    <w:t xml:space="preserve">Figura 3.24: Riqueza de especies presentes en el árbol filogénetico a escala 0.135</w:t>
-                  </w:r>
-                </w:p>
-                <w:bookmarkEnd w:id="131"/>
-              </w:tc>
-            </w:tr>
-          </w:tbl>
-          <w:p/>
-        </w:tc>
-        <w:tc>
-          <w:tcPr/>
-          <w:p>
-            <w:pPr>
-              <w:jc w:val="left"/>
-            </w:pPr>
-            <w:r>
-              <w:t xml:space="preserve"> </w:t>
-            </w:r>
-          </w:p>
-        </w:tc>
-        <w:tc>
-          <w:tcPr/>
-          <w:tbl>
-            <w:tblPr>
-              <w:tblStyle w:val="Table"/>
-              <w:tblW w:type="pct" w:w="5000"/>
-              <w:tblLayout w:type="fixed"/>
-              <w:tblLook w:firstRow="0" w:lastRow="0" w:firstColumn="0" w:lastColumn="0" w:noHBand="0" w:noVBand="0" w:val="0000"/>
-            </w:tblPr>
-            <w:tblGrid>
-              <w:gridCol w:w="7920"/>
-            </w:tblGrid>
-            <w:tr>
-              <w:tc>
-                <w:tcPr/>
-                <w:bookmarkStart w:id="135" w:name="fig-richTree225"/>
-                <w:p>
-                  <w:pPr>
-                    <w:pStyle w:val="Compact"/>
-                    <w:jc w:val="center"/>
-                    <w:jc w:val="left"/>
-                  </w:pPr>
-                  <w:r>
-                    <w:drawing>
-                      <wp:inline>
-                        <wp:extent cx="5943600" cy="3962400"/>
-                        <wp:effectExtent b="0" l="0" r="0" t="0"/>
-                        <wp:docPr descr="" title="" id="133" name="Picture"/>
-                        <a:graphic>
-                          <a:graphicData uri="http://schemas.openxmlformats.org/drawingml/2006/picture">
-                            <pic:pic>
-                              <pic:nvPicPr>
-                                <pic:cNvPr descr="img/richness_tree/richness_png_0.225.png" id="134" name="Picture"/>
-                                <pic:cNvPicPr>
-                                  <a:picLocks noChangeArrowheads="1" noChangeAspect="1"/>
-                                </pic:cNvPicPr>
-                              </pic:nvPicPr>
-                              <pic:blipFill>
-                                <a:blip r:embed="rId132"/>
-                                <a:stretch>
-                                  <a:fillRect/>
-                                </a:stretch>
-                              </pic:blipFill>
-                              <pic:spPr bwMode="auto">
-                                <a:xfrm>
-                                  <a:off x="0" y="0"/>
-                                  <a:ext cx="5943600" cy="3962400"/>
-                                </a:xfrm>
-                                <a:prstGeom prst="rect">
-                                  <a:avLst/>
-                                </a:prstGeom>
-                                <a:noFill/>
-                                <a:ln w="9525">
-                                  <a:noFill/>
-                                  <a:headEnd/>
-                                  <a:tailEnd/>
-                                </a:ln>
-                              </pic:spPr>
-                            </pic:pic>
-                          </a:graphicData>
-                        </a:graphic>
-                      </wp:inline>
-                    </w:drawing>
-                  </w:r>
-                </w:p>
-                <w:p>
-                  <w:pPr>
-                    <w:jc w:val="center"/>
-                    <w:jc w:val="left"/>
-                  </w:pPr>
-                  <w:pPr>
-                    <w:jc w:val="start"/>
-                    <w:spacing w:before="200"/>
-                    <w:pStyle w:val="ImageCaption"/>
-                  </w:pPr>
-                  <w:r>
-                    <w:t xml:space="preserve">Figura 3.25: Riqueza de especies presentes en el árbol filogénetico a escala 0.225</w:t>
-                  </w:r>
-                </w:p>
-                <w:bookmarkEnd w:id="135"/>
-              </w:tc>
-            </w:tr>
-          </w:tbl>
-          <w:p/>
-        </w:tc>
-      </w:tr>
-    </w:tbl>
-    <w:p>
-      <w:pPr>
-        <w:framePr w:w="0" w:h="0" w:vAnchor="margin" w:hAnchor="margin" w:xAlign="right" w:yAlign="top"/>
-      </w:pPr>
-    </w:p>
-    <w:tbl>
-      <w:tblPr>
-        <w:tblStyle w:val="Table"/>
-        <w:tblW w:type="pct" w:w="4995"/>
-        <w:tblLayout w:type="fixed"/>
-        <w:tblLook w:firstRow="0" w:lastRow="0" w:firstColumn="0" w:lastColumn="0" w:noHBand="0" w:noVBand="0" w:val="0000"/>
-      </w:tblPr>
-      <w:tblGrid>
-        <w:gridCol w:w="2637"/>
-        <w:gridCol w:w="2637"/>
-        <w:gridCol w:w="2637"/>
-      </w:tblGrid>
-      <w:tr>
-        <w:tc>
-          <w:tcPr/>
-          <w:p>
-            <w:pPr>
-              <w:jc w:val="left"/>
-            </w:pPr>
-            <w:r>
-              <w:t xml:space="preserve"> </w:t>
-            </w:r>
-          </w:p>
-        </w:tc>
-        <w:tc>
-          <w:tcPr/>
-          <w:tbl>
-            <w:tblPr>
-              <w:tblStyle w:val="Table"/>
-              <w:tblW w:type="pct" w:w="5000"/>
-              <w:tblLayout w:type="fixed"/>
-              <w:tblLook w:firstRow="0" w:lastRow="0" w:firstColumn="0" w:lastColumn="0" w:noHBand="0" w:noVBand="0" w:val="0000"/>
-            </w:tblPr>
-            <w:tblGrid>
-              <w:gridCol w:w="7920"/>
-            </w:tblGrid>
-            <w:tr>
-              <w:tc>
-                <w:tcPr/>
-                <w:bookmarkStart w:id="139" w:name="fig-richTree315"/>
-                <w:p>
-                  <w:pPr>
-                    <w:pStyle w:val="Compact"/>
-                    <w:jc w:val="center"/>
-                    <w:jc w:val="left"/>
-                  </w:pPr>
-                  <w:r>
-                    <w:drawing>
-                      <wp:inline>
-                        <wp:extent cx="5943600" cy="3962400"/>
-                        <wp:effectExtent b="0" l="0" r="0" t="0"/>
-                        <wp:docPr descr="" title="" id="137" name="Picture"/>
-                        <a:graphic>
-                          <a:graphicData uri="http://schemas.openxmlformats.org/drawingml/2006/picture">
-                            <pic:pic>
-                              <pic:nvPicPr>
-                                <pic:cNvPr descr="img/richness_tree/richness_png_0.315.png" id="138" name="Picture"/>
-                                <pic:cNvPicPr>
-                                  <a:picLocks noChangeArrowheads="1" noChangeAspect="1"/>
-                                </pic:cNvPicPr>
-                              </pic:nvPicPr>
-                              <pic:blipFill>
-                                <a:blip r:embed="rId136"/>
-                                <a:stretch>
-                                  <a:fillRect/>
-                                </a:stretch>
-                              </pic:blipFill>
-                              <pic:spPr bwMode="auto">
-                                <a:xfrm>
-                                  <a:off x="0" y="0"/>
-                                  <a:ext cx="5943600" cy="3962400"/>
-                                </a:xfrm>
-                                <a:prstGeom prst="rect">
-                                  <a:avLst/>
-                                </a:prstGeom>
-                                <a:noFill/>
-                                <a:ln w="9525">
-                                  <a:noFill/>
-                                  <a:headEnd/>
-                                  <a:tailEnd/>
-                                </a:ln>
-                              </pic:spPr>
-                            </pic:pic>
-                          </a:graphicData>
-                        </a:graphic>
-                      </wp:inline>
-                    </w:drawing>
-                  </w:r>
-                </w:p>
-                <w:p>
-                  <w:pPr>
-                    <w:jc w:val="center"/>
-                    <w:jc w:val="left"/>
-                  </w:pPr>
-                  <w:pPr>
-                    <w:jc w:val="start"/>
-                    <w:spacing w:before="200"/>
-                    <w:pStyle w:val="ImageCaption"/>
-                  </w:pPr>
-                  <w:r>
-                    <w:t xml:space="preserve">Figura 3.26: Riqueza de especies presentes en el árbol filogénetico a escala 0.315</w:t>
-                  </w:r>
-                </w:p>
-                <w:bookmarkEnd w:id="139"/>
-              </w:tc>
-            </w:tr>
-          </w:tbl>
-          <w:p/>
-        </w:tc>
-        <w:tc>
-          <w:tcPr/>
-          <w:p>
-            <w:pPr>
-              <w:jc w:val="left"/>
-            </w:pPr>
-            <w:r>
-              <w:t xml:space="preserve"> </w:t>
-            </w:r>
-          </w:p>
-        </w:tc>
-      </w:tr>
-    </w:tbl>
-    <w:p>
-      <w:pPr>
-        <w:framePr w:w="0" w:h="0" w:vAnchor="margin" w:hAnchor="margin" w:xAlign="right" w:yAlign="top"/>
-      </w:pPr>
-    </w:p>
-    <w:tbl>
-      <w:tblPr>
-        <w:tblStyle w:val="Table"/>
-        <w:tblW w:type="pct" w:w="4995"/>
-        <w:tblLayout w:type="fixed"/>
-        <w:tblLook w:firstRow="0" w:lastRow="0" w:firstColumn="0" w:lastColumn="0" w:noHBand="0" w:noVBand="0" w:val="0000"/>
-      </w:tblPr>
-      <w:tblGrid>
-        <w:gridCol w:w="2637"/>
-        <w:gridCol w:w="2637"/>
-        <w:gridCol w:w="2637"/>
-      </w:tblGrid>
-      <w:tr>
-        <w:tc>
-          <w:tcPr/>
-          <w:tbl>
-            <w:tblPr>
-              <w:tblStyle w:val="Table"/>
-              <w:tblW w:type="pct" w:w="5000"/>
-              <w:tblLayout w:type="fixed"/>
-              <w:tblLook w:firstRow="0" w:lastRow="0" w:firstColumn="0" w:lastColumn="0" w:noHBand="0" w:noVBand="0" w:val="0000"/>
-            </w:tblPr>
-            <w:tblGrid>
-              <w:gridCol w:w="7920"/>
-            </w:tblGrid>
-            <w:tr>
-              <w:tc>
-                <w:tcPr/>
-                <w:bookmarkStart w:id="143" w:name="fig-richTree405"/>
-                <w:p>
-                  <w:pPr>
-                    <w:pStyle w:val="Compact"/>
-                    <w:jc w:val="center"/>
-                    <w:jc w:val="left"/>
-                  </w:pPr>
-                  <w:r>
-                    <w:drawing>
-                      <wp:inline>
-                        <wp:extent cx="5943600" cy="3962400"/>
-                        <wp:effectExtent b="0" l="0" r="0" t="0"/>
-                        <wp:docPr descr="" title="" id="141" name="Picture"/>
-                        <a:graphic>
-                          <a:graphicData uri="http://schemas.openxmlformats.org/drawingml/2006/picture">
-                            <pic:pic>
-                              <pic:nvPicPr>
-                                <pic:cNvPr descr="img/richness_tree/richness_png_0.405.png" id="142" name="Picture"/>
-                                <pic:cNvPicPr>
-                                  <a:picLocks noChangeArrowheads="1" noChangeAspect="1"/>
-                                </pic:cNvPicPr>
-                              </pic:nvPicPr>
-                              <pic:blipFill>
-                                <a:blip r:embed="rId140"/>
-                                <a:stretch>
-                                  <a:fillRect/>
-                                </a:stretch>
-                              </pic:blipFill>
-                              <pic:spPr bwMode="auto">
-                                <a:xfrm>
-                                  <a:off x="0" y="0"/>
-                                  <a:ext cx="5943600" cy="3962400"/>
-                                </a:xfrm>
-                                <a:prstGeom prst="rect">
-                                  <a:avLst/>
-                                </a:prstGeom>
-                                <a:noFill/>
-                                <a:ln w="9525">
-                                  <a:noFill/>
-                                  <a:headEnd/>
-                                  <a:tailEnd/>
-                                </a:ln>
-                              </pic:spPr>
-                            </pic:pic>
-                          </a:graphicData>
-                        </a:graphic>
-                      </wp:inline>
-                    </w:drawing>
-                  </w:r>
-                </w:p>
-                <w:p>
-                  <w:pPr>
-                    <w:jc w:val="center"/>
-                    <w:jc w:val="left"/>
-                  </w:pPr>
-                  <w:pPr>
-                    <w:jc w:val="start"/>
-                    <w:spacing w:before="200"/>
-                    <w:pStyle w:val="ImageCaption"/>
-                  </w:pPr>
-                  <w:r>
-                    <w:t xml:space="preserve">Figura 3.27: Riqueza de especies presentes en el árbol filogénetico a escala 0.405</w:t>
-                  </w:r>
-                </w:p>
-                <w:bookmarkEnd w:id="143"/>
-              </w:tc>
-            </w:tr>
-          </w:tbl>
-          <w:p/>
-        </w:tc>
-        <w:tc>
-          <w:tcPr/>
-          <w:p>
-            <w:pPr>
-              <w:jc w:val="left"/>
-            </w:pPr>
-            <w:r>
-              <w:t xml:space="preserve"> </w:t>
-            </w:r>
-          </w:p>
-        </w:tc>
-        <w:tc>
-          <w:tcPr/>
-          <w:tbl>
-            <w:tblPr>
-              <w:tblStyle w:val="Table"/>
-              <w:tblW w:type="pct" w:w="5000"/>
-              <w:tblLayout w:type="fixed"/>
-              <w:tblLook w:firstRow="0" w:lastRow="0" w:firstColumn="0" w:lastColumn="0" w:noHBand="0" w:noVBand="0" w:val="0000"/>
-            </w:tblPr>
-            <w:tblGrid>
-              <w:gridCol w:w="7920"/>
-            </w:tblGrid>
-            <w:tr>
-              <w:tc>
-                <w:tcPr/>
-                <w:bookmarkStart w:id="147" w:name="fig-richTree45"/>
-                <w:p>
-                  <w:pPr>
-                    <w:pStyle w:val="Compact"/>
-                    <w:jc w:val="center"/>
-                    <w:jc w:val="left"/>
-                  </w:pPr>
-                  <w:r>
-                    <w:drawing>
-                      <wp:inline>
-                        <wp:extent cx="5943600" cy="3962400"/>
-                        <wp:effectExtent b="0" l="0" r="0" t="0"/>
-                        <wp:docPr descr="" title="" id="145" name="Picture"/>
-                        <a:graphic>
-                          <a:graphicData uri="http://schemas.openxmlformats.org/drawingml/2006/picture">
-                            <pic:pic>
-                              <pic:nvPicPr>
-                                <pic:cNvPr descr="img/richness_tree/richness_png_0.45.png" id="146" name="Picture"/>
-                                <pic:cNvPicPr>
-                                  <a:picLocks noChangeArrowheads="1" noChangeAspect="1"/>
-                                </pic:cNvPicPr>
-                              </pic:nvPicPr>
-                              <pic:blipFill>
-                                <a:blip r:embed="rId144"/>
-                                <a:stretch>
-                                  <a:fillRect/>
-                                </a:stretch>
-                              </pic:blipFill>
-                              <pic:spPr bwMode="auto">
-                                <a:xfrm>
-                                  <a:off x="0" y="0"/>
-                                  <a:ext cx="5943600" cy="3962400"/>
-                                </a:xfrm>
-                                <a:prstGeom prst="rect">
-                                  <a:avLst/>
-                                </a:prstGeom>
-                                <a:noFill/>
-                                <a:ln w="9525">
-                                  <a:noFill/>
-                                  <a:headEnd/>
-                                  <a:tailEnd/>
-                                </a:ln>
-                              </pic:spPr>
-                            </pic:pic>
-                          </a:graphicData>
-                        </a:graphic>
-                      </wp:inline>
-                    </w:drawing>
-                  </w:r>
-                </w:p>
-                <w:p>
-                  <w:pPr>
-                    <w:jc w:val="center"/>
-                    <w:jc w:val="left"/>
-                  </w:pPr>
-                  <w:pPr>
-                    <w:jc w:val="start"/>
-                    <w:spacing w:before="200"/>
-                    <w:pStyle w:val="ImageCaption"/>
-                  </w:pPr>
-                  <w:r>
-                    <w:t xml:space="preserve">Figura 3.28: Riqueza de especies presentes en el árbol filogénetico a escala 0.45</w:t>
-                  </w:r>
-                </w:p>
-                <w:bookmarkEnd w:id="147"/>
-              </w:tc>
-            </w:tr>
-          </w:tbl>
-          <w:p/>
-        </w:tc>
-      </w:tr>
-    </w:tbl>
-    <w:p>
-      <w:pPr>
-        <w:pStyle w:val="Textoindependiente"/>
-      </w:pPr>
-      <w:hyperlink w:anchor="fig-richTree135">
-        <w:r>
-          <w:rPr>
-            <w:rStyle w:val="Hipervnculo"/>
-          </w:rPr>
-          <w:t xml:space="preserve">Figura 3.24</w:t>
-        </w:r>
-      </w:hyperlink>
-      <w:r>
-        <w:t xml:space="preserve"> </w:t>
-      </w:r>
-      <w:r>
-        <w:rPr>
-          <w:i/>
-          <w:iCs/>
-        </w:rPr>
-        <w:t xml:space="preserve">a</w:t>
-      </w:r>
-      <w:r>
-        <w:t xml:space="preserve"> </w:t>
-      </w:r>
-      <w:hyperlink w:anchor="fig-richTree45">
-        <w:r>
-          <w:rPr>
-            <w:rStyle w:val="Hipervnculo"/>
-          </w:rPr>
-          <w:t xml:space="preserve">Figura 3.28</w:t>
-        </w:r>
-      </w:hyperlink>
-      <w:r>
-        <w:t xml:space="preserve"> </w:t>
-      </w:r>
-      <w:r>
-        <w:rPr>
-          <w:i/>
-          <w:iCs/>
-        </w:rPr>
-        <w:t xml:space="preserve">. Riqueza de especies para cada pixel de las distintas escalas, solo tomando en cuenta las especies en común entre la base de datos y el árbol filogénetico.</w:t>
-      </w:r>
-      <w:r>
-        <w:rPr>
-          <w:i/>
-          <w:iCs/>
-        </w:rPr>
-        <w:t xml:space="preserve"> </w:t>
-      </w:r>
-    </w:p>
-    <w:p>
-      <w:pPr>
-        <w:pStyle w:val="Compact"/>
-        <w:numPr>
-          <w:ilvl w:val="0"/>
-          <w:numId w:val="1008"/>
-        </w:numPr>
-      </w:pPr>
-      <w:r>
-        <w:t xml:space="preserve">Endemismo ponderado de las especies compartidas entre la base de datos y el árbol filogénetico</w:t>
-      </w:r>
-    </w:p>
-    <w:tbl>
-      <w:tblPr>
-        <w:tblStyle w:val="Table"/>
-        <w:tblW w:type="pct" w:w="4995"/>
-        <w:tblLayout w:type="fixed"/>
-        <w:tblLook w:firstRow="0" w:lastRow="0" w:firstColumn="0" w:lastColumn="0" w:noHBand="0" w:noVBand="0" w:val="0000"/>
-      </w:tblPr>
-      <w:tblGrid>
-        <w:gridCol w:w="2637"/>
-        <w:gridCol w:w="2637"/>
-        <w:gridCol w:w="2637"/>
-      </w:tblGrid>
-      <w:tr>
-        <w:tc>
-          <w:tcPr/>
-          <w:tbl>
-            <w:tblPr>
-              <w:tblStyle w:val="Table"/>
-              <w:tblW w:type="pct" w:w="5000"/>
-              <w:tblLayout w:type="fixed"/>
-              <w:tblLook w:firstRow="0" w:lastRow="0" w:firstColumn="0" w:lastColumn="0" w:noHBand="0" w:noVBand="0" w:val="0000"/>
-            </w:tblPr>
-            <w:tblGrid>
-              <w:gridCol w:w="7920"/>
-            </w:tblGrid>
-            <w:tr>
-              <w:tc>
-                <w:tcPr/>
-                <w:bookmarkStart w:id="151" w:name="fig-weTree135"/>
-                <w:p>
-                  <w:pPr>
-                    <w:pStyle w:val="Compact"/>
-                    <w:jc w:val="center"/>
-                    <w:jc w:val="left"/>
-                  </w:pPr>
-                  <w:r>
-                    <w:drawing>
-                      <wp:inline>
-                        <wp:extent cx="5943600" cy="3962400"/>
-                        <wp:effectExtent b="0" l="0" r="0" t="0"/>
-                        <wp:docPr descr="" title="" id="149" name="Picture"/>
-                        <a:graphic>
-                          <a:graphicData uri="http://schemas.openxmlformats.org/drawingml/2006/picture">
-                            <pic:pic>
-                              <pic:nvPicPr>
-                                <pic:cNvPr descr="img/WE_tree/wendemism_png_0.135.png" id="150" name="Picture"/>
-                                <pic:cNvPicPr>
-                                  <a:picLocks noChangeArrowheads="1" noChangeAspect="1"/>
-                                </pic:cNvPicPr>
-                              </pic:nvPicPr>
-                              <pic:blipFill>
-                                <a:blip r:embed="rId148"/>
-                                <a:stretch>
-                                  <a:fillRect/>
-                                </a:stretch>
-                              </pic:blipFill>
-                              <pic:spPr bwMode="auto">
-                                <a:xfrm>
-                                  <a:off x="0" y="0"/>
-                                  <a:ext cx="5943600" cy="3962400"/>
-                                </a:xfrm>
-                                <a:prstGeom prst="rect">
-                                  <a:avLst/>
-                                </a:prstGeom>
-                                <a:noFill/>
-                                <a:ln w="9525">
-                                  <a:noFill/>
-                                  <a:headEnd/>
-                                  <a:tailEnd/>
-                                </a:ln>
-                              </pic:spPr>
-                            </pic:pic>
-                          </a:graphicData>
-                        </a:graphic>
-                      </wp:inline>
-                    </w:drawing>
-                  </w:r>
-                </w:p>
-                <w:p>
-                  <w:pPr>
-                    <w:jc w:val="center"/>
-                    <w:jc w:val="left"/>
-                  </w:pPr>
-                  <w:pPr>
-                    <w:jc w:val="start"/>
-                    <w:spacing w:before="200"/>
-                    <w:pStyle w:val="ImageCaption"/>
-                  </w:pPr>
-                  <w:r>
-                    <w:t xml:space="preserve">Figura 3.29: Endemismo ponderado de especies presentes en el árbol filogénetico a escala 0.135</w:t>
-                  </w:r>
-                </w:p>
-                <w:bookmarkEnd w:id="151"/>
-              </w:tc>
-            </w:tr>
-          </w:tbl>
-          <w:p/>
-        </w:tc>
-        <w:tc>
-          <w:tcPr/>
-          <w:p>
-            <w:pPr>
-              <w:jc w:val="left"/>
-            </w:pPr>
-            <w:r>
-              <w:t xml:space="preserve"> </w:t>
-            </w:r>
-          </w:p>
-        </w:tc>
-        <w:tc>
-          <w:tcPr/>
-          <w:tbl>
-            <w:tblPr>
-              <w:tblStyle w:val="Table"/>
-              <w:tblW w:type="pct" w:w="5000"/>
-              <w:tblLayout w:type="fixed"/>
-              <w:tblLook w:firstRow="0" w:lastRow="0" w:firstColumn="0" w:lastColumn="0" w:noHBand="0" w:noVBand="0" w:val="0000"/>
-            </w:tblPr>
-            <w:tblGrid>
-              <w:gridCol w:w="7920"/>
-            </w:tblGrid>
-            <w:tr>
-              <w:tc>
-                <w:tcPr/>
-                <w:bookmarkStart w:id="155" w:name="fig-weTree225"/>
-                <w:p>
-                  <w:pPr>
-                    <w:pStyle w:val="Compact"/>
-                    <w:jc w:val="center"/>
-                    <w:jc w:val="left"/>
-                  </w:pPr>
-                  <w:r>
-                    <w:drawing>
-                      <wp:inline>
-                        <wp:extent cx="5943600" cy="3962400"/>
-                        <wp:effectExtent b="0" l="0" r="0" t="0"/>
-                        <wp:docPr descr="" title="" id="153" name="Picture"/>
-                        <a:graphic>
-                          <a:graphicData uri="http://schemas.openxmlformats.org/drawingml/2006/picture">
-                            <pic:pic>
-                              <pic:nvPicPr>
-                                <pic:cNvPr descr="img/WE_tree/wendemism_png_0.225.png" id="154" name="Picture"/>
-                                <pic:cNvPicPr>
-                                  <a:picLocks noChangeArrowheads="1" noChangeAspect="1"/>
-                                </pic:cNvPicPr>
-                              </pic:nvPicPr>
-                              <pic:blipFill>
-                                <a:blip r:embed="rId152"/>
-                                <a:stretch>
-                                  <a:fillRect/>
-                                </a:stretch>
-                              </pic:blipFill>
-                              <pic:spPr bwMode="auto">
-                                <a:xfrm>
-                                  <a:off x="0" y="0"/>
-                                  <a:ext cx="5943600" cy="3962400"/>
-                                </a:xfrm>
-                                <a:prstGeom prst="rect">
-                                  <a:avLst/>
-                                </a:prstGeom>
-                                <a:noFill/>
-                                <a:ln w="9525">
-                                  <a:noFill/>
-                                  <a:headEnd/>
-                                  <a:tailEnd/>
-                                </a:ln>
-                              </pic:spPr>
-                            </pic:pic>
-                          </a:graphicData>
-                        </a:graphic>
-                      </wp:inline>
-                    </w:drawing>
-                  </w:r>
-                </w:p>
-                <w:p>
-                  <w:pPr>
-                    <w:jc w:val="center"/>
-                    <w:jc w:val="left"/>
-                  </w:pPr>
-                  <w:pPr>
-                    <w:jc w:val="start"/>
-                    <w:spacing w:before="200"/>
-                    <w:pStyle w:val="ImageCaption"/>
-                  </w:pPr>
-                  <w:r>
-                    <w:t xml:space="preserve">Figura 3.30: Endemismo ponderado de especies presentes en el árbol filogénetico a escala 0.225</w:t>
-                  </w:r>
-                </w:p>
-                <w:bookmarkEnd w:id="155"/>
-              </w:tc>
-            </w:tr>
-          </w:tbl>
-          <w:p/>
-        </w:tc>
-      </w:tr>
-    </w:tbl>
-    <w:p>
-      <w:pPr>
-        <w:framePr w:w="0" w:h="0" w:vAnchor="margin" w:hAnchor="margin" w:xAlign="right" w:yAlign="top"/>
-      </w:pPr>
-    </w:p>
-    <w:tbl>
-      <w:tblPr>
-        <w:tblStyle w:val="Table"/>
-        <w:tblW w:type="pct" w:w="4995"/>
-        <w:tblLayout w:type="fixed"/>
-        <w:tblLook w:firstRow="0" w:lastRow="0" w:firstColumn="0" w:lastColumn="0" w:noHBand="0" w:noVBand="0" w:val="0000"/>
-      </w:tblPr>
-      <w:tblGrid>
-        <w:gridCol w:w="2637"/>
-        <w:gridCol w:w="2637"/>
-        <w:gridCol w:w="2637"/>
-      </w:tblGrid>
-      <w:tr>
-        <w:tc>
-          <w:tcPr/>
-          <w:p>
-            <w:pPr>
-              <w:jc w:val="left"/>
-            </w:pPr>
-            <w:r>
-              <w:t xml:space="preserve"> </w:t>
-            </w:r>
-          </w:p>
-        </w:tc>
-        <w:tc>
-          <w:tcPr/>
-          <w:tbl>
-            <w:tblPr>
-              <w:tblStyle w:val="Table"/>
-              <w:tblW w:type="pct" w:w="5000"/>
-              <w:tblLayout w:type="fixed"/>
-              <w:tblLook w:firstRow="0" w:lastRow="0" w:firstColumn="0" w:lastColumn="0" w:noHBand="0" w:noVBand="0" w:val="0000"/>
-            </w:tblPr>
-            <w:tblGrid>
-              <w:gridCol w:w="7920"/>
-            </w:tblGrid>
-            <w:tr>
-              <w:tc>
-                <w:tcPr/>
-                <w:bookmarkStart w:id="159" w:name="fig-weTree315"/>
-                <w:p>
-                  <w:pPr>
-                    <w:pStyle w:val="Compact"/>
-                    <w:jc w:val="center"/>
-                    <w:jc w:val="left"/>
-                  </w:pPr>
-                  <w:r>
-                    <w:drawing>
-                      <wp:inline>
-                        <wp:extent cx="5943600" cy="3962400"/>
-                        <wp:effectExtent b="0" l="0" r="0" t="0"/>
-                        <wp:docPr descr="" title="" id="157" name="Picture"/>
-                        <a:graphic>
-                          <a:graphicData uri="http://schemas.openxmlformats.org/drawingml/2006/picture">
-                            <pic:pic>
-                              <pic:nvPicPr>
-                                <pic:cNvPr descr="img/WE_tree/wendemism_png_0.315.png" id="158" name="Picture"/>
-                                <pic:cNvPicPr>
-                                  <a:picLocks noChangeArrowheads="1" noChangeAspect="1"/>
-                                </pic:cNvPicPr>
-                              </pic:nvPicPr>
-                              <pic:blipFill>
-                                <a:blip r:embed="rId156"/>
-                                <a:stretch>
-                                  <a:fillRect/>
-                                </a:stretch>
-                              </pic:blipFill>
-                              <pic:spPr bwMode="auto">
-                                <a:xfrm>
-                                  <a:off x="0" y="0"/>
-                                  <a:ext cx="5943600" cy="3962400"/>
-                                </a:xfrm>
-                                <a:prstGeom prst="rect">
-                                  <a:avLst/>
-                                </a:prstGeom>
-                                <a:noFill/>
-                                <a:ln w="9525">
-                                  <a:noFill/>
-                                  <a:headEnd/>
-                                  <a:tailEnd/>
-                                </a:ln>
-                              </pic:spPr>
-                            </pic:pic>
-                          </a:graphicData>
-                        </a:graphic>
-                      </wp:inline>
-                    </w:drawing>
-                  </w:r>
-                </w:p>
-                <w:p>
-                  <w:pPr>
-                    <w:jc w:val="center"/>
-                    <w:jc w:val="left"/>
-                  </w:pPr>
-                  <w:pPr>
-                    <w:jc w:val="start"/>
-                    <w:spacing w:before="200"/>
-                    <w:pStyle w:val="ImageCaption"/>
-                  </w:pPr>
-                  <w:r>
-                    <w:t xml:space="preserve">Figura 3.31: Endemismo ponderado de especies presentes en el árbol filogénetico a escala 0.315</w:t>
-                  </w:r>
-                </w:p>
-                <w:bookmarkEnd w:id="159"/>
-              </w:tc>
-            </w:tr>
-          </w:tbl>
-          <w:p/>
-        </w:tc>
-        <w:tc>
-          <w:tcPr/>
-          <w:p>
-            <w:pPr>
-              <w:jc w:val="left"/>
-            </w:pPr>
-            <w:r>
-              <w:t xml:space="preserve"> </w:t>
-            </w:r>
-          </w:p>
-        </w:tc>
-      </w:tr>
-    </w:tbl>
-    <w:p>
-      <w:pPr>
-        <w:framePr w:w="0" w:h="0" w:vAnchor="margin" w:hAnchor="margin" w:xAlign="right" w:yAlign="top"/>
-      </w:pPr>
-    </w:p>
-    <w:tbl>
-      <w:tblPr>
-        <w:tblStyle w:val="Table"/>
-        <w:tblW w:type="pct" w:w="4995"/>
-        <w:tblLayout w:type="fixed"/>
-        <w:tblLook w:firstRow="0" w:lastRow="0" w:firstColumn="0" w:lastColumn="0" w:noHBand="0" w:noVBand="0" w:val="0000"/>
-      </w:tblPr>
-      <w:tblGrid>
-        <w:gridCol w:w="2637"/>
-        <w:gridCol w:w="2637"/>
-        <w:gridCol w:w="2637"/>
-      </w:tblGrid>
-      <w:tr>
-        <w:tc>
-          <w:tcPr/>
-          <w:tbl>
-            <w:tblPr>
-              <w:tblStyle w:val="Table"/>
-              <w:tblW w:type="pct" w:w="5000"/>
-              <w:tblLayout w:type="fixed"/>
-              <w:tblLook w:firstRow="0" w:lastRow="0" w:firstColumn="0" w:lastColumn="0" w:noHBand="0" w:noVBand="0" w:val="0000"/>
-            </w:tblPr>
-            <w:tblGrid>
-              <w:gridCol w:w="7920"/>
-            </w:tblGrid>
-            <w:tr>
-              <w:tc>
-                <w:tcPr/>
-                <w:bookmarkStart w:id="163" w:name="fig-weTree405"/>
-                <w:p>
-                  <w:pPr>
-                    <w:pStyle w:val="Compact"/>
-                    <w:jc w:val="center"/>
-                    <w:jc w:val="left"/>
-                  </w:pPr>
-                  <w:r>
-                    <w:drawing>
-                      <wp:inline>
-                        <wp:extent cx="5943600" cy="3962400"/>
-                        <wp:effectExtent b="0" l="0" r="0" t="0"/>
-                        <wp:docPr descr="" title="" id="161" name="Picture"/>
-                        <a:graphic>
-                          <a:graphicData uri="http://schemas.openxmlformats.org/drawingml/2006/picture">
-                            <pic:pic>
-                              <pic:nvPicPr>
-                                <pic:cNvPr descr="img/WE_tree/wendemism_png_0.405.png" id="162" name="Picture"/>
-                                <pic:cNvPicPr>
-                                  <a:picLocks noChangeArrowheads="1" noChangeAspect="1"/>
-                                </pic:cNvPicPr>
-                              </pic:nvPicPr>
-                              <pic:blipFill>
-                                <a:blip r:embed="rId160"/>
-                                <a:stretch>
-                                  <a:fillRect/>
-                                </a:stretch>
-                              </pic:blipFill>
-                              <pic:spPr bwMode="auto">
-                                <a:xfrm>
-                                  <a:off x="0" y="0"/>
-                                  <a:ext cx="5943600" cy="3962400"/>
-                                </a:xfrm>
-                                <a:prstGeom prst="rect">
-                                  <a:avLst/>
-                                </a:prstGeom>
-                                <a:noFill/>
-                                <a:ln w="9525">
-                                  <a:noFill/>
-                                  <a:headEnd/>
-                                  <a:tailEnd/>
-                                </a:ln>
-                              </pic:spPr>
-                            </pic:pic>
-                          </a:graphicData>
-                        </a:graphic>
-                      </wp:inline>
-                    </w:drawing>
-                  </w:r>
-                </w:p>
-                <w:p>
-                  <w:pPr>
-                    <w:jc w:val="center"/>
-                    <w:jc w:val="left"/>
-                  </w:pPr>
-                  <w:pPr>
-                    <w:jc w:val="start"/>
-                    <w:spacing w:before="200"/>
-                    <w:pStyle w:val="ImageCaption"/>
-                  </w:pPr>
-                  <w:r>
-                    <w:t xml:space="preserve">Figura 3.32: Endemismo ponderado de especies presentes en el árbol filogénetico a escala 0.405</w:t>
-                  </w:r>
-                </w:p>
-                <w:bookmarkEnd w:id="163"/>
-              </w:tc>
-            </w:tr>
-          </w:tbl>
-          <w:p/>
-        </w:tc>
-        <w:tc>
-          <w:tcPr/>
-          <w:p>
-            <w:pPr>
-              <w:jc w:val="left"/>
-            </w:pPr>
-            <w:r>
-              <w:t xml:space="preserve"> </w:t>
-            </w:r>
-          </w:p>
-        </w:tc>
-        <w:tc>
-          <w:tcPr/>
-          <w:tbl>
-            <w:tblPr>
-              <w:tblStyle w:val="Table"/>
-              <w:tblW w:type="pct" w:w="5000"/>
-              <w:tblLayout w:type="fixed"/>
-              <w:tblLook w:firstRow="0" w:lastRow="0" w:firstColumn="0" w:lastColumn="0" w:noHBand="0" w:noVBand="0" w:val="0000"/>
-            </w:tblPr>
-            <w:tblGrid>
-              <w:gridCol w:w="7920"/>
-            </w:tblGrid>
-            <w:tr>
-              <w:tc>
-                <w:tcPr/>
-                <w:bookmarkStart w:id="167" w:name="fig-weTree45"/>
-                <w:p>
-                  <w:pPr>
-                    <w:pStyle w:val="Compact"/>
-                    <w:jc w:val="center"/>
-                    <w:jc w:val="left"/>
-                  </w:pPr>
-                  <w:r>
-                    <w:drawing>
-                      <wp:inline>
-                        <wp:extent cx="5943600" cy="3962400"/>
-                        <wp:effectExtent b="0" l="0" r="0" t="0"/>
-                        <wp:docPr descr="" title="" id="165" name="Picture"/>
-                        <a:graphic>
-                          <a:graphicData uri="http://schemas.openxmlformats.org/drawingml/2006/picture">
-                            <pic:pic>
-                              <pic:nvPicPr>
-                                <pic:cNvPr descr="img/WE_tree/wendemism_png_0.45.png" id="166" name="Picture"/>
-                                <pic:cNvPicPr>
-                                  <a:picLocks noChangeArrowheads="1" noChangeAspect="1"/>
-                                </pic:cNvPicPr>
-                              </pic:nvPicPr>
-                              <pic:blipFill>
-                                <a:blip r:embed="rId164"/>
-                                <a:stretch>
-                                  <a:fillRect/>
-                                </a:stretch>
-                              </pic:blipFill>
-                              <pic:spPr bwMode="auto">
-                                <a:xfrm>
-                                  <a:off x="0" y="0"/>
-                                  <a:ext cx="5943600" cy="3962400"/>
-                                </a:xfrm>
-                                <a:prstGeom prst="rect">
-                                  <a:avLst/>
-                                </a:prstGeom>
-                                <a:noFill/>
-                                <a:ln w="9525">
-                                  <a:noFill/>
-                                  <a:headEnd/>
-                                  <a:tailEnd/>
-                                </a:ln>
-                              </pic:spPr>
-                            </pic:pic>
-                          </a:graphicData>
-                        </a:graphic>
-                      </wp:inline>
-                    </w:drawing>
-                  </w:r>
-                </w:p>
-                <w:p>
-                  <w:pPr>
-                    <w:jc w:val="center"/>
-                    <w:jc w:val="left"/>
-                  </w:pPr>
-                  <w:pPr>
-                    <w:jc w:val="start"/>
-                    <w:spacing w:before="200"/>
-                    <w:pStyle w:val="ImageCaption"/>
-                  </w:pPr>
-                  <w:r>
-                    <w:t xml:space="preserve">Figura 3.33: Endemismo ponderado de especies presentes en el árbol filogénetico a escala 0.45</w:t>
-                  </w:r>
-                </w:p>
-                <w:bookmarkEnd w:id="167"/>
-              </w:tc>
-            </w:tr>
-          </w:tbl>
-          <w:p/>
-        </w:tc>
-      </w:tr>
-    </w:tbl>
-    <w:p>
-      <w:pPr>
-        <w:pStyle w:val="Textoindependiente"/>
-      </w:pPr>
-      <w:hyperlink w:anchor="fig-weTree135">
-        <w:r>
-          <w:rPr>
-            <w:rStyle w:val="Hipervnculo"/>
-          </w:rPr>
-          <w:t xml:space="preserve">Figura 3.29</w:t>
-        </w:r>
-      </w:hyperlink>
-      <w:r>
-        <w:t xml:space="preserve"> </w:t>
-      </w:r>
-      <w:r>
-        <w:rPr>
-          <w:i/>
-          <w:iCs/>
-        </w:rPr>
-        <w:t xml:space="preserve">a</w:t>
-      </w:r>
-      <w:r>
-        <w:t xml:space="preserve"> </w:t>
-      </w:r>
-      <w:hyperlink w:anchor="fig-weTree45">
-        <w:r>
-          <w:rPr>
-            <w:rStyle w:val="Hipervnculo"/>
-          </w:rPr>
-          <w:t xml:space="preserve">Figura 3.33</w:t>
-        </w:r>
-      </w:hyperlink>
-      <w:r>
-        <w:t xml:space="preserve"> </w:t>
-      </w:r>
-      <w:r>
-        <w:rPr>
-          <w:i/>
-          <w:iCs/>
-        </w:rPr>
-        <w:t xml:space="preserve">. Endemismo ponderado para cada pixel de las distintas escalas, solo tomando en cuenta las especies en común entre la base de datos y el árbol filogénetico.</w:t>
-      </w:r>
-      <w:r>
-        <w:rPr>
-          <w:i/>
-          <w:iCs/>
-        </w:rPr>
-        <w:t xml:space="preserve"> </w:t>
-      </w:r>
-    </w:p>
-    <w:bookmarkEnd w:id="168"/>
-    <w:bookmarkEnd w:id="169"/>
-    <w:bookmarkStart w:id="170" w:name="discusión"/>
+    <w:bookmarkEnd w:id="66"/>
+    <w:bookmarkEnd w:id="67"/>
+    <w:bookmarkStart w:id="68" w:name="discusión"/>
     <w:p>
       <w:pPr>
         <w:pStyle w:val="Ttulo1"/>
@@ -5643,8 +2329,8 @@
         <w:t xml:space="preserve">4. Discusión</w:t>
       </w:r>
     </w:p>
-    <w:bookmarkEnd w:id="170"/>
-    <w:bookmarkStart w:id="171" w:name="conclusión"/>
+    <w:bookmarkEnd w:id="68"/>
+    <w:bookmarkStart w:id="69" w:name="conclusión"/>
     <w:p>
       <w:pPr>
         <w:pStyle w:val="Ttulo1"/>
@@ -5653,8 +2339,8 @@
         <w:t xml:space="preserve">5. Conclusión</w:t>
       </w:r>
     </w:p>
-    <w:bookmarkEnd w:id="171"/>
-    <w:bookmarkStart w:id="209" w:name="referencias"/>
+    <w:bookmarkEnd w:id="69"/>
+    <w:bookmarkStart w:id="115" w:name="referencias"/>
     <w:p>
       <w:pPr>
         <w:pStyle w:val="Ttulo1"/>
@@ -5663,8 +2349,8 @@
         <w:t xml:space="preserve">Referencias</w:t>
       </w:r>
     </w:p>
-    <w:bookmarkStart w:id="208" w:name="refs"/>
-    <w:bookmarkStart w:id="173" w:name="ref-phyloraster2023"/>
+    <w:bookmarkStart w:id="114" w:name="refs"/>
+    <w:bookmarkStart w:id="71" w:name="ref-phyloraster2023"/>
     <w:p>
       <w:pPr>
         <w:pStyle w:val="Bibliografa"/>
@@ -5694,7 +2380,7 @@
       <w:r>
         <w:t xml:space="preserve">: e06902. https://doi.org/</w:t>
       </w:r>
-      <w:hyperlink r:id="rId172">
+      <w:hyperlink r:id="rId70">
         <w:r>
           <w:rPr>
             <w:rStyle w:val="Hipervnculo"/>
@@ -5706,8 +2392,8 @@
         <w:t xml:space="preserve">.</w:t>
       </w:r>
     </w:p>
-    <w:bookmarkEnd w:id="173"/>
-    <w:bookmarkStart w:id="175" w:name="ref-baldwinSpeciesRichnessEndemism2017"/>
+    <w:bookmarkEnd w:id="71"/>
+    <w:bookmarkStart w:id="73" w:name="ref-baldwinSpeciesRichnessEndemism2017"/>
     <w:p>
       <w:pPr>
         <w:pStyle w:val="Bibliografa"/>
@@ -5749,7 +2435,7 @@
       <w:r>
         <w:t xml:space="preserve">104 (3): 487-501. https://doi.org/</w:t>
       </w:r>
-      <w:hyperlink r:id="rId174">
+      <w:hyperlink r:id="rId72">
         <w:r>
           <w:rPr>
             <w:rStyle w:val="Hipervnculo"/>
@@ -5761,8 +2447,8 @@
         <w:t xml:space="preserve">.</w:t>
       </w:r>
     </w:p>
-    <w:bookmarkEnd w:id="175"/>
-    <w:bookmarkStart w:id="177" w:name="ref-dtable2024"/>
+    <w:bookmarkEnd w:id="73"/>
+    <w:bookmarkStart w:id="75" w:name="ref-dtable2024"/>
     <w:p>
       <w:pPr>
         <w:pStyle w:val="Bibliografa"/>
@@ -5773,7 +2459,7 @@
       <w:r>
         <w:t xml:space="preserve"> </w:t>
       </w:r>
-      <w:hyperlink r:id="rId176">
+      <w:hyperlink r:id="rId74">
         <w:r>
           <w:rPr>
             <w:rStyle w:val="Hipervnculo"/>
@@ -5787,8 +2473,8 @@
         <w:t xml:space="preserve">.</w:t>
       </w:r>
     </w:p>
-    <w:bookmarkEnd w:id="177"/>
-    <w:bookmarkStart w:id="179" w:name="ref-rgbif2017"/>
+    <w:bookmarkEnd w:id="75"/>
+    <w:bookmarkStart w:id="77" w:name="ref-rgbif2017"/>
     <w:p>
       <w:pPr>
         <w:pStyle w:val="Bibliografa"/>
@@ -5802,7 +2488,7 @@
       <w:r>
         <w:t xml:space="preserve">“</w:t>
       </w:r>
-      <w:hyperlink r:id="rId178">
+      <w:hyperlink r:id="rId76">
         <w:r>
           <w:rPr>
             <w:rStyle w:val="Hipervnculo"/>
@@ -5830,8 +2516,8 @@
         <w:t xml:space="preserve">.</w:t>
       </w:r>
     </w:p>
-    <w:bookmarkEnd w:id="179"/>
-    <w:bookmarkStart w:id="181" w:name="X5505a442325355b0839a68b3218c0c66e674e24"/>
+    <w:bookmarkEnd w:id="77"/>
+    <w:bookmarkStart w:id="79" w:name="X5505a442325355b0839a68b3218c0c66e674e24"/>
     <w:p>
       <w:pPr>
         <w:pStyle w:val="Bibliografa"/>
@@ -5864,7 +2550,7 @@
       <w:r>
         <w:t xml:space="preserve">61 (1): 1-10. https://doi.org/</w:t>
       </w:r>
-      <w:hyperlink r:id="rId180">
+      <w:hyperlink r:id="rId78">
         <w:r>
           <w:rPr>
             <w:rStyle w:val="Hipervnculo"/>
@@ -5876,14 +2562,14 @@
         <w:t xml:space="preserve">.</w:t>
       </w:r>
     </w:p>
-    <w:bookmarkEnd w:id="181"/>
-    <w:bookmarkStart w:id="183" w:name="ref-gbif2024"/>
+    <w:bookmarkEnd w:id="79"/>
+    <w:bookmarkStart w:id="81" w:name="ref-gbif2024"/>
     <w:p>
       <w:pPr>
         <w:pStyle w:val="Bibliografa"/>
       </w:pPr>
       <w:r>
-        <w:t xml:space="preserve">GBIF.Org User 2024:</w:t>
+        <w:t xml:space="preserve">GBIF 2024:</w:t>
       </w:r>
       <w:r>
         <w:t xml:space="preserve"> </w:t>
@@ -5894,20 +2580,20 @@
       <w:r>
         <w:t xml:space="preserve">. https://doi.org/</w:t>
       </w:r>
-      <w:hyperlink r:id="rId182">
+      <w:hyperlink r:id="rId80">
         <w:r>
           <w:rPr>
             <w:rStyle w:val="Hipervnculo"/>
           </w:rPr>
-          <w:t xml:space="preserve">10.15468/DL.HTNFWJ</w:t>
+          <w:t xml:space="preserve">https://doi.org/10.15468/dl.bzhg67</w:t>
         </w:r>
       </w:hyperlink>
       <w:r>
         <w:t xml:space="preserve">.</w:t>
       </w:r>
     </w:p>
-    <w:bookmarkEnd w:id="183"/>
-    <w:bookmarkStart w:id="185" w:name="ref-rredlist"/>
+    <w:bookmarkEnd w:id="81"/>
+    <w:bookmarkStart w:id="83" w:name="ref-rredlist"/>
     <w:p>
       <w:pPr>
         <w:pStyle w:val="Bibliografa"/>
@@ -5918,7 +2604,7 @@
       <w:r>
         <w:t xml:space="preserve"> </w:t>
       </w:r>
-      <w:hyperlink r:id="rId184">
+      <w:hyperlink r:id="rId82">
         <w:r>
           <w:rPr>
             <w:rStyle w:val="Hipervnculo"/>
@@ -5932,8 +2618,8 @@
         <w:t xml:space="preserve">.</w:t>
       </w:r>
     </w:p>
-    <w:bookmarkEnd w:id="185"/>
-    <w:bookmarkStart w:id="186" w:name="ref-redherbarios2024"/>
+    <w:bookmarkEnd w:id="83"/>
+    <w:bookmarkStart w:id="84" w:name="ref-redherbarios2024"/>
     <w:p>
       <w:pPr>
         <w:pStyle w:val="Bibliografa"/>
@@ -5951,8 +2637,8 @@
         <w:t xml:space="preserve">.</w:t>
       </w:r>
     </w:p>
-    <w:bookmarkEnd w:id="186"/>
-    <w:bookmarkStart w:id="188" w:name="ref-terra2024"/>
+    <w:bookmarkEnd w:id="84"/>
+    <w:bookmarkStart w:id="86" w:name="ref-terra2024"/>
     <w:p>
       <w:pPr>
         <w:pStyle w:val="Bibliografa"/>
@@ -5963,7 +2649,7 @@
       <w:r>
         <w:t xml:space="preserve"> </w:t>
       </w:r>
-      <w:hyperlink r:id="rId187">
+      <w:hyperlink r:id="rId85">
         <w:r>
           <w:rPr>
             <w:rStyle w:val="Hipervnculo"/>
@@ -5977,8 +2663,8 @@
         <w:t xml:space="preserve">.</w:t>
       </w:r>
     </w:p>
-    <w:bookmarkEnd w:id="188"/>
-    <w:bookmarkStart w:id="190" w:name="Xfafc399701be62cc594ca5faadf6ab0bb605792"/>
+    <w:bookmarkEnd w:id="86"/>
+    <w:bookmarkStart w:id="88" w:name="Xfafc399701be62cc594ca5faadf6ab0bb605792"/>
     <w:p>
       <w:pPr>
         <w:pStyle w:val="Bibliografa"/>
@@ -6011,7 +2697,7 @@
       <w:r>
         <w:t xml:space="preserve">112 (41): 12764-12769. https://doi.org/</w:t>
       </w:r>
-      <w:hyperlink r:id="rId189">
+      <w:hyperlink r:id="rId87">
         <w:r>
           <w:rPr>
             <w:rStyle w:val="Hipervnculo"/>
@@ -6023,8 +2709,8 @@
         <w:t xml:space="preserve">.</w:t>
       </w:r>
     </w:p>
-    <w:bookmarkEnd w:id="190"/>
-    <w:bookmarkStart w:id="191" w:name="ref-hippAndrewhippGlobaloaks20192025"/>
+    <w:bookmarkEnd w:id="88"/>
+    <w:bookmarkStart w:id="89" w:name="ref-hippAndrewhippGlobaloaks20192025"/>
     <w:p>
       <w:pPr>
         <w:pStyle w:val="Bibliografa"/>
@@ -6042,8 +2728,8 @@
         <w:t xml:space="preserve">.</w:t>
       </w:r>
     </w:p>
-    <w:bookmarkEnd w:id="191"/>
-    <w:bookmarkStart w:id="193" w:name="ref-hippGenomicLandscapeGlobal2020"/>
+    <w:bookmarkEnd w:id="89"/>
+    <w:bookmarkStart w:id="91" w:name="ref-hippGenomicLandscapeGlobal2020"/>
     <w:p>
       <w:pPr>
         <w:pStyle w:val="Bibliografa"/>
@@ -6076,7 +2762,7 @@
       <w:r>
         <w:t xml:space="preserve">226 (4): 1198-1212. https://doi.org/</w:t>
       </w:r>
-      <w:hyperlink r:id="rId192">
+      <w:hyperlink r:id="rId90">
         <w:r>
           <w:rPr>
             <w:rStyle w:val="Hipervnculo"/>
@@ -6088,8 +2774,8 @@
         <w:t xml:space="preserve">.</w:t>
       </w:r>
     </w:p>
-    <w:bookmarkEnd w:id="193"/>
-    <w:bookmarkStart w:id="195" w:name="ref-elevatr"/>
+    <w:bookmarkEnd w:id="91"/>
+    <w:bookmarkStart w:id="93" w:name="ref-elevatr"/>
     <w:p>
       <w:pPr>
         <w:pStyle w:val="Bibliografa"/>
@@ -6100,7 +2786,7 @@
       <w:r>
         <w:t xml:space="preserve"> </w:t>
       </w:r>
-      <w:hyperlink r:id="rId194">
+      <w:hyperlink r:id="rId92">
         <w:r>
           <w:rPr>
             <w:rStyle w:val="Hipervnculo"/>
@@ -6114,8 +2800,8 @@
         <w:t xml:space="preserve">.</w:t>
       </w:r>
     </w:p>
-    <w:bookmarkEnd w:id="195"/>
-    <w:bookmarkStart w:id="197" w:name="ref-INEGI2022"/>
+    <w:bookmarkEnd w:id="93"/>
+    <w:bookmarkStart w:id="95" w:name="ref-INEGI2022"/>
     <w:p>
       <w:pPr>
         <w:pStyle w:val="Bibliografa"/>
@@ -6129,7 +2815,7 @@
       <w:r>
         <w:t xml:space="preserve">“</w:t>
       </w:r>
-      <w:hyperlink r:id="rId196">
+      <w:hyperlink r:id="rId94">
         <w:r>
           <w:rPr>
             <w:rStyle w:val="Hipervnculo"/>
@@ -6144,8 +2830,8 @@
         <w:t xml:space="preserve">.</w:t>
       </w:r>
     </w:p>
-    <w:bookmarkEnd w:id="197"/>
-    <w:bookmarkStart w:id="198" w:name="ref-iucn2025"/>
+    <w:bookmarkEnd w:id="95"/>
+    <w:bookmarkStart w:id="96" w:name="ref-iucn2025"/>
     <w:p>
       <w:pPr>
         <w:pStyle w:val="Bibliografa"/>
@@ -6163,8 +2849,79 @@
         <w:t xml:space="preserve">.</w:t>
       </w:r>
     </w:p>
-    <w:bookmarkEnd w:id="198"/>
-    <w:bookmarkStart w:id="199" w:name="ref-morrone2017"/>
+    <w:bookmarkEnd w:id="96"/>
+    <w:bookmarkStart w:id="98" w:name="X5cb1f7b60ce8e85d47f3996e2dbd5cd382b33b9"/>
+    <w:p>
+      <w:pPr>
+        <w:pStyle w:val="Bibliografa"/>
+      </w:pPr>
+      <w:r>
+        <w:t xml:space="preserve">Laffan, S. W.; Rosauer, D. F.; Di Virgilio, G.; Miller, J. T.; González-Orozco, C. E.; Knerr, N.; … Mishler, B. D. 2016:</w:t>
+      </w:r>
+      <w:r>
+        <w:t xml:space="preserve"> </w:t>
+      </w:r>
+      <w:r>
+        <w:t xml:space="preserve">“Range-Weighted Metrics of Species and Phylogenetic Turnover Can Better Resolve Biogeographic Transition Zones”</w:t>
+      </w:r>
+      <w:r>
+        <w:t xml:space="preserve">.</w:t>
+      </w:r>
+      <w:r>
+        <w:t xml:space="preserve"> </w:t>
+      </w:r>
+      <w:r>
+        <w:rPr>
+          <w:i/>
+          <w:iCs/>
+        </w:rPr>
+        <w:t xml:space="preserve">Methods in Ecology and Evolution</w:t>
+      </w:r>
+      <w:r>
+        <w:t xml:space="preserve"> </w:t>
+      </w:r>
+      <w:r>
+        <w:t xml:space="preserve">7 (5): 580-588. https://doi.org/</w:t>
+      </w:r>
+      <w:hyperlink r:id="rId97">
+        <w:r>
+          <w:rPr>
+            <w:rStyle w:val="Hipervnculo"/>
+          </w:rPr>
+          <w:t xml:space="preserve">10.1111/2041-210X.12513</w:t>
+        </w:r>
+      </w:hyperlink>
+      <w:r>
+        <w:t xml:space="preserve">.</w:t>
+      </w:r>
+    </w:p>
+    <w:bookmarkEnd w:id="98"/>
+    <w:bookmarkStart w:id="99" w:name="ref-Tropicos2025"/>
+    <w:p>
+      <w:pPr>
+        <w:pStyle w:val="Bibliografa"/>
+      </w:pPr>
+      <w:r>
+        <w:t xml:space="preserve">Missouri Botanical Garden 2025:</w:t>
+      </w:r>
+      <w:r>
+        <w:t xml:space="preserve"> </w:t>
+      </w:r>
+      <w:r>
+        <w:t xml:space="preserve">“</w:t>
+      </w:r>
+      <w:r>
+        <w:t xml:space="preserve">Tropicos.org</w:t>
+      </w:r>
+      <w:r>
+        <w:t xml:space="preserve">”</w:t>
+      </w:r>
+      <w:r>
+        <w:t xml:space="preserve">.</w:t>
+      </w:r>
+    </w:p>
+    <w:bookmarkEnd w:id="99"/>
+    <w:bookmarkStart w:id="100" w:name="ref-morrone2017"/>
     <w:p>
       <w:pPr>
         <w:pStyle w:val="Bibliografa"/>
@@ -6198,8 +2955,8 @@
         <w:t xml:space="preserve">4277 (2): 277-279.</w:t>
       </w:r>
     </w:p>
-    <w:bookmarkEnd w:id="199"/>
-    <w:bookmarkStart w:id="200" w:name="ref-morrone2017shp"/>
+    <w:bookmarkEnd w:id="100"/>
+    <w:bookmarkStart w:id="101" w:name="ref-morrone2017shp"/>
     <w:p>
       <w:pPr>
         <w:pStyle w:val="Bibliografa"/>
@@ -6217,8 +2974,8 @@
         <w:t xml:space="preserve">.</w:t>
       </w:r>
     </w:p>
-    <w:bookmarkEnd w:id="200"/>
-    <w:bookmarkStart w:id="202" w:name="ref-ape2019"/>
+    <w:bookmarkEnd w:id="101"/>
+    <w:bookmarkStart w:id="103" w:name="ref-ape2019"/>
     <w:p>
       <w:pPr>
         <w:pStyle w:val="Bibliografa"/>
@@ -6260,7 +3017,7 @@
       <w:r>
         <w:t xml:space="preserve">35: 526-528. https://doi.org/</w:t>
       </w:r>
-      <w:hyperlink r:id="rId201">
+      <w:hyperlink r:id="rId102">
         <w:r>
           <w:rPr>
             <w:rStyle w:val="Hipervnculo"/>
@@ -6272,8 +3029,8 @@
         <w:t xml:space="preserve">.</w:t>
       </w:r>
     </w:p>
-    <w:bookmarkEnd w:id="202"/>
-    <w:bookmarkStart w:id="204" w:name="ref-sf2018"/>
+    <w:bookmarkEnd w:id="103"/>
+    <w:bookmarkStart w:id="105" w:name="ref-sf2018"/>
     <w:p>
       <w:pPr>
         <w:pStyle w:val="Bibliografa"/>
@@ -6312,7 +3069,7 @@
       <w:r>
         <w:t xml:space="preserve">10 (1): 439-446. https://doi.org/</w:t>
       </w:r>
-      <w:hyperlink r:id="rId203">
+      <w:hyperlink r:id="rId104">
         <w:r>
           <w:rPr>
             <w:rStyle w:val="Hipervnculo"/>
@@ -6324,13 +3081,78 @@
         <w:t xml:space="preserve">.</w:t>
       </w:r>
     </w:p>
-    <w:bookmarkEnd w:id="204"/>
-    <w:bookmarkStart w:id="206" w:name="ref-r2024"/>
+    <w:bookmarkEnd w:id="105"/>
+    <w:bookmarkStart w:id="107" w:name="ref-sf2023"/>
     <w:p>
       <w:pPr>
         <w:pStyle w:val="Bibliografa"/>
       </w:pPr>
       <w:r>
+        <w:t xml:space="preserve">Pebesma, E. y Bivand, R. 2023:</w:t>
+      </w:r>
+      <w:r>
+        <w:t xml:space="preserve"> </w:t>
+      </w:r>
+      <w:hyperlink r:id="rId106">
+        <w:r>
+          <w:rPr>
+            <w:rStyle w:val="Hipervnculo"/>
+            <w:i/>
+            <w:iCs/>
+          </w:rPr>
+          <w:t xml:space="preserve">Spatial Data Science: With applications in R</w:t>
+        </w:r>
+      </w:hyperlink>
+      <w:r>
+        <w:t xml:space="preserve">.</w:t>
+      </w:r>
+      <w:r>
+        <w:t xml:space="preserve"> </w:t>
+      </w:r>
+      <w:r>
+        <w:t xml:space="preserve">Chapman and Hall/CRC</w:t>
+      </w:r>
+      <w:r>
+        <w:t xml:space="preserve">.</w:t>
+      </w:r>
+    </w:p>
+    <w:bookmarkEnd w:id="107"/>
+    <w:bookmarkStart w:id="109" w:name="ref-POWO2025"/>
+    <w:p>
+      <w:pPr>
+        <w:pStyle w:val="Bibliografa"/>
+      </w:pPr>
+      <w:r>
+        <w:t xml:space="preserve">POWO 2025:</w:t>
+      </w:r>
+      <w:r>
+        <w:t xml:space="preserve"> </w:t>
+      </w:r>
+      <w:r>
+        <w:t xml:space="preserve">“</w:t>
+      </w:r>
+      <w:hyperlink r:id="rId108">
+        <w:r>
+          <w:rPr>
+            <w:rStyle w:val="Hipervnculo"/>
+          </w:rPr>
+          <w:t xml:space="preserve">Plants of the World Online</w:t>
+        </w:r>
+      </w:hyperlink>
+      <w:r>
+        <w:t xml:space="preserve">”</w:t>
+      </w:r>
+      <w:r>
+        <w:t xml:space="preserve">.</w:t>
+      </w:r>
+    </w:p>
+    <w:bookmarkEnd w:id="109"/>
+    <w:bookmarkStart w:id="111" w:name="ref-r2024"/>
+    <w:p>
+      <w:pPr>
+        <w:pStyle w:val="Bibliografa"/>
+      </w:pPr>
+      <w:r>
         <w:t xml:space="preserve">Team, R. C. 2024:</w:t>
       </w:r>
       <w:r>
@@ -6339,7 +3161,7 @@
       <w:r>
         <w:t xml:space="preserve">“</w:t>
       </w:r>
-      <w:hyperlink r:id="rId205">
+      <w:hyperlink r:id="rId110">
         <w:r>
           <w:rPr>
             <w:rStyle w:val="Hipervnculo"/>
@@ -6354,28 +3176,55 @@
         <w:t xml:space="preserve">.</w:t>
       </w:r>
     </w:p>
-    <w:bookmarkEnd w:id="206"/>
-    <w:bookmarkStart w:id="207" w:name="ref-wickham2019"/>
+    <w:bookmarkEnd w:id="111"/>
+    <w:bookmarkStart w:id="113" w:name="ref-zizka2019"/>
     <w:p>
       <w:pPr>
         <w:pStyle w:val="Bibliografa"/>
       </w:pPr>
       <w:r>
-        <w:t xml:space="preserve">Wickham, H. et al. 2019:</w:t>
-      </w:r>
-      <w:r>
-        <w:t xml:space="preserve"> </w:t>
-      </w:r>
-      <w:r>
-        <w:t xml:space="preserve">“tidyverse: Easily Install and Load the ’Tidyverse’ Packages”</w:t>
+        <w:t xml:space="preserve">Zizka, A.; Silvestro, D.; Andermann, T.; Azevedo, J.; Duarte Ritter, C.; Edler, D.; … Antonelli, A. 2019:</w:t>
+      </w:r>
+      <w:r>
+        <w:t xml:space="preserve"> </w:t>
+      </w:r>
+      <w:r>
+        <w:t xml:space="preserve">“CoordinateCleaner: standardized cleaning of occurrence records from biological collection databases”</w:t>
       </w:r>
       <w:r>
         <w:t xml:space="preserve">.</w:t>
       </w:r>
-    </w:p>
-    <w:bookmarkEnd w:id="207"/>
-    <w:bookmarkEnd w:id="208"/>
-    <w:bookmarkEnd w:id="209"/>
+      <w:r>
+        <w:t xml:space="preserve"> </w:t>
+      </w:r>
+      <w:r>
+        <w:rPr>
+          <w:i/>
+          <w:iCs/>
+        </w:rPr>
+        <w:t xml:space="preserve">Methods in Ecology and Evolution</w:t>
+      </w:r>
+      <w:r>
+        <w:t xml:space="preserve"> </w:t>
+      </w:r>
+      <w:r>
+        <w:t xml:space="preserve">10 (5): 744-751. https://doi.org/</w:t>
+      </w:r>
+      <w:hyperlink r:id="rId112">
+        <w:r>
+          <w:rPr>
+            <w:rStyle w:val="Hipervnculo"/>
+          </w:rPr>
+          <w:t xml:space="preserve">10.1111/2041-210X.13152</w:t>
+        </w:r>
+      </w:hyperlink>
+      <w:r>
+        <w:t xml:space="preserve">.</w:t>
+      </w:r>
+    </w:p>
+    <w:bookmarkEnd w:id="113"/>
+    <w:bookmarkEnd w:id="114"/>
+    <w:bookmarkEnd w:id="115"/>
     <w:sectPr>
       <w:pgSz w:h="15840" w:w="12240"/>
       <w:pgMar w:bottom="1440" w:footer="0" w:gutter="0" w:header="0" w:left="1440" w:right="1440" w:top="1440"/>
@@ -7173,91 +4022,6 @@
     </w:lvl>
     <w:lvl w:ilvl="8">
       <w:start w:val="3"/>
-      <w:numFmt w:val="decimal"/>
-      <w:lvlText w:val="%9."/>
-      <w:lvlJc w:val="left"/>
-      <w:pPr>
-        <w:ind w:left="6480" w:hanging="360"/>
-      </w:pPr>
-    </w:lvl>
-  </w:abstractNum>
-  <w:abstractNum w:abstractNumId="99311">
-    <w:nsid w:val="00A99311"/>
-    <w:multiLevelType w:val="multilevel"/>
-    <w:lvl w:ilvl="0">
-      <w:start w:val="1"/>
-      <w:numFmt w:val="decimal"/>
-      <w:lvlText w:val="%1."/>
-      <w:lvlJc w:val="left"/>
-      <w:pPr>
-        <w:ind w:left="720" w:hanging="360"/>
-      </w:pPr>
-    </w:lvl>
-    <w:lvl w:ilvl="1">
-      <w:start w:val="1"/>
-      <w:numFmt w:val="decimal"/>
-      <w:lvlText w:val="%2."/>
-      <w:lvlJc w:val="left"/>
-      <w:pPr>
-        <w:ind w:left="1440" w:hanging="360"/>
-      </w:pPr>
-    </w:lvl>
-    <w:lvl w:ilvl="2">
-      <w:start w:val="1"/>
-      <w:numFmt w:val="decimal"/>
-      <w:lvlText w:val="%3."/>
-      <w:lvlJc w:val="left"/>
-      <w:pPr>
-        <w:ind w:left="2160" w:hanging="360"/>
-      </w:pPr>
-    </w:lvl>
-    <w:lvl w:ilvl="3">
-      <w:start w:val="1"/>
-      <w:numFmt w:val="decimal"/>
-      <w:lvlText w:val="%4."/>
-      <w:lvlJc w:val="left"/>
-      <w:pPr>
-        <w:ind w:left="2880" w:hanging="360"/>
-      </w:pPr>
-    </w:lvl>
-    <w:lvl w:ilvl="4">
-      <w:start w:val="1"/>
-      <w:numFmt w:val="decimal"/>
-      <w:lvlText w:val="%5."/>
-      <w:lvlJc w:val="left"/>
-      <w:pPr>
-        <w:ind w:left="3600" w:hanging="360"/>
-      </w:pPr>
-    </w:lvl>
-    <w:lvl w:ilvl="5">
-      <w:start w:val="1"/>
-      <w:numFmt w:val="decimal"/>
-      <w:lvlText w:val="%6."/>
-      <w:lvlJc w:val="left"/>
-      <w:pPr>
-        <w:ind w:left="4320" w:hanging="360"/>
-      </w:pPr>
-    </w:lvl>
-    <w:lvl w:ilvl="6">
-      <w:start w:val="1"/>
-      <w:numFmt w:val="decimal"/>
-      <w:lvlText w:val="%7."/>
-      <w:lvlJc w:val="left"/>
-      <w:pPr>
-        <w:ind w:left="5040" w:hanging="360"/>
-      </w:pPr>
-    </w:lvl>
-    <w:lvl w:ilvl="7">
-      <w:start w:val="1"/>
-      <w:numFmt w:val="decimal"/>
-      <w:lvlText w:val="%8."/>
-      <w:lvlJc w:val="left"/>
-      <w:pPr>
-        <w:ind w:left="5760" w:hanging="360"/>
-      </w:pPr>
-    </w:lvl>
-    <w:lvl w:ilvl="8">
-      <w:start w:val="1"/>
       <w:numFmt w:val="decimal"/>
       <w:lvlText w:val="%9."/>
       <w:lvlJc w:val="left"/>
@@ -7457,36 +4221,6 @@
     </w:lvlOverride>
   </w:num>
   <w:num w:numId="1004">
-    <w:abstractNumId w:val="99311"/>
-    <w:lvlOverride w:ilvl="0">
-      <w:startOverride w:val="1"/>
-    </w:lvlOverride>
-    <w:lvlOverride w:ilvl="1">
-      <w:startOverride w:val="1"/>
-    </w:lvlOverride>
-    <w:lvlOverride w:ilvl="2">
-      <w:startOverride w:val="1"/>
-    </w:lvlOverride>
-    <w:lvlOverride w:ilvl="3">
-      <w:startOverride w:val="1"/>
-    </w:lvlOverride>
-    <w:lvlOverride w:ilvl="4">
-      <w:startOverride w:val="1"/>
-    </w:lvlOverride>
-    <w:lvlOverride w:ilvl="5">
-      <w:startOverride w:val="1"/>
-    </w:lvlOverride>
-    <w:lvlOverride w:ilvl="6">
-      <w:startOverride w:val="1"/>
-    </w:lvlOverride>
-    <w:lvlOverride w:ilvl="7">
-      <w:startOverride w:val="1"/>
-    </w:lvlOverride>
-    <w:lvlOverride w:ilvl="8">
-      <w:startOverride w:val="1"/>
-    </w:lvlOverride>
-  </w:num>
-  <w:num w:numId="1005">
     <w:abstractNumId w:val="99411"/>
     <w:lvlOverride w:ilvl="0">
       <w:startOverride w:val="1"/>
@@ -7516,7 +4250,7 @@
       <w:startOverride w:val="1"/>
     </w:lvlOverride>
   </w:num>
-  <w:num w:numId="1006">
+  <w:num w:numId="1005">
     <w:abstractNumId w:val="99412"/>
     <w:lvlOverride w:ilvl="0">
       <w:startOverride w:val="2"/>
@@ -7546,7 +4280,7 @@
       <w:startOverride w:val="2"/>
     </w:lvlOverride>
   </w:num>
-  <w:num w:numId="1007">
+  <w:num w:numId="1006">
     <w:abstractNumId w:val="99413"/>
     <w:lvlOverride w:ilvl="0">
       <w:startOverride w:val="3"/>
@@ -7576,7 +4310,7 @@
       <w:startOverride w:val="3"/>
     </w:lvlOverride>
   </w:num>
-  <w:num w:numId="1008">
+  <w:num w:numId="1007">
     <w:abstractNumId w:val="99415"/>
     <w:lvlOverride w:ilvl="0">
       <w:startOverride w:val="5"/>
